--- a/doc/《星群下的幻影奇談》細流.docx
+++ b/doc/《星群下的幻影奇談》細流.docx
@@ -7,7 +7,7 @@
         <w:widowControl/>
         <w:jc w:val="center"/>
         <w:rPr>
-          <w:rFonts w:ascii="Topedia Sans TW Beta" w:eastAsia="Topedia Sans TW Beta" w:hAnsi="Topedia Sans TW Beta" w:cs="Cambria"/>
+          <w:rFonts w:ascii="Topedia Sans TW Beta" w:eastAsia="Topedia Sans TW Beta" w:hAnsi="Topedia Sans TW Beta" w:cs="新細明體"/>
           <w:b/>
           <w:bCs/>
           <w:color w:val="1C1E21"/>
@@ -217,6 +217,4564 @@
       <w:tblPr>
         <w:tblStyle w:val="a8"/>
         <w:tblW w:w="10768" w:type="dxa"/>
+        <w:tblLook w:val="04A0" w:firstRow="1" w:lastRow="0" w:firstColumn="1" w:lastColumn="0" w:noHBand="0" w:noVBand="1"/>
+      </w:tblPr>
+      <w:tblGrid>
+        <w:gridCol w:w="1417"/>
+        <w:gridCol w:w="5102"/>
+        <w:gridCol w:w="2551"/>
+        <w:gridCol w:w="1698"/>
+      </w:tblGrid>
+      <w:tr>
+        <w:tc>
+          <w:tcPr>
+            <w:tcW w:w="1417" w:type="dxa"/>
+            <w:vAlign w:val="center"/>
+          </w:tcPr>
+          <w:p>
+            <w:pPr>
+              <w:widowControl/>
+              <w:jc w:val="center"/>
+              <w:rPr>
+                <w:rFonts w:ascii="Topedia Sans TW Beta" w:eastAsia="Topedia Sans TW Beta" w:hAnsi="Topedia Sans TW Beta" w:cs="Cambria"/>
+                <w:kern w:val="0"/>
+                <w:szCs w:val="24"/>
+                <w14:ligatures w14:val="none"/>
+              </w:rPr>
+            </w:pPr>
+            <w:r>
+              <w:rPr>
+                <w:rFonts w:ascii="Topedia Sans TW Beta" w:eastAsia="Topedia Sans TW Beta" w:hAnsi="Topedia Sans TW Beta" w:cs="Cambria" w:hint="eastAsia"/>
+                <w:kern w:val="0"/>
+                <w:szCs w:val="24"/>
+                <w14:ligatures w14:val="none"/>
+              </w:rPr>
+              <w:t>時間</w:t>
+            </w:r>
+          </w:p>
+        </w:tc>
+        <w:tc>
+          <w:tcPr>
+            <w:tcW w:w="5102" w:type="dxa"/>
+            <w:vAlign w:val="center"/>
+          </w:tcPr>
+          <w:p>
+            <w:pPr>
+              <w:widowControl/>
+              <w:jc w:val="center"/>
+              <w:rPr>
+                <w:rFonts w:ascii="Topedia Sans TW Beta" w:eastAsia="Topedia Sans TW Beta" w:hAnsi="Topedia Sans TW Beta" w:cs="Cambria"/>
+                <w:kern w:val="0"/>
+                <w:szCs w:val="24"/>
+                <w14:ligatures w14:val="none"/>
+              </w:rPr>
+            </w:pPr>
+            <w:r>
+              <w:rPr>
+                <w:rFonts w:ascii="Topedia Sans TW Beta" w:eastAsia="Topedia Sans TW Beta" w:hAnsi="Topedia Sans TW Beta" w:cs="Cambria" w:hint="eastAsia"/>
+                <w:kern w:val="0"/>
+                <w:szCs w:val="24"/>
+                <w14:ligatures w14:val="none"/>
+              </w:rPr>
+              <w:t>演出人員</w:t>
+            </w:r>
+          </w:p>
+        </w:tc>
+        <w:tc>
+          <w:tcPr>
+            <w:tcW w:w="2551" w:type="dxa"/>
+            <w:vAlign w:val="center"/>
+          </w:tcPr>
+          <w:p>
+            <w:pPr>
+              <w:widowControl/>
+              <w:jc w:val="center"/>
+              <w:rPr>
+                <w:rFonts w:ascii="Topedia Sans TW Beta" w:eastAsia="Topedia Sans TW Beta" w:hAnsi="Topedia Sans TW Beta" w:cs="Cambria"/>
+                <w:kern w:val="0"/>
+                <w:szCs w:val="24"/>
+                <w14:ligatures w14:val="none"/>
+              </w:rPr>
+            </w:pPr>
+            <w:r>
+              <w:rPr>
+                <w:rFonts w:ascii="Topedia Sans TW Beta" w:eastAsia="Topedia Sans TW Beta" w:hAnsi="Topedia Sans TW Beta" w:cs="Cambria" w:hint="eastAsia"/>
+                <w:kern w:val="0"/>
+                <w:szCs w:val="24"/>
+                <w14:ligatures w14:val="none"/>
+              </w:rPr>
+              <w:t>工作人員</w:t>
+            </w:r>
+          </w:p>
+        </w:tc>
+        <w:tc>
+          <w:tcPr>
+            <w:tcW w:w="1698" w:type="dxa"/>
+            <w:vAlign w:val="center"/>
+          </w:tcPr>
+          <w:p>
+            <w:pPr>
+              <w:widowControl/>
+              <w:jc w:val="center"/>
+              <w:rPr>
+                <w:rFonts w:ascii="Topedia Sans TW Beta" w:eastAsia="Topedia Sans TW Beta" w:hAnsi="Topedia Sans TW Beta" w:cs="Cambria"/>
+                <w:kern w:val="0"/>
+                <w:szCs w:val="24"/>
+                <w14:ligatures w14:val="none"/>
+              </w:rPr>
+            </w:pPr>
+            <w:r>
+              <w:rPr>
+                <w:rFonts w:ascii="Topedia Sans TW Beta" w:eastAsia="Topedia Sans TW Beta" w:hAnsi="Topedia Sans TW Beta" w:cs="Cambria" w:hint="eastAsia"/>
+                <w:kern w:val="0"/>
+                <w:szCs w:val="24"/>
+                <w14:ligatures w14:val="none"/>
+              </w:rPr>
+              <w:t>備註</w:t>
+            </w:r>
+          </w:p>
+        </w:tc>
+      </w:tr>
+      <w:tr>
+        <w:tc>
+          <w:tcPr>
+            <w:tcW w:w="1417" w:type="dxa"/>
+            <w:vAlign w:val="center"/>
+          </w:tcPr>
+          <w:p>
+            <w:pPr>
+              <w:widowControl/>
+              <w:jc w:val="center"/>
+              <w:rPr>
+                <w:rFonts w:ascii="Topedia Sans TW Beta" w:eastAsia="Topedia Sans TW Beta" w:hAnsi="Topedia Sans TW Beta" w:cs="Cambria"/>
+                <w:kern w:val="0"/>
+                <w:sz w:val="20"/>
+                <w:szCs w:val="20"/>
+                <w14:ligatures w14:val="none"/>
+              </w:rPr>
+            </w:pPr>
+            <w:r>
+              <w:rPr>
+                <w:rFonts w:ascii="Topedia Sans TW Beta" w:eastAsia="Topedia Sans TW Beta" w:hAnsi="Topedia Sans TW Beta" w:cs="Cambria" w:hint="eastAsia"/>
+                <w:kern w:val="0"/>
+                <w:sz w:val="20"/>
+                <w:szCs w:val="20"/>
+                <w14:ligatures w14:val="none"/>
+              </w:rPr>
+              <w:t>08:</w:t>
+            </w:r>
+            <w:r>
+              <w:rPr>
+                <w:rFonts w:ascii="Topedia Sans TW Beta" w:eastAsia="Topedia Sans TW Beta" w:hAnsi="Topedia Sans TW Beta" w:cs="Cambria" w:hint="eastAsia"/>
+                <w:kern w:val="0"/>
+                <w:sz w:val="20"/>
+                <w:szCs w:val="20"/>
+                <w14:ligatures w14:val="none"/>
+              </w:rPr>
+              <w:t>3</w:t>
+            </w:r>
+            <w:r>
+              <w:rPr>
+                <w:rFonts w:ascii="Topedia Sans TW Beta" w:eastAsia="Topedia Sans TW Beta" w:hAnsi="Topedia Sans TW Beta" w:cs="Cambria" w:hint="eastAsia"/>
+                <w:kern w:val="0"/>
+                <w:sz w:val="20"/>
+                <w:szCs w:val="20"/>
+                <w14:ligatures w14:val="none"/>
+              </w:rPr>
+              <w:t>0-09:00</w:t>
+            </w:r>
+          </w:p>
+        </w:tc>
+        <w:tc>
+          <w:tcPr>
+            <w:tcW w:w="5102" w:type="dxa"/>
+            <w:vAlign w:val="center"/>
+          </w:tcPr>
+          <w:p>
+            <w:pPr>
+              <w:widowControl/>
+              <w:jc w:val="center"/>
+              <w:rPr>
+                <w:rFonts w:ascii="Topedia Sans TW Beta" w:eastAsia="Topedia Sans TW Beta" w:hAnsi="Topedia Sans TW Beta" w:cs="Cambria"/>
+                <w:b/>
+                <w:bCs/>
+                <w:kern w:val="0"/>
+                <w:sz w:val="21"/>
+                <w:szCs w:val="21"/>
+                <w14:ligatures w14:val="none"/>
+              </w:rPr>
+            </w:pPr>
+            <w:r>
+              <w:rPr>
+                <w:rFonts w:ascii="Topedia Sans TW Beta" w:eastAsia="Topedia Sans TW Beta" w:hAnsi="Topedia Sans TW Beta" w:cs="Cambria" w:hint="eastAsia"/>
+                <w:b/>
+                <w:bCs/>
+                <w:color w:val="EE0000"/>
+                <w:kern w:val="0"/>
+                <w:sz w:val="21"/>
+                <w:szCs w:val="21"/>
+                <w14:ligatures w14:val="none"/>
+              </w:rPr>
+              <w:t>08:20 集合／09:00 須撤離 B313排練室</w:t>
+            </w:r>
+          </w:p>
+          <w:p>
+            <w:pPr>
+              <w:widowControl/>
+              <w:jc w:val="center"/>
+              <w:rPr>
+                <w:rFonts w:ascii="Topedia Sans TW Beta" w:eastAsia="Topedia Sans TW Beta" w:hAnsi="Topedia Sans TW Beta" w:cs="Cambria"/>
+                <w:kern w:val="0"/>
+                <w:sz w:val="21"/>
+                <w:szCs w:val="21"/>
+                <w14:ligatures w14:val="none"/>
+              </w:rPr>
+            </w:pPr>
+            <w:r>
+              <w:rPr>
+                <w:rFonts w:ascii="Topedia Sans TW Beta" w:eastAsia="Topedia Sans TW Beta" w:hAnsi="Topedia Sans TW Beta" w:cs="Cambria" w:hint="eastAsia"/>
+                <w:b/>
+                <w:bCs/>
+                <w:kern w:val="0"/>
+                <w:sz w:val="21"/>
+                <w:szCs w:val="21"/>
+                <w:bdr w:val="single" w:sz="4" w:space="0" w:color="auto"/>
+                <w14:ligatures w14:val="none"/>
+              </w:rPr>
+              <w:t>打擊</w:t>
+            </w:r>
+            <w:r>
+              <w:rPr>
+                <w:rFonts w:ascii="Topedia Sans TW Beta" w:eastAsia="Topedia Sans TW Beta" w:hAnsi="Topedia Sans TW Beta" w:cs="Cambria" w:hint="eastAsia"/>
+                <w:b/>
+                <w:bCs/>
+                <w:kern w:val="0"/>
+                <w:sz w:val="21"/>
+                <w:szCs w:val="21"/>
+                <w14:ligatures w14:val="none"/>
+              </w:rPr>
+              <w:t xml:space="preserve"> </w:t>
+            </w:r>
+            <w:r>
+              <w:rPr>
+                <w:rFonts w:ascii="Topedia Sans TW Beta" w:eastAsia="Topedia Sans TW Beta" w:hAnsi="Topedia Sans TW Beta" w:cs="Cambria" w:hint="eastAsia"/>
+                <w:kern w:val="0"/>
+                <w:sz w:val="21"/>
+                <w:szCs w:val="21"/>
+                <w14:ligatures w14:val="none"/>
+              </w:rPr>
+              <w:t>搬樂器（從B313排練室搬到後台）</w:t>
+            </w:r>
+          </w:p>
+          <w:p>
+            <w:pPr>
+              <w:widowControl/>
+              <w:jc w:val="center"/>
+              <w:rPr>
+                <w:rFonts w:ascii="Topedia Sans TW Beta" w:eastAsia="Topedia Sans TW Beta" w:hAnsi="Topedia Sans TW Beta" w:cs="Cambria" w:hint="eastAsia"/>
+                <w:kern w:val="0"/>
+                <w:sz w:val="21"/>
+                <w:szCs w:val="21"/>
+                <w14:ligatures w14:val="none"/>
+              </w:rPr>
+            </w:pPr>
+          </w:p>
+        </w:tc>
+        <w:tc>
+          <w:tcPr>
+            <w:tcW w:w="2551" w:type="dxa"/>
+            <w:vAlign w:val="center"/>
+          </w:tcPr>
+          <w:p>
+            <w:pPr>
+              <w:widowControl/>
+              <w:jc w:val="center"/>
+              <w:rPr>
+                <w:rFonts w:ascii="Topedia Sans TW Beta" w:eastAsia="Topedia Sans TW Beta" w:hAnsi="Topedia Sans TW Beta" w:cs="Cambria"/>
+                <w:kern w:val="0"/>
+                <w:sz w:val="21"/>
+                <w:szCs w:val="21"/>
+                <w14:ligatures w14:val="none"/>
+              </w:rPr>
+            </w:pPr>
+          </w:p>
+        </w:tc>
+        <w:tc>
+          <w:tcPr>
+            <w:tcW w:w="1698" w:type="dxa"/>
+            <w:vAlign w:val="center"/>
+          </w:tcPr>
+          <w:p>
+            <w:pPr>
+              <w:widowControl/>
+              <w:jc w:val="center"/>
+              <w:rPr>
+                <w:rFonts w:ascii="Topedia Sans TW Beta" w:eastAsia="Topedia Sans TW Beta" w:hAnsi="Topedia Sans TW Beta" w:cs="Cambria"/>
+                <w:kern w:val="0"/>
+                <w:sz w:val="21"/>
+                <w:szCs w:val="21"/>
+                <w14:ligatures w14:val="none"/>
+              </w:rPr>
+            </w:pPr>
+          </w:p>
+        </w:tc>
+      </w:tr>
+      <w:tr>
+        <w:tc>
+          <w:tcPr>
+            <w:tcW w:w="1417" w:type="dxa"/>
+            <w:vAlign w:val="center"/>
+          </w:tcPr>
+          <w:p>
+            <w:pPr>
+              <w:widowControl/>
+              <w:jc w:val="center"/>
+              <w:rPr>
+                <w:rFonts w:ascii="Topedia Sans TW Beta" w:eastAsia="Topedia Sans TW Beta" w:hAnsi="Topedia Sans TW Beta" w:cs="Cambria"/>
+                <w:kern w:val="0"/>
+                <w:sz w:val="20"/>
+                <w:szCs w:val="20"/>
+                <w14:ligatures w14:val="none"/>
+              </w:rPr>
+            </w:pPr>
+            <w:r>
+              <w:rPr>
+                <w:rFonts w:ascii="Topedia Sans TW Beta" w:eastAsia="Topedia Sans TW Beta" w:hAnsi="Topedia Sans TW Beta" w:cs="Cambria" w:hint="eastAsia"/>
+                <w:kern w:val="0"/>
+                <w:sz w:val="20"/>
+                <w:szCs w:val="20"/>
+                <w14:ligatures w14:val="none"/>
+              </w:rPr>
+              <w:t>09:00-09:30</w:t>
+            </w:r>
+          </w:p>
+        </w:tc>
+        <w:tc>
+          <w:tcPr>
+            <w:tcW w:w="5102" w:type="dxa"/>
+            <w:vAlign w:val="center"/>
+          </w:tcPr>
+          <w:p>
+            <w:pPr>
+              <w:widowControl/>
+              <w:jc w:val="center"/>
+              <w:rPr>
+                <w:rFonts w:ascii="Topedia Sans TW Beta" w:eastAsia="Topedia Sans TW Beta" w:hAnsi="Topedia Sans TW Beta" w:cs="Cambria"/>
+                <w:kern w:val="0"/>
+                <w:sz w:val="21"/>
+                <w:szCs w:val="21"/>
+                <w14:ligatures w14:val="none"/>
+              </w:rPr>
+            </w:pPr>
+            <w:r>
+              <w:rPr>
+                <w:rFonts w:ascii="Topedia Sans TW Beta" w:eastAsia="Topedia Sans TW Beta" w:hAnsi="Topedia Sans TW Beta" w:cs="Cambria" w:hint="eastAsia"/>
+                <w:b/>
+                <w:bCs/>
+                <w:kern w:val="0"/>
+                <w:sz w:val="21"/>
+                <w:szCs w:val="21"/>
+                <w:bdr w:val="single" w:sz="4" w:space="0" w:color="auto"/>
+                <w14:ligatures w14:val="none"/>
+              </w:rPr>
+              <w:t>打擊</w:t>
+            </w:r>
+            <w:r>
+              <w:rPr>
+                <w:rFonts w:ascii="Topedia Sans TW Beta" w:eastAsia="Topedia Sans TW Beta" w:hAnsi="Topedia Sans TW Beta" w:cs="Cambria" w:hint="eastAsia"/>
+                <w:b/>
+                <w:bCs/>
+                <w:kern w:val="0"/>
+                <w:sz w:val="21"/>
+                <w:szCs w:val="21"/>
+                <w14:ligatures w14:val="none"/>
+              </w:rPr>
+              <w:t xml:space="preserve"> </w:t>
+            </w:r>
+            <w:r>
+              <w:rPr>
+                <w:rFonts w:ascii="Topedia Sans TW Beta" w:eastAsia="Topedia Sans TW Beta" w:hAnsi="Topedia Sans TW Beta" w:cs="Cambria" w:hint="eastAsia"/>
+                <w:kern w:val="0"/>
+                <w:sz w:val="21"/>
+                <w:szCs w:val="21"/>
+                <w14:ligatures w14:val="none"/>
+              </w:rPr>
+              <w:t>打擊樂器定位</w:t>
+            </w:r>
+          </w:p>
+          <w:p>
+            <w:pPr>
+              <w:widowControl/>
+              <w:jc w:val="center"/>
+              <w:rPr>
+                <w:rFonts w:ascii="Topedia Sans TW Beta" w:eastAsia="Topedia Sans TW Beta" w:hAnsi="Topedia Sans TW Beta" w:cs="Cambria"/>
+                <w:kern w:val="0"/>
+                <w:sz w:val="21"/>
+                <w:szCs w:val="21"/>
+                <w14:ligatures w14:val="none"/>
+              </w:rPr>
+            </w:pPr>
+          </w:p>
+        </w:tc>
+        <w:tc>
+          <w:tcPr>
+            <w:tcW w:w="2551" w:type="dxa"/>
+            <w:vAlign w:val="center"/>
+          </w:tcPr>
+          <w:p>
+            <w:pPr>
+              <w:widowControl/>
+              <w:jc w:val="center"/>
+              <w:rPr>
+                <w:rFonts w:ascii="Topedia Sans TW Beta" w:eastAsia="Topedia Sans TW Beta" w:hAnsi="Topedia Sans TW Beta" w:cs="Cambria"/>
+                <w:kern w:val="0"/>
+                <w:sz w:val="21"/>
+                <w:szCs w:val="21"/>
+                <w14:ligatures w14:val="none"/>
+              </w:rPr>
+            </w:pPr>
+            <w:r>
+              <w:rPr>
+                <w:rFonts w:ascii="Topedia Sans TW Beta" w:eastAsia="Topedia Sans TW Beta" w:hAnsi="Topedia Sans TW Beta" w:cs="Cambria" w:hint="eastAsia"/>
+                <w:b/>
+                <w:bCs/>
+                <w:kern w:val="0"/>
+                <w:sz w:val="21"/>
+                <w:szCs w:val="21"/>
+                <w:bdr w:val="single" w:sz="4" w:space="0" w:color="auto"/>
+                <w14:ligatures w14:val="none"/>
+              </w:rPr>
+              <w:t>w/館方</w:t>
+            </w:r>
+            <w:r>
+              <w:rPr>
+                <w:rFonts w:ascii="Topedia Sans TW Beta" w:eastAsia="Topedia Sans TW Beta" w:hAnsi="Topedia Sans TW Beta" w:cs="Cambria" w:hint="eastAsia"/>
+                <w:kern w:val="0"/>
+                <w:sz w:val="21"/>
+                <w:szCs w:val="21"/>
+                <w14:ligatures w14:val="none"/>
+              </w:rPr>
+              <w:t xml:space="preserve"> </w:t>
+            </w:r>
+            <w:proofErr w:type="gramStart"/>
+            <w:r>
+              <w:rPr>
+                <w:rFonts w:ascii="Topedia Sans TW Beta" w:eastAsia="Topedia Sans TW Beta" w:hAnsi="Topedia Sans TW Beta" w:cs="Cambria"/>
+                <w:kern w:val="0"/>
+                <w:sz w:val="21"/>
+                <w:szCs w:val="21"/>
+                <w14:ligatures w14:val="none"/>
+              </w:rPr>
+              <w:t>舞台</w:t>
+            </w:r>
+            <w:r>
+              <w:rPr>
+                <w:rFonts w:ascii="Topedia Sans TW Beta" w:eastAsia="Topedia Sans TW Beta" w:hAnsi="Topedia Sans TW Beta" w:cs="Cambria" w:hint="eastAsia"/>
+                <w:kern w:val="0"/>
+                <w:sz w:val="21"/>
+                <w:szCs w:val="21"/>
+                <w14:ligatures w14:val="none"/>
+              </w:rPr>
+              <w:t>升</w:t>
+            </w:r>
+            <w:r>
+              <w:rPr>
+                <w:rFonts w:ascii="Topedia Sans TW Beta" w:eastAsia="Topedia Sans TW Beta" w:hAnsi="Topedia Sans TW Beta" w:cs="Cambria"/>
+                <w:kern w:val="0"/>
+                <w:sz w:val="21"/>
+                <w:szCs w:val="21"/>
+                <w14:ligatures w14:val="none"/>
+              </w:rPr>
+              <w:t>台</w:t>
+            </w:r>
+            <w:r>
+              <w:rPr>
+                <w:rFonts w:ascii="Topedia Sans TW Beta" w:eastAsia="Topedia Sans TW Beta" w:hAnsi="Topedia Sans TW Beta" w:cs="Cambria" w:hint="eastAsia"/>
+                <w:kern w:val="0"/>
+                <w:sz w:val="21"/>
+                <w:szCs w:val="21"/>
+                <w14:ligatures w14:val="none"/>
+              </w:rPr>
+              <w:t>確認</w:t>
+            </w:r>
+            <w:proofErr w:type="gramEnd"/>
+            <w:r>
+              <w:rPr>
+                <w:rFonts w:ascii="Topedia Sans TW Beta" w:eastAsia="Topedia Sans TW Beta" w:hAnsi="Topedia Sans TW Beta" w:cs="Cambria" w:hint="eastAsia"/>
+                <w:b/>
+                <w:bCs/>
+                <w:kern w:val="0"/>
+                <w:sz w:val="21"/>
+                <w:szCs w:val="21"/>
+                <w:bdr w:val="single" w:sz="4" w:space="0" w:color="auto"/>
+                <w14:ligatures w14:val="none"/>
+              </w:rPr>
+              <w:t xml:space="preserve"> </w:t>
+            </w:r>
+          </w:p>
+          <w:p>
+            <w:pPr>
+              <w:widowControl/>
+              <w:jc w:val="center"/>
+              <w:rPr>
+                <w:rFonts w:ascii="Topedia Sans TW Beta" w:eastAsia="Topedia Sans TW Beta" w:hAnsi="Topedia Sans TW Beta" w:cs="Cambria"/>
+                <w:kern w:val="0"/>
+                <w:sz w:val="21"/>
+                <w:szCs w:val="21"/>
+                <w14:ligatures w14:val="none"/>
+              </w:rPr>
+            </w:pPr>
+            <w:r>
+              <w:rPr>
+                <w:rFonts w:ascii="Topedia Sans TW Beta" w:eastAsia="Topedia Sans TW Beta" w:hAnsi="Topedia Sans TW Beta" w:cs="Cambria" w:hint="eastAsia"/>
+                <w:kern w:val="0"/>
+                <w:sz w:val="21"/>
+                <w:szCs w:val="21"/>
+                <w14:ligatures w14:val="none"/>
+              </w:rPr>
+              <w:t>椅子確認定位</w:t>
+            </w:r>
+          </w:p>
+        </w:tc>
+        <w:tc>
+          <w:tcPr>
+            <w:tcW w:w="1698" w:type="dxa"/>
+            <w:vAlign w:val="center"/>
+          </w:tcPr>
+          <w:p>
+            <w:pPr>
+              <w:widowControl/>
+              <w:jc w:val="center"/>
+              <w:rPr>
+                <w:rFonts w:ascii="Topedia Sans TW Beta" w:eastAsia="Topedia Sans TW Beta" w:hAnsi="Topedia Sans TW Beta" w:cs="Cambria"/>
+                <w:kern w:val="0"/>
+                <w:sz w:val="21"/>
+                <w:szCs w:val="21"/>
+                <w14:ligatures w14:val="none"/>
+              </w:rPr>
+            </w:pPr>
+          </w:p>
+        </w:tc>
+      </w:tr>
+      <w:tr>
+        <w:tc>
+          <w:tcPr>
+            <w:tcW w:w="1417" w:type="dxa"/>
+            <w:vAlign w:val="center"/>
+          </w:tcPr>
+          <w:p>
+            <w:pPr>
+              <w:widowControl/>
+              <w:jc w:val="center"/>
+              <w:rPr>
+                <w:rFonts w:ascii="Topedia Sans TW Beta" w:eastAsia="Topedia Sans TW Beta" w:hAnsi="Topedia Sans TW Beta" w:cs="Cambria"/>
+                <w:kern w:val="0"/>
+                <w:sz w:val="20"/>
+                <w:szCs w:val="20"/>
+                <w14:ligatures w14:val="none"/>
+              </w:rPr>
+            </w:pPr>
+            <w:r>
+              <w:rPr>
+                <w:rFonts w:ascii="Topedia Sans TW Beta" w:eastAsia="Topedia Sans TW Beta" w:hAnsi="Topedia Sans TW Beta" w:cs="Cambria" w:hint="eastAsia"/>
+                <w:kern w:val="0"/>
+                <w:sz w:val="20"/>
+                <w:szCs w:val="20"/>
+                <w14:ligatures w14:val="none"/>
+              </w:rPr>
+              <w:t>09:30-1</w:t>
+            </w:r>
+            <w:r>
+              <w:rPr>
+                <w:rFonts w:ascii="Topedia Sans TW Beta" w:eastAsia="Topedia Sans TW Beta" w:hAnsi="Topedia Sans TW Beta" w:cs="Cambria" w:hint="eastAsia"/>
+                <w:kern w:val="0"/>
+                <w:sz w:val="20"/>
+                <w:szCs w:val="20"/>
+                <w14:ligatures w14:val="none"/>
+              </w:rPr>
+              <w:t>1</w:t>
+            </w:r>
+            <w:r>
+              <w:rPr>
+                <w:rFonts w:ascii="Topedia Sans TW Beta" w:eastAsia="Topedia Sans TW Beta" w:hAnsi="Topedia Sans TW Beta" w:cs="Cambria" w:hint="eastAsia"/>
+                <w:kern w:val="0"/>
+                <w:sz w:val="20"/>
+                <w:szCs w:val="20"/>
+                <w14:ligatures w14:val="none"/>
+              </w:rPr>
+              <w:t>:00</w:t>
+            </w:r>
+          </w:p>
+        </w:tc>
+        <w:tc>
+          <w:tcPr>
+            <w:tcW w:w="5102" w:type="dxa"/>
+            <w:vAlign w:val="center"/>
+          </w:tcPr>
+          <w:p>
+            <w:pPr>
+              <w:widowControl/>
+              <w:jc w:val="center"/>
+              <w:rPr>
+                <w:rFonts w:ascii="Topedia Sans TW Beta" w:eastAsia="Topedia Sans TW Beta" w:hAnsi="Topedia Sans TW Beta" w:cs="Cambria" w:hint="eastAsia"/>
+                <w:kern w:val="0"/>
+                <w:sz w:val="21"/>
+                <w:szCs w:val="21"/>
+                <w14:ligatures w14:val="none"/>
+              </w:rPr>
+            </w:pPr>
+          </w:p>
+          <w:p>
+            <w:pPr>
+              <w:widowControl/>
+              <w:jc w:val="center"/>
+              <w:rPr>
+                <w:rFonts w:ascii="Topedia Sans TW Beta" w:eastAsia="Topedia Sans TW Beta" w:hAnsi="Topedia Sans TW Beta" w:cs="Cambria"/>
+                <w:kern w:val="0"/>
+                <w:sz w:val="21"/>
+                <w:szCs w:val="21"/>
+                <w14:ligatures w14:val="none"/>
+              </w:rPr>
+            </w:pPr>
+            <w:r>
+              <w:rPr>
+                <w:rFonts w:ascii="Topedia Sans TW Beta" w:eastAsia="Topedia Sans TW Beta" w:hAnsi="Topedia Sans TW Beta" w:cs="Cambria" w:hint="eastAsia"/>
+                <w:b/>
+                <w:bCs/>
+                <w:kern w:val="0"/>
+                <w:sz w:val="21"/>
+                <w:szCs w:val="21"/>
+                <w:bdr w:val="single" w:sz="4" w:space="0" w:color="auto"/>
+                <w14:ligatures w14:val="none"/>
+              </w:rPr>
+              <w:t>舞者</w:t>
+            </w:r>
+            <w:r>
+              <w:rPr>
+                <w:rFonts w:ascii="Topedia Sans TW Beta" w:eastAsia="Topedia Sans TW Beta" w:hAnsi="Topedia Sans TW Beta" w:cs="Cambria" w:hint="eastAsia"/>
+                <w:kern w:val="0"/>
+                <w:sz w:val="21"/>
+                <w:szCs w:val="21"/>
+                <w14:ligatures w14:val="none"/>
+              </w:rPr>
+              <w:t xml:space="preserve"> 定位與排練</w:t>
+            </w:r>
+            <w:r>
+              <w:rPr>
+                <w:rFonts w:ascii="Topedia Sans TW Beta" w:eastAsia="Topedia Sans TW Beta" w:hAnsi="Topedia Sans TW Beta" w:cs="Cambria" w:hint="eastAsia"/>
+                <w:kern w:val="0"/>
+                <w:sz w:val="21"/>
+                <w:szCs w:val="21"/>
+                <w14:ligatures w14:val="none"/>
+              </w:rPr>
+              <w:t xml:space="preserve"> </w:t>
+            </w:r>
+            <w:r>
+              <w:rPr>
+                <w:rFonts w:ascii="Topedia Sans TW Beta" w:eastAsia="Topedia Sans TW Beta" w:hAnsi="Topedia Sans TW Beta" w:cs="Cambria" w:hint="eastAsia"/>
+                <w:kern w:val="0"/>
+                <w:sz w:val="21"/>
+                <w:szCs w:val="21"/>
+                <w14:ligatures w14:val="none"/>
+              </w:rPr>
+              <w:t>0930</w:t>
+            </w:r>
+            <w:r>
+              <w:rPr>
+                <w:rFonts w:ascii="Topedia Sans TW Beta" w:eastAsia="Topedia Sans TW Beta" w:hAnsi="Topedia Sans TW Beta" w:cs="Cambria" w:hint="eastAsia"/>
+                <w:kern w:val="0"/>
+                <w:sz w:val="21"/>
+                <w:szCs w:val="21"/>
+                <w14:ligatures w14:val="none"/>
+              </w:rPr>
+              <w:t>-1</w:t>
+            </w:r>
+            <w:r>
+              <w:rPr>
+                <w:rFonts w:ascii="Topedia Sans TW Beta" w:eastAsia="Topedia Sans TW Beta" w:hAnsi="Topedia Sans TW Beta" w:cs="Cambria" w:hint="eastAsia"/>
+                <w:kern w:val="0"/>
+                <w:sz w:val="21"/>
+                <w:szCs w:val="21"/>
+                <w14:ligatures w14:val="none"/>
+              </w:rPr>
+              <w:t>030</w:t>
+            </w:r>
+          </w:p>
+          <w:p>
+            <w:pPr>
+              <w:widowControl/>
+              <w:jc w:val="center"/>
+              <w:rPr>
+                <w:rFonts w:ascii="Topedia Sans TW Beta" w:eastAsia="Topedia Sans TW Beta" w:hAnsi="Topedia Sans TW Beta" w:cs="Cambria" w:hint="eastAsia"/>
+                <w:kern w:val="0"/>
+                <w:sz w:val="21"/>
+                <w:szCs w:val="21"/>
+                <w14:ligatures w14:val="none"/>
+              </w:rPr>
+            </w:pPr>
+          </w:p>
+          <w:p>
+            <w:pPr>
+              <w:widowControl/>
+              <w:jc w:val="center"/>
+              <w:rPr>
+                <w:rFonts w:ascii="Topedia Sans TW Beta" w:eastAsia="Topedia Sans TW Beta" w:hAnsi="Topedia Sans TW Beta" w:cs="Cambria"/>
+                <w:kern w:val="0"/>
+                <w:sz w:val="21"/>
+                <w:szCs w:val="21"/>
+                <w14:ligatures w14:val="none"/>
+              </w:rPr>
+            </w:pPr>
+            <w:r>
+              <w:rPr>
+                <w:rFonts w:ascii="Topedia Sans TW Beta" w:eastAsia="Topedia Sans TW Beta" w:hAnsi="Topedia Sans TW Beta" w:cs="Cambria" w:hint="eastAsia"/>
+                <w:b/>
+                <w:bCs/>
+                <w:kern w:val="0"/>
+                <w:sz w:val="21"/>
+                <w:szCs w:val="21"/>
+                <w:bdr w:val="single" w:sz="4" w:space="0" w:color="auto"/>
+                <w14:ligatures w14:val="none"/>
+              </w:rPr>
+              <w:t>說書人</w:t>
+            </w:r>
+            <w:r>
+              <w:rPr>
+                <w:rFonts w:ascii="Topedia Sans TW Beta" w:eastAsia="Topedia Sans TW Beta" w:hAnsi="Topedia Sans TW Beta" w:cs="Cambria" w:hint="eastAsia"/>
+                <w:b/>
+                <w:bCs/>
+                <w:kern w:val="0"/>
+                <w:sz w:val="21"/>
+                <w:szCs w:val="21"/>
+                <w14:ligatures w14:val="none"/>
+              </w:rPr>
+              <w:t xml:space="preserve"> </w:t>
+            </w:r>
+            <w:r>
+              <w:rPr>
+                <w:rFonts w:ascii="Topedia Sans TW Beta" w:eastAsia="Topedia Sans TW Beta" w:hAnsi="Topedia Sans TW Beta" w:cs="Cambria" w:hint="eastAsia"/>
+                <w:kern w:val="0"/>
+                <w:sz w:val="21"/>
+                <w:szCs w:val="21"/>
+                <w14:ligatures w14:val="none"/>
+              </w:rPr>
+              <w:t>說書人定位</w:t>
+            </w:r>
+            <w:r>
+              <w:rPr>
+                <w:rFonts w:ascii="Topedia Sans TW Beta" w:eastAsia="Topedia Sans TW Beta" w:hAnsi="Topedia Sans TW Beta" w:cs="Cambria" w:hint="eastAsia"/>
+                <w:kern w:val="0"/>
+                <w:sz w:val="21"/>
+                <w:szCs w:val="21"/>
+                <w14:ligatures w14:val="none"/>
+              </w:rPr>
+              <w:t xml:space="preserve"> 1030-1100</w:t>
+            </w:r>
+          </w:p>
+          <w:p>
+            <w:pPr>
+              <w:widowControl/>
+              <w:jc w:val="center"/>
+              <w:rPr>
+                <w:rFonts w:ascii="Topedia Sans TW Beta" w:eastAsia="Topedia Sans TW Beta" w:hAnsi="Topedia Sans TW Beta" w:cs="Cambria" w:hint="eastAsia"/>
+                <w:kern w:val="0"/>
+                <w:sz w:val="21"/>
+                <w:szCs w:val="21"/>
+                <w14:ligatures w14:val="none"/>
+              </w:rPr>
+            </w:pPr>
+          </w:p>
+        </w:tc>
+        <w:tc>
+          <w:tcPr>
+            <w:tcW w:w="2551" w:type="dxa"/>
+            <w:vAlign w:val="center"/>
+          </w:tcPr>
+          <w:p>
+            <w:pPr>
+              <w:widowControl/>
+              <w:jc w:val="center"/>
+              <w:rPr>
+                <w:rFonts w:ascii="Topedia Sans TW Beta" w:eastAsia="Topedia Sans TW Beta" w:hAnsi="Topedia Sans TW Beta" w:cs="Cambria"/>
+                <w:kern w:val="0"/>
+                <w:sz w:val="21"/>
+                <w:szCs w:val="21"/>
+                <w14:ligatures w14:val="none"/>
+              </w:rPr>
+            </w:pPr>
+            <w:r>
+              <w:rPr>
+                <w:rFonts w:ascii="Topedia Sans TW Beta" w:eastAsia="Topedia Sans TW Beta" w:hAnsi="Topedia Sans TW Beta" w:cs="Cambria" w:hint="eastAsia"/>
+                <w:b/>
+                <w:bCs/>
+                <w:kern w:val="0"/>
+                <w:sz w:val="21"/>
+                <w:szCs w:val="21"/>
+                <w:bdr w:val="single" w:sz="4" w:space="0" w:color="auto"/>
+                <w14:ligatures w14:val="none"/>
+              </w:rPr>
+              <w:t>w/館方</w:t>
+            </w:r>
+            <w:r>
+              <w:rPr>
+                <w:rFonts w:ascii="Topedia Sans TW Beta" w:eastAsia="Topedia Sans TW Beta" w:hAnsi="Topedia Sans TW Beta" w:cs="Cambria" w:hint="eastAsia"/>
+                <w:b/>
+                <w:bCs/>
+                <w:kern w:val="0"/>
+                <w:sz w:val="21"/>
+                <w:szCs w:val="21"/>
+                <w14:ligatures w14:val="none"/>
+              </w:rPr>
+              <w:t xml:space="preserve"> </w:t>
+            </w:r>
+            <w:r>
+              <w:rPr>
+                <w:rFonts w:ascii="Topedia Sans TW Beta" w:eastAsia="Topedia Sans TW Beta" w:hAnsi="Topedia Sans TW Beta" w:cs="Cambria"/>
+                <w:kern w:val="0"/>
+                <w:sz w:val="21"/>
+                <w:szCs w:val="21"/>
+                <w14:ligatures w14:val="none"/>
+              </w:rPr>
+              <w:t>麥克風測試</w:t>
+            </w:r>
+          </w:p>
+          <w:p>
+            <w:pPr>
+              <w:widowControl/>
+              <w:jc w:val="center"/>
+              <w:rPr>
+                <w:rFonts w:ascii="Topedia Sans TW Beta" w:eastAsia="Topedia Sans TW Beta" w:hAnsi="Topedia Sans TW Beta" w:cs="Cambria"/>
+                <w:kern w:val="0"/>
+                <w:sz w:val="21"/>
+                <w:szCs w:val="21"/>
+                <w14:ligatures w14:val="none"/>
+              </w:rPr>
+            </w:pPr>
+            <w:r>
+              <w:rPr>
+                <w:rFonts w:ascii="Topedia Sans TW Beta" w:eastAsia="Topedia Sans TW Beta" w:hAnsi="Topedia Sans TW Beta" w:cs="Cambria" w:hint="eastAsia"/>
+                <w:b/>
+                <w:bCs/>
+                <w:kern w:val="0"/>
+                <w:sz w:val="21"/>
+                <w:szCs w:val="21"/>
+                <w:bdr w:val="single" w:sz="4" w:space="0" w:color="auto"/>
+                <w14:ligatures w14:val="none"/>
+              </w:rPr>
+              <w:t>w/館方</w:t>
+            </w:r>
+            <w:r>
+              <w:rPr>
+                <w:rFonts w:ascii="Topedia Sans TW Beta" w:eastAsia="Topedia Sans TW Beta" w:hAnsi="Topedia Sans TW Beta" w:cs="Cambria" w:hint="eastAsia"/>
+                <w:kern w:val="0"/>
+                <w:sz w:val="21"/>
+                <w:szCs w:val="21"/>
+                <w14:ligatures w14:val="none"/>
+              </w:rPr>
+              <w:t xml:space="preserve"> 燈光定</w:t>
+            </w:r>
+            <w:r>
+              <w:rPr>
+                <w:rFonts w:ascii="Topedia Sans TW Beta" w:eastAsia="Topedia Sans TW Beta" w:hAnsi="Topedia Sans TW Beta" w:cs="Cambria" w:hint="eastAsia"/>
+                <w:kern w:val="0"/>
+                <w:sz w:val="21"/>
+                <w:szCs w:val="21"/>
+                <w14:ligatures w14:val="none"/>
+              </w:rPr>
+              <w:t>位</w:t>
+            </w:r>
+          </w:p>
+          <w:p>
+            <w:pPr>
+              <w:widowControl/>
+              <w:jc w:val="center"/>
+              <w:rPr>
+                <w:rFonts w:ascii="Topedia Sans TW Beta" w:eastAsia="Topedia Sans TW Beta" w:hAnsi="Topedia Sans TW Beta" w:cs="Cambria" w:hint="eastAsia"/>
+                <w:kern w:val="0"/>
+                <w:sz w:val="21"/>
+                <w:szCs w:val="21"/>
+                <w14:ligatures w14:val="none"/>
+              </w:rPr>
+            </w:pPr>
+            <w:r>
+              <w:rPr>
+                <w:rFonts w:ascii="Topedia Sans TW Beta" w:eastAsia="Topedia Sans TW Beta" w:hAnsi="Topedia Sans TW Beta" w:cs="Cambria" w:hint="eastAsia"/>
+                <w:kern w:val="0"/>
+                <w:sz w:val="21"/>
+                <w:szCs w:val="21"/>
+                <w14:ligatures w14:val="none"/>
+              </w:rPr>
+              <w:t>投影機</w:t>
+            </w:r>
+          </w:p>
+        </w:tc>
+        <w:tc>
+          <w:tcPr>
+            <w:tcW w:w="1698" w:type="dxa"/>
+            <w:vAlign w:val="center"/>
+          </w:tcPr>
+          <w:p>
+            <w:pPr>
+              <w:widowControl/>
+              <w:jc w:val="center"/>
+              <w:rPr>
+                <w:rFonts w:ascii="Topedia Sans TW Beta" w:eastAsia="Topedia Sans TW Beta" w:hAnsi="Topedia Sans TW Beta" w:cs="Cambria"/>
+                <w:kern w:val="0"/>
+                <w:sz w:val="21"/>
+                <w:szCs w:val="21"/>
+                <w14:ligatures w14:val="none"/>
+              </w:rPr>
+            </w:pPr>
+          </w:p>
+        </w:tc>
+      </w:tr>
+      <w:tr>
+        <w:tc>
+          <w:tcPr>
+            <w:tcW w:w="1417" w:type="dxa"/>
+            <w:vAlign w:val="center"/>
+          </w:tcPr>
+          <w:p>
+            <w:pPr>
+              <w:widowControl/>
+              <w:jc w:val="center"/>
+              <w:rPr>
+                <w:rFonts w:ascii="Topedia Sans TW Beta" w:eastAsia="Topedia Sans TW Beta" w:hAnsi="Topedia Sans TW Beta" w:cs="Cambria"/>
+                <w:kern w:val="0"/>
+                <w:sz w:val="20"/>
+                <w:szCs w:val="20"/>
+                <w14:ligatures w14:val="none"/>
+              </w:rPr>
+            </w:pPr>
+            <w:r>
+              <w:rPr>
+                <w:rFonts w:ascii="Topedia Sans TW Beta" w:eastAsia="Topedia Sans TW Beta" w:hAnsi="Topedia Sans TW Beta" w:cs="Cambria" w:hint="eastAsia"/>
+                <w:kern w:val="0"/>
+                <w:sz w:val="20"/>
+                <w:szCs w:val="20"/>
+                <w14:ligatures w14:val="none"/>
+              </w:rPr>
+              <w:t>11:00-12:00</w:t>
+            </w:r>
+          </w:p>
+        </w:tc>
+        <w:tc>
+          <w:tcPr>
+            <w:tcW w:w="5102" w:type="dxa"/>
+            <w:vAlign w:val="center"/>
+          </w:tcPr>
+          <w:p>
+            <w:pPr>
+              <w:widowControl/>
+              <w:jc w:val="center"/>
+              <w:rPr>
+                <w:rFonts w:ascii="Topedia Sans TW Beta" w:eastAsia="Topedia Sans TW Beta" w:hAnsi="Topedia Sans TW Beta" w:cs="Cambria"/>
+                <w:kern w:val="0"/>
+                <w:sz w:val="21"/>
+                <w:szCs w:val="21"/>
+                <w14:ligatures w14:val="none"/>
+              </w:rPr>
+            </w:pPr>
+            <w:r>
+              <w:rPr>
+                <w:rFonts w:ascii="Topedia Sans TW Beta" w:eastAsia="Topedia Sans TW Beta" w:hAnsi="Topedia Sans TW Beta" w:cs="Cambria" w:hint="eastAsia"/>
+                <w:b/>
+                <w:bCs/>
+                <w:kern w:val="0"/>
+                <w:sz w:val="21"/>
+                <w:szCs w:val="21"/>
+                <w:bdr w:val="single" w:sz="4" w:space="0" w:color="auto"/>
+                <w14:ligatures w14:val="none"/>
+              </w:rPr>
+              <w:t>2F銅管</w:t>
+            </w:r>
+            <w:r>
+              <w:rPr>
+                <w:rFonts w:ascii="Topedia Sans TW Beta" w:eastAsia="Topedia Sans TW Beta" w:hAnsi="Topedia Sans TW Beta" w:cs="Cambria" w:hint="eastAsia"/>
+                <w:b/>
+                <w:bCs/>
+                <w:kern w:val="0"/>
+                <w:sz w:val="21"/>
+                <w:szCs w:val="21"/>
+                <w14:ligatures w14:val="none"/>
+              </w:rPr>
+              <w:t xml:space="preserve"> </w:t>
+            </w:r>
+            <w:r>
+              <w:rPr>
+                <w:rFonts w:ascii="Topedia Sans TW Beta" w:eastAsia="Topedia Sans TW Beta" w:hAnsi="Topedia Sans TW Beta" w:cs="Cambria" w:hint="eastAsia"/>
+                <w:kern w:val="0"/>
+                <w:sz w:val="21"/>
+                <w:szCs w:val="21"/>
+                <w14:ligatures w14:val="none"/>
+              </w:rPr>
+              <w:t>Off Stage定位、進退場練習</w:t>
+            </w:r>
+          </w:p>
+          <w:p>
+            <w:pPr>
+              <w:widowControl/>
+              <w:jc w:val="center"/>
+              <w:rPr>
+                <w:rFonts w:ascii="Topedia Sans TW Beta" w:eastAsia="Topedia Sans TW Beta" w:hAnsi="Topedia Sans TW Beta" w:cs="Cambria"/>
+                <w:kern w:val="0"/>
+                <w:sz w:val="21"/>
+                <w:szCs w:val="21"/>
+                <w14:ligatures w14:val="none"/>
+              </w:rPr>
+            </w:pPr>
+          </w:p>
+        </w:tc>
+        <w:tc>
+          <w:tcPr>
+            <w:tcW w:w="2551" w:type="dxa"/>
+            <w:vAlign w:val="center"/>
+          </w:tcPr>
+          <w:p>
+            <w:pPr>
+              <w:widowControl/>
+              <w:jc w:val="center"/>
+              <w:rPr>
+                <w:rFonts w:ascii="Topedia Sans TW Beta" w:eastAsia="Topedia Sans TW Beta" w:hAnsi="Topedia Sans TW Beta" w:cs="Cambria"/>
+                <w:kern w:val="0"/>
+                <w:sz w:val="21"/>
+                <w:szCs w:val="21"/>
+                <w14:ligatures w14:val="none"/>
+              </w:rPr>
+            </w:pPr>
+            <w:r>
+              <w:rPr>
+                <w:rFonts w:ascii="Topedia Sans TW Beta" w:eastAsia="Topedia Sans TW Beta" w:hAnsi="Topedia Sans TW Beta" w:cs="Cambria" w:hint="eastAsia"/>
+                <w:kern w:val="0"/>
+                <w:sz w:val="21"/>
+                <w:szCs w:val="21"/>
+                <w14:ligatures w14:val="none"/>
+              </w:rPr>
+              <w:t>11:00 開放寄票</w:t>
+            </w:r>
+          </w:p>
+          <w:p>
+            <w:pPr>
+              <w:widowControl/>
+              <w:jc w:val="center"/>
+              <w:rPr>
+                <w:rFonts w:ascii="Topedia Sans TW Beta" w:eastAsia="Topedia Sans TW Beta" w:hAnsi="Topedia Sans TW Beta" w:cs="Cambria"/>
+                <w:kern w:val="0"/>
+                <w:sz w:val="21"/>
+                <w:szCs w:val="21"/>
+                <w14:ligatures w14:val="none"/>
+              </w:rPr>
+            </w:pPr>
+            <w:r>
+              <w:rPr>
+                <w:rFonts w:ascii="Topedia Sans TW Beta" w:eastAsia="Topedia Sans TW Beta" w:hAnsi="Topedia Sans TW Beta" w:cs="Cambria" w:hint="eastAsia"/>
+                <w:b/>
+                <w:bCs/>
+                <w:kern w:val="0"/>
+                <w:sz w:val="21"/>
+                <w:szCs w:val="21"/>
+                <w:bdr w:val="single" w:sz="4" w:space="0" w:color="auto"/>
+                <w14:ligatures w14:val="none"/>
+              </w:rPr>
+              <w:t>2F</w:t>
+            </w:r>
+            <w:r>
+              <w:rPr>
+                <w:rFonts w:ascii="Topedia Sans TW Beta" w:eastAsia="Topedia Sans TW Beta" w:hAnsi="Topedia Sans TW Beta" w:cs="Cambria" w:hint="eastAsia"/>
+                <w:b/>
+                <w:bCs/>
+                <w:kern w:val="0"/>
+                <w:sz w:val="21"/>
+                <w:szCs w:val="21"/>
+                <w14:ligatures w14:val="none"/>
+              </w:rPr>
+              <w:t xml:space="preserve"> </w:t>
+            </w:r>
+            <w:r>
+              <w:rPr>
+                <w:rFonts w:ascii="Topedia Sans TW Beta" w:eastAsia="Topedia Sans TW Beta" w:hAnsi="Topedia Sans TW Beta" w:cs="Cambria" w:hint="eastAsia"/>
+                <w:kern w:val="0"/>
+                <w:sz w:val="21"/>
+                <w:szCs w:val="21"/>
+                <w14:ligatures w14:val="none"/>
+              </w:rPr>
+              <w:t>定位走位練習</w:t>
+            </w:r>
+          </w:p>
+          <w:p>
+            <w:pPr>
+              <w:widowControl/>
+              <w:jc w:val="center"/>
+              <w:rPr>
+                <w:rFonts w:ascii="Topedia Sans TW Beta" w:eastAsia="Topedia Sans TW Beta" w:hAnsi="Topedia Sans TW Beta" w:cs="Cambria"/>
+                <w:kern w:val="0"/>
+                <w:sz w:val="21"/>
+                <w:szCs w:val="21"/>
+                <w14:ligatures w14:val="none"/>
+              </w:rPr>
+            </w:pPr>
+            <w:r>
+              <w:rPr>
+                <w:rFonts w:ascii="Topedia Sans TW Beta" w:eastAsia="Topedia Sans TW Beta" w:hAnsi="Topedia Sans TW Beta" w:cs="Cambria"/>
+                <w:b/>
+                <w:bCs/>
+                <w:kern w:val="0"/>
+                <w:sz w:val="21"/>
+                <w:szCs w:val="21"/>
+                <w:bdr w:val="single" w:sz="4" w:space="0" w:color="auto"/>
+                <w14:ligatures w14:val="none"/>
+              </w:rPr>
+              <w:t>錄影音</w:t>
+            </w:r>
+            <w:r>
+              <w:rPr>
+                <w:rFonts w:ascii="Topedia Sans TW Beta" w:eastAsia="Topedia Sans TW Beta" w:hAnsi="Topedia Sans TW Beta" w:cs="Cambria" w:hint="eastAsia"/>
+                <w:b/>
+                <w:bCs/>
+                <w:kern w:val="0"/>
+                <w:sz w:val="21"/>
+                <w:szCs w:val="21"/>
+                <w:bdr w:val="single" w:sz="4" w:space="0" w:color="auto"/>
+                <w14:ligatures w14:val="none"/>
+              </w:rPr>
+              <w:t>廠商</w:t>
+            </w:r>
+            <w:r>
+              <w:rPr>
+                <w:rFonts w:ascii="Topedia Sans TW Beta" w:eastAsia="Topedia Sans TW Beta" w:hAnsi="Topedia Sans TW Beta" w:cs="Cambria" w:hint="eastAsia"/>
+                <w:b/>
+                <w:bCs/>
+                <w:kern w:val="0"/>
+                <w:sz w:val="21"/>
+                <w:szCs w:val="21"/>
+                <w14:ligatures w14:val="none"/>
+              </w:rPr>
+              <w:t xml:space="preserve"> </w:t>
+            </w:r>
+            <w:r>
+              <w:rPr>
+                <w:rFonts w:ascii="Topedia Sans TW Beta" w:eastAsia="Topedia Sans TW Beta" w:hAnsi="Topedia Sans TW Beta" w:cs="Cambria"/>
+                <w:kern w:val="0"/>
+                <w:sz w:val="21"/>
+                <w:szCs w:val="21"/>
+                <w14:ligatures w14:val="none"/>
+              </w:rPr>
+              <w:t>進場架設</w:t>
+            </w:r>
+          </w:p>
+          <w:p>
+            <w:pPr>
+              <w:widowControl/>
+              <w:jc w:val="center"/>
+              <w:rPr>
+                <w:rFonts w:ascii="Topedia Sans TW Beta" w:eastAsia="Topedia Sans TW Beta" w:hAnsi="Topedia Sans TW Beta" w:cs="Cambria"/>
+                <w:kern w:val="0"/>
+                <w:sz w:val="21"/>
+                <w:szCs w:val="21"/>
+                <w14:ligatures w14:val="none"/>
+              </w:rPr>
+            </w:pPr>
+            <w:r>
+              <w:rPr>
+                <w:rFonts w:ascii="Topedia Sans TW Beta" w:eastAsia="Topedia Sans TW Beta" w:hAnsi="Topedia Sans TW Beta" w:cs="Cambria" w:hint="eastAsia"/>
+                <w:kern w:val="0"/>
+                <w:sz w:val="21"/>
+                <w:szCs w:val="21"/>
+                <w14:ligatures w14:val="none"/>
+              </w:rPr>
+              <w:t>11:30 午餐</w:t>
+            </w:r>
+          </w:p>
+        </w:tc>
+        <w:tc>
+          <w:tcPr>
+            <w:tcW w:w="1698" w:type="dxa"/>
+            <w:vAlign w:val="center"/>
+          </w:tcPr>
+          <w:p>
+            <w:pPr>
+              <w:widowControl/>
+              <w:jc w:val="center"/>
+              <w:rPr>
+                <w:rFonts w:ascii="Topedia Sans TW Beta" w:eastAsia="Topedia Sans TW Beta" w:hAnsi="Topedia Sans TW Beta" w:cs="Cambria"/>
+                <w:kern w:val="0"/>
+                <w:sz w:val="21"/>
+                <w:szCs w:val="21"/>
+                <w14:ligatures w14:val="none"/>
+              </w:rPr>
+            </w:pPr>
+          </w:p>
+        </w:tc>
+      </w:tr>
+      <w:tr>
+        <w:tc>
+          <w:tcPr>
+            <w:tcW w:w="1417" w:type="dxa"/>
+            <w:vAlign w:val="center"/>
+          </w:tcPr>
+          <w:p>
+            <w:pPr>
+              <w:widowControl/>
+              <w:jc w:val="center"/>
+              <w:rPr>
+                <w:rFonts w:ascii="Topedia Sans TW Beta" w:eastAsia="Topedia Sans TW Beta" w:hAnsi="Topedia Sans TW Beta" w:cs="Cambria"/>
+                <w:kern w:val="0"/>
+                <w:sz w:val="20"/>
+                <w:szCs w:val="20"/>
+                <w14:ligatures w14:val="none"/>
+              </w:rPr>
+            </w:pPr>
+            <w:r>
+              <w:rPr>
+                <w:rFonts w:ascii="Topedia Sans TW Beta" w:eastAsia="Topedia Sans TW Beta" w:hAnsi="Topedia Sans TW Beta" w:cs="Cambria" w:hint="eastAsia"/>
+                <w:kern w:val="0"/>
+                <w:sz w:val="20"/>
+                <w:szCs w:val="20"/>
+                <w14:ligatures w14:val="none"/>
+              </w:rPr>
+              <w:t>12:00-13:00</w:t>
+            </w:r>
+          </w:p>
+        </w:tc>
+        <w:tc>
+          <w:tcPr>
+            <w:tcW w:w="5102" w:type="dxa"/>
+            <w:vAlign w:val="center"/>
+          </w:tcPr>
+          <w:p>
+            <w:pPr>
+              <w:widowControl/>
+              <w:jc w:val="center"/>
+              <w:rPr>
+                <w:rFonts w:ascii="Topedia Sans TW Beta" w:eastAsia="Topedia Sans TW Beta" w:hAnsi="Topedia Sans TW Beta" w:cs="Cambria"/>
+                <w:kern w:val="0"/>
+                <w:sz w:val="21"/>
+                <w:szCs w:val="21"/>
+                <w14:ligatures w14:val="none"/>
+              </w:rPr>
+            </w:pPr>
+          </w:p>
+        </w:tc>
+        <w:tc>
+          <w:tcPr>
+            <w:tcW w:w="2551" w:type="dxa"/>
+            <w:vAlign w:val="center"/>
+          </w:tcPr>
+          <w:p>
+            <w:pPr>
+              <w:widowControl/>
+              <w:jc w:val="center"/>
+              <w:rPr>
+                <w:rFonts w:ascii="Topedia Sans TW Beta" w:eastAsia="Topedia Sans TW Beta" w:hAnsi="Topedia Sans TW Beta" w:cs="Cambria"/>
+                <w:kern w:val="0"/>
+                <w:sz w:val="21"/>
+                <w:szCs w:val="21"/>
+                <w14:ligatures w14:val="none"/>
+              </w:rPr>
+            </w:pPr>
+            <w:r>
+              <w:rPr>
+                <w:rFonts w:ascii="Topedia Sans TW Beta" w:eastAsia="Topedia Sans TW Beta" w:hAnsi="Topedia Sans TW Beta" w:cs="Cambria" w:hint="eastAsia"/>
+                <w:kern w:val="0"/>
+                <w:sz w:val="21"/>
+                <w:szCs w:val="21"/>
+                <w14:ligatures w14:val="none"/>
+              </w:rPr>
+              <w:t xml:space="preserve">13:00 </w:t>
+            </w:r>
+            <w:proofErr w:type="gramStart"/>
+            <w:r>
+              <w:rPr>
+                <w:rFonts w:ascii="Topedia Sans TW Beta" w:eastAsia="Topedia Sans TW Beta" w:hAnsi="Topedia Sans TW Beta" w:cs="Cambria" w:hint="eastAsia"/>
+                <w:kern w:val="0"/>
+                <w:sz w:val="21"/>
+                <w:szCs w:val="21"/>
+                <w14:ligatures w14:val="none"/>
+              </w:rPr>
+              <w:t>寄票截止</w:t>
+            </w:r>
+            <w:proofErr w:type="gramEnd"/>
+          </w:p>
+        </w:tc>
+        <w:tc>
+          <w:tcPr>
+            <w:tcW w:w="1698" w:type="dxa"/>
+            <w:vAlign w:val="center"/>
+          </w:tcPr>
+          <w:p>
+            <w:pPr>
+              <w:widowControl/>
+              <w:jc w:val="center"/>
+              <w:rPr>
+                <w:rFonts w:ascii="Topedia Sans TW Beta" w:eastAsia="Topedia Sans TW Beta" w:hAnsi="Topedia Sans TW Beta" w:cs="Cambria"/>
+                <w:kern w:val="0"/>
+                <w:sz w:val="21"/>
+                <w:szCs w:val="21"/>
+                <w14:ligatures w14:val="none"/>
+              </w:rPr>
+            </w:pPr>
+          </w:p>
+        </w:tc>
+      </w:tr>
+      <w:tr>
+        <w:tc>
+          <w:tcPr>
+            <w:tcW w:w="1417" w:type="dxa"/>
+          </w:tcPr>
+          <w:p>
+            <w:pPr>
+              <w:widowControl/>
+              <w:jc w:val="center"/>
+              <w:rPr>
+                <w:rFonts w:ascii="Topedia Sans TW Beta" w:eastAsia="Topedia Sans TW Beta" w:hAnsi="Topedia Sans TW Beta" w:cs="Cambria"/>
+                <w:kern w:val="0"/>
+                <w:sz w:val="20"/>
+                <w:szCs w:val="20"/>
+                <w14:ligatures w14:val="none"/>
+              </w:rPr>
+            </w:pPr>
+            <w:r>
+              <w:rPr>
+                <w:rFonts w:ascii="Topedia Sans TW Beta" w:eastAsia="Topedia Sans TW Beta" w:hAnsi="Topedia Sans TW Beta" w:cs="Cambria" w:hint="eastAsia"/>
+                <w:kern w:val="0"/>
+                <w:sz w:val="20"/>
+                <w:szCs w:val="20"/>
+                <w14:ligatures w14:val="none"/>
+              </w:rPr>
+              <w:t>13:00-13:30</w:t>
+            </w:r>
+          </w:p>
+        </w:tc>
+        <w:tc>
+          <w:tcPr>
+            <w:tcW w:w="5102" w:type="dxa"/>
+          </w:tcPr>
+          <w:p>
+            <w:pPr>
+              <w:widowControl/>
+              <w:jc w:val="center"/>
+              <w:rPr>
+                <w:rFonts w:ascii="Topedia Sans TW Beta" w:eastAsia="Topedia Sans TW Beta" w:hAnsi="Topedia Sans TW Beta" w:cs="Cambria"/>
+                <w:kern w:val="0"/>
+                <w:sz w:val="21"/>
+                <w:szCs w:val="21"/>
+                <w14:ligatures w14:val="none"/>
+              </w:rPr>
+            </w:pPr>
+          </w:p>
+        </w:tc>
+        <w:tc>
+          <w:tcPr>
+            <w:tcW w:w="2551" w:type="dxa"/>
+          </w:tcPr>
+          <w:p>
+            <w:pPr>
+              <w:widowControl/>
+              <w:jc w:val="center"/>
+              <w:rPr>
+                <w:rFonts w:ascii="Topedia Sans TW Beta" w:eastAsia="Topedia Sans TW Beta" w:hAnsi="Topedia Sans TW Beta" w:cs="Cambria"/>
+                <w:kern w:val="0"/>
+                <w:sz w:val="20"/>
+                <w:szCs w:val="20"/>
+                <w14:ligatures w14:val="none"/>
+              </w:rPr>
+            </w:pPr>
+            <w:r>
+              <w:rPr>
+                <w:rFonts w:ascii="Topedia Sans TW Beta" w:eastAsia="Topedia Sans TW Beta" w:hAnsi="Topedia Sans TW Beta" w:cs="Cambria" w:hint="eastAsia"/>
+                <w:b/>
+                <w:bCs/>
+                <w:kern w:val="0"/>
+                <w:sz w:val="21"/>
+                <w:szCs w:val="21"/>
+                <w:bdr w:val="single" w:sz="4" w:space="0" w:color="auto"/>
+                <w14:ligatures w14:val="none"/>
+              </w:rPr>
+              <w:t>w/館方</w:t>
+            </w:r>
+            <w:r>
+              <w:rPr>
+                <w:rFonts w:ascii="Topedia Sans TW Beta" w:eastAsia="Topedia Sans TW Beta" w:hAnsi="Topedia Sans TW Beta" w:cs="Cambria" w:hint="eastAsia"/>
+                <w:kern w:val="0"/>
+                <w:sz w:val="21"/>
+                <w:szCs w:val="21"/>
+                <w14:ligatures w14:val="none"/>
+              </w:rPr>
+              <w:t xml:space="preserve"> </w:t>
+            </w:r>
+            <w:r>
+              <w:rPr>
+                <w:rFonts w:ascii="Topedia Sans TW Beta" w:eastAsia="Topedia Sans TW Beta" w:hAnsi="Topedia Sans TW Beta" w:cs="Cambria" w:hint="eastAsia"/>
+                <w:kern w:val="0"/>
+                <w:sz w:val="20"/>
+                <w:szCs w:val="20"/>
+                <w14:ligatures w14:val="none"/>
+              </w:rPr>
+              <w:t>鋼琴進場定位</w:t>
+            </w:r>
+          </w:p>
+          <w:p>
+            <w:pPr>
+              <w:widowControl/>
+              <w:jc w:val="center"/>
+              <w:rPr>
+                <w:rFonts w:ascii="Topedia Sans TW Beta" w:eastAsia="Topedia Sans TW Beta" w:hAnsi="Topedia Sans TW Beta" w:cs="Cambria"/>
+                <w:kern w:val="0"/>
+                <w:sz w:val="21"/>
+                <w:szCs w:val="21"/>
+                <w14:ligatures w14:val="none"/>
+              </w:rPr>
+            </w:pPr>
+            <w:r>
+              <w:rPr>
+                <w:rFonts w:ascii="Topedia Sans TW Beta" w:eastAsia="Topedia Sans TW Beta" w:hAnsi="Topedia Sans TW Beta" w:cs="Cambria" w:hint="eastAsia"/>
+                <w:b/>
+                <w:bCs/>
+                <w:kern w:val="0"/>
+                <w:sz w:val="21"/>
+                <w:szCs w:val="21"/>
+                <w:bdr w:val="single" w:sz="4" w:space="0" w:color="auto"/>
+                <w14:ligatures w14:val="none"/>
+              </w:rPr>
+              <w:t>w/館方</w:t>
+            </w:r>
+            <w:r>
+              <w:rPr>
+                <w:rFonts w:ascii="Topedia Sans TW Beta" w:eastAsia="Topedia Sans TW Beta" w:hAnsi="Topedia Sans TW Beta" w:cs="Cambria" w:hint="eastAsia"/>
+                <w:kern w:val="0"/>
+                <w:sz w:val="21"/>
+                <w:szCs w:val="21"/>
+                <w14:ligatures w14:val="none"/>
+              </w:rPr>
+              <w:t xml:space="preserve"> </w:t>
+            </w:r>
+            <w:proofErr w:type="gramStart"/>
+            <w:r>
+              <w:rPr>
+                <w:rFonts w:ascii="Topedia Sans TW Beta" w:eastAsia="Topedia Sans TW Beta" w:hAnsi="Topedia Sans TW Beta" w:cs="Cambria"/>
+                <w:kern w:val="0"/>
+                <w:sz w:val="21"/>
+                <w:szCs w:val="21"/>
+                <w14:ligatures w14:val="none"/>
+              </w:rPr>
+              <w:t>舞台</w:t>
+            </w:r>
+            <w:r>
+              <w:rPr>
+                <w:rFonts w:ascii="Topedia Sans TW Beta" w:eastAsia="Topedia Sans TW Beta" w:hAnsi="Topedia Sans TW Beta" w:cs="Cambria" w:hint="eastAsia"/>
+                <w:kern w:val="0"/>
+                <w:sz w:val="21"/>
+                <w:szCs w:val="21"/>
+                <w14:ligatures w14:val="none"/>
+              </w:rPr>
+              <w:t>升</w:t>
+            </w:r>
+            <w:r>
+              <w:rPr>
+                <w:rFonts w:ascii="Topedia Sans TW Beta" w:eastAsia="Topedia Sans TW Beta" w:hAnsi="Topedia Sans TW Beta" w:cs="Cambria"/>
+                <w:kern w:val="0"/>
+                <w:sz w:val="21"/>
+                <w:szCs w:val="21"/>
+                <w14:ligatures w14:val="none"/>
+              </w:rPr>
+              <w:t>台</w:t>
+            </w:r>
+            <w:r>
+              <w:rPr>
+                <w:rFonts w:ascii="Topedia Sans TW Beta" w:eastAsia="Topedia Sans TW Beta" w:hAnsi="Topedia Sans TW Beta" w:cs="Cambria" w:hint="eastAsia"/>
+                <w:kern w:val="0"/>
+                <w:sz w:val="21"/>
+                <w:szCs w:val="21"/>
+                <w14:ligatures w14:val="none"/>
+              </w:rPr>
+              <w:t>確認</w:t>
+            </w:r>
+            <w:proofErr w:type="gramEnd"/>
+            <w:r>
+              <w:rPr>
+                <w:rFonts w:ascii="Topedia Sans TW Beta" w:eastAsia="Topedia Sans TW Beta" w:hAnsi="Topedia Sans TW Beta" w:cs="Cambria" w:hint="eastAsia"/>
+                <w:b/>
+                <w:bCs/>
+                <w:kern w:val="0"/>
+                <w:sz w:val="21"/>
+                <w:szCs w:val="21"/>
+                <w:bdr w:val="single" w:sz="4" w:space="0" w:color="auto"/>
+                <w14:ligatures w14:val="none"/>
+              </w:rPr>
+              <w:t xml:space="preserve"> </w:t>
+            </w:r>
+          </w:p>
+          <w:p>
+            <w:pPr>
+              <w:widowControl/>
+              <w:jc w:val="center"/>
+              <w:rPr>
+                <w:rFonts w:ascii="Topedia Sans TW Beta" w:eastAsia="Topedia Sans TW Beta" w:hAnsi="Topedia Sans TW Beta" w:cs="Cambria" w:hint="eastAsia"/>
+                <w:kern w:val="0"/>
+                <w:sz w:val="21"/>
+                <w:szCs w:val="21"/>
+                <w14:ligatures w14:val="none"/>
+              </w:rPr>
+            </w:pPr>
+          </w:p>
+        </w:tc>
+        <w:tc>
+          <w:tcPr>
+            <w:tcW w:w="1698" w:type="dxa"/>
+          </w:tcPr>
+          <w:p>
+            <w:pPr>
+              <w:widowControl/>
+              <w:jc w:val="center"/>
+              <w:rPr>
+                <w:rFonts w:ascii="Topedia Sans TW Beta" w:eastAsia="Topedia Sans TW Beta" w:hAnsi="Topedia Sans TW Beta" w:cs="Cambria"/>
+                <w:kern w:val="0"/>
+                <w:sz w:val="21"/>
+                <w:szCs w:val="21"/>
+                <w14:ligatures w14:val="none"/>
+              </w:rPr>
+            </w:pPr>
+            <w:proofErr w:type="gramStart"/>
+            <w:r>
+              <w:rPr>
+                <w:rFonts w:ascii="Topedia Sans TW Beta" w:eastAsia="Topedia Sans TW Beta" w:hAnsi="Topedia Sans TW Beta" w:cs="Cambria" w:hint="eastAsia"/>
+                <w:b/>
+                <w:bCs/>
+                <w:kern w:val="0"/>
+                <w:sz w:val="20"/>
+                <w:szCs w:val="20"/>
+                <w:bdr w:val="single" w:sz="4" w:space="0" w:color="auto"/>
+                <w14:ligatures w14:val="none"/>
+              </w:rPr>
+              <w:t>龍團</w:t>
+            </w:r>
+            <w:proofErr w:type="gramEnd"/>
+            <w:r>
+              <w:rPr>
+                <w:rFonts w:ascii="Topedia Sans TW Beta" w:eastAsia="Topedia Sans TW Beta" w:hAnsi="Topedia Sans TW Beta" w:cs="Cambria" w:hint="eastAsia"/>
+                <w:kern w:val="0"/>
+                <w:sz w:val="20"/>
+                <w:szCs w:val="20"/>
+                <w14:ligatures w14:val="none"/>
+              </w:rPr>
+              <w:t xml:space="preserve"> 13:20 </w:t>
+            </w:r>
+            <w:r>
+              <w:rPr>
+                <w:rFonts w:ascii="Topedia Sans TW Beta" w:eastAsia="Topedia Sans TW Beta" w:hAnsi="Topedia Sans TW Beta" w:cs="Cambria" w:hint="eastAsia"/>
+                <w:b/>
+                <w:color w:val="FF0000"/>
+                <w:kern w:val="0"/>
+                <w:sz w:val="20"/>
+                <w:szCs w:val="20"/>
+                <w14:ligatures w14:val="none"/>
+              </w:rPr>
+              <w:t>側台</w:t>
+            </w:r>
+            <w:r>
+              <w:rPr>
+                <w:rFonts w:ascii="Topedia Sans TW Beta" w:eastAsia="Topedia Sans TW Beta" w:hAnsi="Topedia Sans TW Beta" w:cs="Cambria" w:hint="eastAsia"/>
+                <w:kern w:val="0"/>
+                <w:sz w:val="20"/>
+                <w:szCs w:val="20"/>
+                <w14:ligatures w14:val="none"/>
+              </w:rPr>
+              <w:t>點名</w:t>
+            </w:r>
+          </w:p>
+        </w:tc>
+      </w:tr>
+      <w:tr>
+        <w:tc>
+          <w:tcPr>
+            <w:tcW w:w="1417" w:type="dxa"/>
+          </w:tcPr>
+          <w:p>
+            <w:pPr>
+              <w:widowControl/>
+              <w:jc w:val="center"/>
+              <w:rPr>
+                <w:rFonts w:ascii="Topedia Sans TW Beta" w:eastAsia="Topedia Sans TW Beta" w:hAnsi="Topedia Sans TW Beta" w:cs="Cambria"/>
+                <w:kern w:val="0"/>
+                <w:sz w:val="20"/>
+                <w:szCs w:val="20"/>
+                <w14:ligatures w14:val="none"/>
+              </w:rPr>
+            </w:pPr>
+            <w:r>
+              <w:rPr>
+                <w:rFonts w:ascii="Topedia Sans TW Beta" w:eastAsia="Topedia Sans TW Beta" w:hAnsi="Topedia Sans TW Beta" w:cs="Cambria" w:hint="eastAsia"/>
+                <w:kern w:val="0"/>
+                <w:sz w:val="20"/>
+                <w:szCs w:val="20"/>
+                <w14:ligatures w14:val="none"/>
+              </w:rPr>
+              <w:t>13:30-</w:t>
+            </w:r>
+            <w:r>
+              <w:rPr>
+                <w:rFonts w:ascii="Topedia Sans TW Beta" w:eastAsia="Topedia Sans TW Beta" w:hAnsi="Topedia Sans TW Beta" w:cs="Cambria" w:hint="eastAsia"/>
+                <w:kern w:val="0"/>
+                <w:sz w:val="20"/>
+                <w:szCs w:val="20"/>
+                <w14:ligatures w14:val="none"/>
+              </w:rPr>
+              <w:t>1500</w:t>
+            </w:r>
+          </w:p>
+          <w:p>
+            <w:pPr>
+              <w:widowControl/>
+              <w:jc w:val="center"/>
+              <w:rPr>
+                <w:rFonts w:ascii="Topedia Sans TW Beta" w:eastAsia="Topedia Sans TW Beta" w:hAnsi="Topedia Sans TW Beta" w:cs="Cambria"/>
+                <w:kern w:val="0"/>
+                <w:sz w:val="20"/>
+                <w:szCs w:val="20"/>
+                <w14:ligatures w14:val="none"/>
+              </w:rPr>
+            </w:pPr>
+          </w:p>
+          <w:p>
+            <w:pPr>
+              <w:widowControl/>
+              <w:jc w:val="center"/>
+              <w:rPr>
+                <w:rFonts w:ascii="Topedia Sans TW Beta" w:eastAsia="Topedia Sans TW Beta" w:hAnsi="Topedia Sans TW Beta" w:cs="Cambria"/>
+                <w:kern w:val="0"/>
+                <w:sz w:val="20"/>
+                <w:szCs w:val="20"/>
+                <w14:ligatures w14:val="none"/>
+              </w:rPr>
+            </w:pPr>
+            <w:r>
+              <w:rPr>
+                <w:rFonts w:ascii="Topedia Sans TW Beta" w:eastAsia="Topedia Sans TW Beta" w:hAnsi="Topedia Sans TW Beta" w:cs="Cambria" w:hint="eastAsia"/>
+                <w:kern w:val="0"/>
+                <w:sz w:val="20"/>
+                <w:szCs w:val="20"/>
+                <w14:ligatures w14:val="none"/>
+              </w:rPr>
+              <w:t>順序要這樣</w:t>
+            </w:r>
+          </w:p>
+          <w:p>
+            <w:pPr>
+              <w:widowControl/>
+              <w:jc w:val="center"/>
+              <w:rPr>
+                <w:rFonts w:ascii="Topedia Sans TW Beta" w:eastAsia="Topedia Sans TW Beta" w:hAnsi="Topedia Sans TW Beta" w:cs="Cambria" w:hint="eastAsia"/>
+                <w:kern w:val="0"/>
+                <w:sz w:val="20"/>
+                <w:szCs w:val="20"/>
+                <w14:ligatures w14:val="none"/>
+              </w:rPr>
+            </w:pPr>
+            <w:r>
+              <w:rPr>
+                <w:rFonts w:ascii="Topedia Sans TW Beta" w:eastAsia="Topedia Sans TW Beta" w:hAnsi="Topedia Sans TW Beta" w:cs="Cambria" w:hint="eastAsia"/>
+                <w:kern w:val="0"/>
+                <w:sz w:val="20"/>
+                <w:szCs w:val="20"/>
+                <w14:ligatures w14:val="none"/>
+              </w:rPr>
+              <w:t>但看王老師會不會太長</w:t>
+            </w:r>
+          </w:p>
+        </w:tc>
+        <w:tc>
+          <w:tcPr>
+            <w:tcW w:w="5102" w:type="dxa"/>
+          </w:tcPr>
+          <w:p>
+            <w:pPr>
+              <w:widowControl/>
+              <w:jc w:val="center"/>
+              <w:rPr>
+                <w:rFonts w:ascii="Topedia Sans TW Beta" w:eastAsia="Topedia Sans TW Beta" w:hAnsi="Topedia Sans TW Beta" w:cs="Cambria"/>
+                <w:kern w:val="0"/>
+                <w:sz w:val="20"/>
+                <w:szCs w:val="20"/>
+                <w14:ligatures w14:val="none"/>
+              </w:rPr>
+            </w:pPr>
+            <w:proofErr w:type="gramStart"/>
+            <w:r>
+              <w:rPr>
+                <w:rFonts w:ascii="Topedia Sans TW Beta" w:eastAsia="Topedia Sans TW Beta" w:hAnsi="Topedia Sans TW Beta" w:cs="Cambria" w:hint="eastAsia"/>
+                <w:b/>
+                <w:bCs/>
+                <w:kern w:val="0"/>
+                <w:sz w:val="20"/>
+                <w:szCs w:val="20"/>
+                <w:bdr w:val="single" w:sz="4" w:space="0" w:color="auto"/>
+                <w14:ligatures w14:val="none"/>
+              </w:rPr>
+              <w:t>龍團</w:t>
+            </w:r>
+            <w:proofErr w:type="gramEnd"/>
+            <w:r>
+              <w:rPr>
+                <w:rFonts w:ascii="Topedia Sans TW Beta" w:eastAsia="Topedia Sans TW Beta" w:hAnsi="Topedia Sans TW Beta" w:cs="Cambria" w:hint="eastAsia"/>
+                <w:kern w:val="0"/>
+                <w:sz w:val="20"/>
+                <w:szCs w:val="20"/>
+                <w14:ligatures w14:val="none"/>
+              </w:rPr>
+              <w:t xml:space="preserve"> </w:t>
+            </w:r>
+            <w:r>
+              <w:rPr>
+                <w:rFonts w:ascii="Topedia Sans TW Beta" w:eastAsia="Topedia Sans TW Beta" w:hAnsi="Topedia Sans TW Beta" w:cs="Cambria" w:hint="eastAsia"/>
+                <w:kern w:val="0"/>
+                <w:sz w:val="20"/>
+                <w:szCs w:val="20"/>
+                <w14:ligatures w14:val="none"/>
+              </w:rPr>
+              <w:t>彩排</w:t>
+            </w:r>
+          </w:p>
+          <w:p>
+            <w:pPr>
+              <w:widowControl/>
+              <w:jc w:val="center"/>
+              <w:rPr>
+                <w:rFonts w:ascii="Topedia Sans TW Beta" w:eastAsia="Topedia Sans TW Beta" w:hAnsi="Topedia Sans TW Beta" w:cs="Cambria"/>
+                <w:kern w:val="0"/>
+                <w:sz w:val="20"/>
+                <w:szCs w:val="20"/>
+                <w14:ligatures w14:val="none"/>
+              </w:rPr>
+            </w:pPr>
+          </w:p>
+          <w:p>
+            <w:pPr>
+              <w:widowControl/>
+              <w:jc w:val="center"/>
+              <w:rPr>
+                <w:rFonts w:ascii="Topedia Sans TW Beta" w:eastAsia="Topedia Sans TW Beta" w:hAnsi="Topedia Sans TW Beta" w:cs="Cambria"/>
+                <w:kern w:val="0"/>
+                <w:sz w:val="20"/>
+                <w:szCs w:val="20"/>
+                <w14:ligatures w14:val="none"/>
+              </w:rPr>
+            </w:pPr>
+            <w:r>
+              <w:rPr>
+                <w:rFonts w:ascii="Topedia Sans TW Beta" w:eastAsia="Topedia Sans TW Beta" w:hAnsi="Topedia Sans TW Beta" w:cs="Cambria" w:hint="eastAsia"/>
+                <w:kern w:val="0"/>
+                <w:sz w:val="20"/>
+                <w:szCs w:val="20"/>
+                <w14:ligatures w14:val="none"/>
+              </w:rPr>
+              <w:t>佳勳</w:t>
+            </w:r>
+            <w:r>
+              <w:rPr>
+                <w:rFonts w:ascii="Topedia Sans TW Beta" w:eastAsia="Topedia Sans TW Beta" w:hAnsi="Topedia Sans TW Beta" w:cs="Cambria" w:hint="eastAsia"/>
+                <w:kern w:val="0"/>
+                <w:sz w:val="20"/>
+                <w:szCs w:val="20"/>
+                <w14:ligatures w14:val="none"/>
+              </w:rPr>
+              <w:t xml:space="preserve"> 13:30</w:t>
+            </w:r>
+          </w:p>
+          <w:p>
+            <w:pPr>
+              <w:widowControl/>
+              <w:jc w:val="center"/>
+              <w:rPr>
+                <w:rFonts w:ascii="Topedia Sans TW Beta" w:eastAsia="Topedia Sans TW Beta" w:hAnsi="Topedia Sans TW Beta" w:cs="Cambria" w:hint="eastAsia"/>
+                <w:kern w:val="0"/>
+                <w:sz w:val="20"/>
+                <w:szCs w:val="20"/>
+                <w14:ligatures w14:val="none"/>
+              </w:rPr>
+            </w:pPr>
+          </w:p>
+          <w:p>
+            <w:pPr>
+              <w:pStyle w:val="a9"/>
+              <w:widowControl/>
+              <w:numPr>
+                <w:ilvl w:val="0"/>
+                <w:numId w:val="15"/>
+              </w:numPr>
+              <w:ind w:leftChars="0"/>
+              <w:jc w:val="center"/>
+              <w:rPr>
+                <w:rFonts w:ascii="Topedia Sans TW Beta" w:eastAsia="Topedia Sans TW Beta" w:hAnsi="Topedia Sans TW Beta" w:cs="Cambria"/>
+                <w:kern w:val="0"/>
+                <w:sz w:val="20"/>
+                <w:szCs w:val="20"/>
+                <w14:ligatures w14:val="none"/>
+              </w:rPr>
+            </w:pPr>
+            <w:r>
+              <w:rPr>
+                <w:rFonts w:ascii="Topedia Sans TW Beta" w:eastAsia="Topedia Sans TW Beta" w:hAnsi="Topedia Sans TW Beta" w:cs="Cambria" w:hint="eastAsia"/>
+                <w:kern w:val="0"/>
+                <w:sz w:val="20"/>
+                <w:szCs w:val="20"/>
+                <w14:ligatures w14:val="none"/>
+              </w:rPr>
+              <w:t xml:space="preserve">Alex </w:t>
+            </w:r>
+          </w:p>
+          <w:p>
+            <w:pPr>
+              <w:pStyle w:val="a9"/>
+              <w:widowControl/>
+              <w:numPr>
+                <w:ilvl w:val="0"/>
+                <w:numId w:val="15"/>
+              </w:numPr>
+              <w:ind w:leftChars="0"/>
+              <w:jc w:val="center"/>
+              <w:rPr>
+                <w:rFonts w:ascii="Topedia Sans TW Beta" w:eastAsia="Topedia Sans TW Beta" w:hAnsi="Topedia Sans TW Beta" w:cs="Cambria" w:hint="eastAsia"/>
+                <w:kern w:val="0"/>
+                <w:sz w:val="20"/>
+                <w:szCs w:val="20"/>
+                <w14:ligatures w14:val="none"/>
+              </w:rPr>
+            </w:pPr>
+            <w:r>
+              <w:rPr>
+                <w:rFonts w:ascii="Topedia Sans TW Beta" w:eastAsia="Topedia Sans TW Beta" w:hAnsi="Topedia Sans TW Beta" w:cs="Cambria" w:hint="eastAsia"/>
+                <w:kern w:val="0"/>
+                <w:sz w:val="20"/>
+                <w:szCs w:val="20"/>
+                <w14:ligatures w14:val="none"/>
+              </w:rPr>
+              <w:t>童玩</w:t>
+            </w:r>
+            <w:r>
+              <w:rPr>
+                <w:rFonts w:ascii="Topedia Sans TW Beta" w:eastAsia="Topedia Sans TW Beta" w:hAnsi="Topedia Sans TW Beta" w:cs="Cambria" w:hint="eastAsia"/>
+                <w:kern w:val="0"/>
+                <w:sz w:val="20"/>
+                <w:szCs w:val="20"/>
+                <w14:ligatures w14:val="none"/>
+              </w:rPr>
+              <w:t>（無進場）</w:t>
+            </w:r>
+          </w:p>
+          <w:p>
+            <w:pPr>
+              <w:pStyle w:val="a9"/>
+              <w:widowControl/>
+              <w:numPr>
+                <w:ilvl w:val="0"/>
+                <w:numId w:val="15"/>
+              </w:numPr>
+              <w:ind w:leftChars="0"/>
+              <w:jc w:val="center"/>
+              <w:rPr>
+                <w:rFonts w:ascii="Topedia Sans TW Beta" w:eastAsia="Topedia Sans TW Beta" w:hAnsi="Topedia Sans TW Beta" w:cs="Cambria"/>
+                <w:kern w:val="0"/>
+                <w:sz w:val="20"/>
+                <w:szCs w:val="20"/>
+                <w14:ligatures w14:val="none"/>
+              </w:rPr>
+            </w:pPr>
+            <w:r>
+              <w:rPr>
+                <w:rFonts w:ascii="Topedia Sans TW Beta" w:eastAsia="Topedia Sans TW Beta" w:hAnsi="Topedia Sans TW Beta" w:cs="Cambria" w:hint="eastAsia"/>
+                <w:kern w:val="0"/>
+                <w:sz w:val="20"/>
+                <w:szCs w:val="20"/>
+                <w14:ligatures w14:val="none"/>
+              </w:rPr>
+              <w:t>馴龍</w:t>
+            </w:r>
+          </w:p>
+          <w:p>
+            <w:pPr>
+              <w:pStyle w:val="a9"/>
+              <w:widowControl/>
+              <w:numPr>
+                <w:ilvl w:val="0"/>
+                <w:numId w:val="15"/>
+              </w:numPr>
+              <w:ind w:leftChars="0"/>
+              <w:jc w:val="center"/>
+              <w:rPr>
+                <w:rFonts w:ascii="Topedia Sans TW Beta" w:eastAsia="Topedia Sans TW Beta" w:hAnsi="Topedia Sans TW Beta" w:cs="Cambria"/>
+                <w:kern w:val="0"/>
+                <w:sz w:val="20"/>
+                <w:szCs w:val="20"/>
+                <w14:ligatures w14:val="none"/>
+              </w:rPr>
+            </w:pPr>
+            <w:r>
+              <w:rPr>
+                <w:rFonts w:ascii="Topedia Sans TW Beta" w:eastAsia="Topedia Sans TW Beta" w:hAnsi="Topedia Sans TW Beta" w:cs="Cambria" w:hint="eastAsia"/>
+                <w:kern w:val="0"/>
+                <w:sz w:val="20"/>
+                <w:szCs w:val="20"/>
+                <w14:ligatures w14:val="none"/>
+              </w:rPr>
+              <w:t>Mario</w:t>
+            </w:r>
+          </w:p>
+          <w:p>
+            <w:pPr>
+              <w:pStyle w:val="a9"/>
+              <w:widowControl/>
+              <w:numPr>
+                <w:ilvl w:val="0"/>
+                <w:numId w:val="15"/>
+              </w:numPr>
+              <w:ind w:leftChars="0"/>
+              <w:jc w:val="center"/>
+              <w:rPr>
+                <w:rFonts w:ascii="Topedia Sans TW Beta" w:eastAsia="Topedia Sans TW Beta" w:hAnsi="Topedia Sans TW Beta" w:cs="Cambria" w:hint="eastAsia"/>
+                <w:kern w:val="0"/>
+                <w:sz w:val="20"/>
+                <w:szCs w:val="20"/>
+                <w14:ligatures w14:val="none"/>
+              </w:rPr>
+            </w:pPr>
+            <w:r>
+              <w:rPr>
+                <w:rFonts w:ascii="Topedia Sans TW Beta" w:eastAsia="Topedia Sans TW Beta" w:hAnsi="Topedia Sans TW Beta" w:cs="Cambria" w:hint="eastAsia"/>
+                <w:kern w:val="0"/>
+                <w:sz w:val="20"/>
+                <w:szCs w:val="20"/>
+                <w14:ligatures w14:val="none"/>
+              </w:rPr>
+              <w:t>Fanfare</w:t>
+            </w:r>
+          </w:p>
+          <w:p>
+            <w:pPr>
+              <w:widowControl/>
+              <w:jc w:val="center"/>
+              <w:rPr>
+                <w:rFonts w:ascii="Topedia Sans TW Beta" w:eastAsia="Topedia Sans TW Beta" w:hAnsi="Topedia Sans TW Beta" w:cs="Cambria" w:hint="eastAsia"/>
+                <w:kern w:val="0"/>
+                <w:sz w:val="20"/>
+                <w:szCs w:val="20"/>
+                <w14:ligatures w14:val="none"/>
+              </w:rPr>
+            </w:pPr>
+          </w:p>
+          <w:p>
+            <w:pPr>
+              <w:widowControl/>
+              <w:jc w:val="center"/>
+              <w:rPr>
+                <w:rFonts w:ascii="Topedia Sans TW Beta" w:eastAsia="Topedia Sans TW Beta" w:hAnsi="Topedia Sans TW Beta" w:cs="Cambria" w:hint="eastAsia"/>
+                <w:kern w:val="0"/>
+                <w:sz w:val="20"/>
+                <w:szCs w:val="20"/>
+                <w14:ligatures w14:val="none"/>
+              </w:rPr>
+            </w:pPr>
+            <w:r>
+              <w:rPr>
+                <w:rFonts w:ascii="Topedia Sans TW Beta" w:eastAsia="Topedia Sans TW Beta" w:hAnsi="Topedia Sans TW Beta" w:cs="Cambria" w:hint="eastAsia"/>
+                <w:b/>
+                <w:bCs/>
+                <w:kern w:val="0"/>
+                <w:sz w:val="21"/>
+                <w:szCs w:val="21"/>
+                <w:bdr w:val="single" w:sz="4" w:space="0" w:color="auto"/>
+                <w14:ligatures w14:val="none"/>
+              </w:rPr>
+              <w:t>2F銅管</w:t>
+            </w:r>
+          </w:p>
+          <w:p>
+            <w:pPr>
+              <w:widowControl/>
+              <w:jc w:val="center"/>
+              <w:rPr>
+                <w:rFonts w:ascii="Topedia Sans TW Beta" w:eastAsia="Topedia Sans TW Beta" w:hAnsi="Topedia Sans TW Beta" w:cs="Cambria"/>
+                <w:kern w:val="0"/>
+                <w:sz w:val="21"/>
+                <w:szCs w:val="21"/>
+                <w14:ligatures w14:val="none"/>
+              </w:rPr>
+            </w:pPr>
+          </w:p>
+        </w:tc>
+        <w:tc>
+          <w:tcPr>
+            <w:tcW w:w="2551" w:type="dxa"/>
+          </w:tcPr>
+          <w:p>
+            <w:pPr>
+              <w:widowControl/>
+              <w:jc w:val="center"/>
+              <w:rPr>
+                <w:rFonts w:ascii="Topedia Sans TW Beta" w:eastAsia="Topedia Sans TW Beta" w:hAnsi="Topedia Sans TW Beta" w:cs="Cambria"/>
+                <w:b/>
+                <w:bCs/>
+                <w:kern w:val="0"/>
+                <w:sz w:val="21"/>
+                <w:szCs w:val="21"/>
+                <w:bdr w:val="single" w:sz="4" w:space="0" w:color="auto"/>
+                <w14:ligatures w14:val="none"/>
+              </w:rPr>
+            </w:pPr>
+          </w:p>
+        </w:tc>
+        <w:tc>
+          <w:tcPr>
+            <w:tcW w:w="1698" w:type="dxa"/>
+          </w:tcPr>
+          <w:p>
+            <w:pPr>
+              <w:widowControl/>
+              <w:jc w:val="center"/>
+              <w:rPr>
+                <w:rFonts w:ascii="Topedia Sans TW Beta" w:eastAsia="Topedia Sans TW Beta" w:hAnsi="Topedia Sans TW Beta" w:cs="Cambria"/>
+                <w:kern w:val="0"/>
+                <w:sz w:val="21"/>
+                <w:szCs w:val="21"/>
+                <w14:ligatures w14:val="none"/>
+              </w:rPr>
+            </w:pPr>
+            <w:r>
+              <w:rPr>
+                <w:rFonts w:ascii="Topedia Sans TW Beta" w:eastAsia="Topedia Sans TW Beta" w:hAnsi="Topedia Sans TW Beta" w:cs="Cambria" w:hint="eastAsia"/>
+                <w:b/>
+                <w:bCs/>
+                <w:kern w:val="0"/>
+                <w:sz w:val="20"/>
+                <w:szCs w:val="20"/>
+                <w:bdr w:val="single" w:sz="4" w:space="0" w:color="auto"/>
+                <w14:ligatures w14:val="none"/>
+              </w:rPr>
+              <w:t>星團</w:t>
+            </w:r>
+            <w:r>
+              <w:rPr>
+                <w:rFonts w:ascii="Topedia Sans TW Beta" w:eastAsia="Topedia Sans TW Beta" w:hAnsi="Topedia Sans TW Beta" w:cs="Cambria" w:hint="eastAsia"/>
+                <w:kern w:val="0"/>
+                <w:sz w:val="20"/>
+                <w:szCs w:val="20"/>
+                <w14:ligatures w14:val="none"/>
+              </w:rPr>
+              <w:t xml:space="preserve"> 14:50 </w:t>
+            </w:r>
+            <w:r>
+              <w:rPr>
+                <w:rFonts w:ascii="Topedia Sans TW Beta" w:eastAsia="Topedia Sans TW Beta" w:hAnsi="Topedia Sans TW Beta" w:cs="Cambria" w:hint="eastAsia"/>
+                <w:b/>
+                <w:color w:val="FF0000"/>
+                <w:kern w:val="0"/>
+                <w:sz w:val="20"/>
+                <w:szCs w:val="20"/>
+                <w14:ligatures w14:val="none"/>
+              </w:rPr>
+              <w:t>側台</w:t>
+            </w:r>
+            <w:r>
+              <w:rPr>
+                <w:rFonts w:ascii="Topedia Sans TW Beta" w:eastAsia="Topedia Sans TW Beta" w:hAnsi="Topedia Sans TW Beta" w:cs="Cambria" w:hint="eastAsia"/>
+                <w:kern w:val="0"/>
+                <w:sz w:val="20"/>
+                <w:szCs w:val="20"/>
+                <w14:ligatures w14:val="none"/>
+              </w:rPr>
+              <w:t>點名</w:t>
+            </w:r>
+          </w:p>
+        </w:tc>
+      </w:tr>
+      <w:tr>
+        <w:tc>
+          <w:tcPr>
+            <w:tcW w:w="1417" w:type="dxa"/>
+          </w:tcPr>
+          <w:p>
+            <w:pPr>
+              <w:widowControl/>
+              <w:jc w:val="center"/>
+              <w:rPr>
+                <w:rFonts w:ascii="Topedia Sans TW Beta" w:eastAsia="Topedia Sans TW Beta" w:hAnsi="Topedia Sans TW Beta" w:cs="Cambria"/>
+                <w:kern w:val="0"/>
+                <w:sz w:val="20"/>
+                <w:szCs w:val="20"/>
+                <w14:ligatures w14:val="none"/>
+              </w:rPr>
+            </w:pPr>
+            <w:r>
+              <w:rPr>
+                <w:rFonts w:ascii="Topedia Sans TW Beta" w:eastAsia="Topedia Sans TW Beta" w:hAnsi="Topedia Sans TW Beta" w:cs="Cambria" w:hint="eastAsia"/>
+                <w:kern w:val="0"/>
+                <w:sz w:val="20"/>
+                <w:szCs w:val="20"/>
+                <w14:ligatures w14:val="none"/>
+              </w:rPr>
+              <w:t>-</w:t>
+            </w:r>
+          </w:p>
+        </w:tc>
+        <w:tc>
+          <w:tcPr>
+            <w:tcW w:w="5102" w:type="dxa"/>
+          </w:tcPr>
+          <w:p>
+            <w:pPr>
+              <w:widowControl/>
+              <w:jc w:val="center"/>
+              <w:rPr>
+                <w:rFonts w:ascii="Topedia Sans TW Beta" w:eastAsia="Topedia Sans TW Beta" w:hAnsi="Topedia Sans TW Beta" w:cs="Cambria"/>
+                <w:b/>
+                <w:bCs/>
+                <w:kern w:val="0"/>
+                <w:sz w:val="20"/>
+                <w:szCs w:val="20"/>
+                <w:bdr w:val="single" w:sz="4" w:space="0" w:color="auto"/>
+                <w14:ligatures w14:val="none"/>
+              </w:rPr>
+            </w:pPr>
+            <w:r>
+              <w:rPr>
+                <w:rFonts w:ascii="Topedia Sans TW Beta" w:eastAsia="Topedia Sans TW Beta" w:hAnsi="Topedia Sans TW Beta" w:cs="Cambria" w:hint="eastAsia"/>
+                <w:b/>
+                <w:bCs/>
+                <w:kern w:val="0"/>
+                <w:sz w:val="20"/>
+                <w:szCs w:val="20"/>
+                <w:bdr w:val="single" w:sz="4" w:space="0" w:color="auto"/>
+                <w14:ligatures w14:val="none"/>
+              </w:rPr>
+              <w:t>星團</w:t>
+            </w:r>
+          </w:p>
+          <w:p>
+            <w:pPr>
+              <w:widowControl/>
+              <w:jc w:val="center"/>
+              <w:rPr>
+                <w:rFonts w:ascii="Topedia Sans TW Beta" w:eastAsia="Topedia Sans TW Beta" w:hAnsi="Topedia Sans TW Beta" w:cs="Cambria"/>
+                <w:b/>
+                <w:bCs/>
+                <w:kern w:val="0"/>
+                <w:sz w:val="20"/>
+                <w:szCs w:val="20"/>
+                <w:bdr w:val="single" w:sz="4" w:space="0" w:color="auto"/>
+                <w14:ligatures w14:val="none"/>
+              </w:rPr>
+            </w:pPr>
+          </w:p>
+          <w:p>
+            <w:pPr>
+              <w:pStyle w:val="a9"/>
+              <w:widowControl/>
+              <w:numPr>
+                <w:ilvl w:val="0"/>
+                <w:numId w:val="16"/>
+              </w:numPr>
+              <w:ind w:leftChars="0"/>
+              <w:jc w:val="center"/>
+              <w:rPr>
+                <w:rFonts w:ascii="Topedia Sans TW Beta" w:eastAsia="Topedia Sans TW Beta" w:hAnsi="Topedia Sans TW Beta" w:cs="Cambria"/>
+                <w:kern w:val="0"/>
+                <w:sz w:val="20"/>
+                <w:szCs w:val="20"/>
+                <w14:ligatures w14:val="none"/>
+              </w:rPr>
+            </w:pPr>
+            <w:r>
+              <w:rPr>
+                <w:rFonts w:ascii="Topedia Sans TW Beta" w:eastAsia="Topedia Sans TW Beta" w:hAnsi="Topedia Sans TW Beta" w:cs="Cambria" w:hint="eastAsia"/>
+                <w:kern w:val="0"/>
+                <w:sz w:val="20"/>
+                <w:szCs w:val="20"/>
+                <w14:ligatures w14:val="none"/>
+              </w:rPr>
+              <w:t>格列佛</w:t>
+            </w:r>
+            <w:r>
+              <w:rPr>
+                <w:rFonts w:ascii="Topedia Sans TW Beta" w:eastAsia="Topedia Sans TW Beta" w:hAnsi="Topedia Sans TW Beta" w:cs="Cambria" w:hint="eastAsia"/>
+                <w:kern w:val="0"/>
+                <w:sz w:val="20"/>
+                <w:szCs w:val="20"/>
+                <w14:ligatures w14:val="none"/>
+              </w:rPr>
+              <w:t xml:space="preserve"> </w:t>
+            </w:r>
+          </w:p>
+          <w:p>
+            <w:pPr>
+              <w:pStyle w:val="a9"/>
+              <w:widowControl/>
+              <w:numPr>
+                <w:ilvl w:val="0"/>
+                <w:numId w:val="16"/>
+              </w:numPr>
+              <w:ind w:leftChars="0"/>
+              <w:jc w:val="center"/>
+              <w:rPr>
+                <w:rFonts w:ascii="Topedia Sans TW Beta" w:eastAsia="Topedia Sans TW Beta" w:hAnsi="Topedia Sans TW Beta" w:cs="Cambria"/>
+                <w:kern w:val="0"/>
+                <w:sz w:val="20"/>
+                <w:szCs w:val="20"/>
+                <w14:ligatures w14:val="none"/>
+              </w:rPr>
+            </w:pPr>
+            <w:r>
+              <w:rPr>
+                <w:rFonts w:ascii="Topedia Sans TW Beta" w:eastAsia="Topedia Sans TW Beta" w:hAnsi="Topedia Sans TW Beta" w:cs="Cambria" w:hint="eastAsia"/>
+                <w:kern w:val="0"/>
+                <w:sz w:val="20"/>
+                <w:szCs w:val="20"/>
+                <w14:ligatures w14:val="none"/>
+              </w:rPr>
+              <w:t>掃除</w:t>
+            </w:r>
+            <w:r>
+              <w:rPr>
+                <w:rFonts w:ascii="Topedia Sans TW Beta" w:eastAsia="Topedia Sans TW Beta" w:hAnsi="Topedia Sans TW Beta" w:cs="Cambria" w:hint="eastAsia"/>
+                <w:kern w:val="0"/>
+                <w:sz w:val="20"/>
+                <w:szCs w:val="20"/>
+                <w14:ligatures w14:val="none"/>
+              </w:rPr>
+              <w:t xml:space="preserve"> </w:t>
+            </w:r>
+          </w:p>
+          <w:p>
+            <w:pPr>
+              <w:pStyle w:val="a9"/>
+              <w:widowControl/>
+              <w:numPr>
+                <w:ilvl w:val="0"/>
+                <w:numId w:val="16"/>
+              </w:numPr>
+              <w:ind w:leftChars="0"/>
+              <w:jc w:val="center"/>
+              <w:rPr>
+                <w:rFonts w:ascii="Topedia Sans TW Beta" w:eastAsia="Topedia Sans TW Beta" w:hAnsi="Topedia Sans TW Beta" w:cs="Cambria"/>
+                <w:kern w:val="0"/>
+                <w:sz w:val="20"/>
+                <w:szCs w:val="20"/>
+                <w14:ligatures w14:val="none"/>
+              </w:rPr>
+            </w:pPr>
+            <w:r>
+              <w:rPr>
+                <w:rFonts w:ascii="Topedia Sans TW Beta" w:eastAsia="Topedia Sans TW Beta" w:hAnsi="Topedia Sans TW Beta" w:cs="Cambria" w:hint="eastAsia"/>
+                <w:kern w:val="0"/>
+                <w:sz w:val="20"/>
+                <w:szCs w:val="20"/>
+                <w14:ligatures w14:val="none"/>
+              </w:rPr>
+              <w:t>砂紙</w:t>
+            </w:r>
+            <w:r>
+              <w:rPr>
+                <w:rFonts w:ascii="Topedia Sans TW Beta" w:eastAsia="Topedia Sans TW Beta" w:hAnsi="Topedia Sans TW Beta" w:cs="Cambria" w:hint="eastAsia"/>
+                <w:kern w:val="0"/>
+                <w:sz w:val="20"/>
+                <w:szCs w:val="20"/>
+                <w14:ligatures w14:val="none"/>
+              </w:rPr>
+              <w:t xml:space="preserve"> </w:t>
+            </w:r>
+          </w:p>
+          <w:p>
+            <w:pPr>
+              <w:pStyle w:val="a9"/>
+              <w:widowControl/>
+              <w:numPr>
+                <w:ilvl w:val="0"/>
+                <w:numId w:val="16"/>
+              </w:numPr>
+              <w:ind w:leftChars="0"/>
+              <w:jc w:val="center"/>
+              <w:rPr>
+                <w:rFonts w:ascii="Topedia Sans TW Beta" w:eastAsia="Topedia Sans TW Beta" w:hAnsi="Topedia Sans TW Beta" w:cs="Cambria"/>
+                <w:kern w:val="0"/>
+                <w:sz w:val="20"/>
+                <w:szCs w:val="20"/>
+                <w14:ligatures w14:val="none"/>
+              </w:rPr>
+            </w:pPr>
+            <w:r>
+              <w:rPr>
+                <w:rFonts w:ascii="Topedia Sans TW Beta" w:eastAsia="Topedia Sans TW Beta" w:hAnsi="Topedia Sans TW Beta" w:cs="Cambria" w:hint="eastAsia"/>
+                <w:kern w:val="0"/>
+                <w:sz w:val="20"/>
+                <w:szCs w:val="20"/>
+                <w14:ligatures w14:val="none"/>
+              </w:rPr>
+              <w:t>Moana</w:t>
+            </w:r>
+            <w:r>
+              <w:rPr>
+                <w:rFonts w:ascii="Topedia Sans TW Beta" w:eastAsia="Topedia Sans TW Beta" w:hAnsi="Topedia Sans TW Beta" w:cs="Cambria" w:hint="eastAsia"/>
+                <w:kern w:val="0"/>
+                <w:sz w:val="20"/>
+                <w:szCs w:val="20"/>
+                <w14:ligatures w14:val="none"/>
+              </w:rPr>
+              <w:t xml:space="preserve"> </w:t>
+            </w:r>
+          </w:p>
+          <w:p>
+            <w:pPr>
+              <w:pStyle w:val="a9"/>
+              <w:widowControl/>
+              <w:numPr>
+                <w:ilvl w:val="0"/>
+                <w:numId w:val="16"/>
+              </w:numPr>
+              <w:ind w:leftChars="0"/>
+              <w:jc w:val="center"/>
+              <w:rPr>
+                <w:rFonts w:ascii="Topedia Sans TW Beta" w:eastAsia="Topedia Sans TW Beta" w:hAnsi="Topedia Sans TW Beta" w:cs="Cambria" w:hint="eastAsia"/>
+                <w:kern w:val="0"/>
+                <w:sz w:val="20"/>
+                <w:szCs w:val="20"/>
+                <w14:ligatures w14:val="none"/>
+              </w:rPr>
+            </w:pPr>
+            <w:r>
+              <w:rPr>
+                <w:rFonts w:ascii="Topedia Sans TW Beta" w:eastAsia="Topedia Sans TW Beta" w:hAnsi="Topedia Sans TW Beta" w:cs="Cambria" w:hint="eastAsia"/>
+                <w:kern w:val="0"/>
+                <w:sz w:val="20"/>
+                <w:szCs w:val="20"/>
+                <w14:ligatures w14:val="none"/>
+              </w:rPr>
+              <w:t xml:space="preserve">流星 </w:t>
+            </w:r>
+          </w:p>
+          <w:p>
+            <w:pPr>
+              <w:widowControl/>
+              <w:jc w:val="center"/>
+              <w:rPr>
+                <w:rFonts w:ascii="Topedia Sans TW Beta" w:eastAsia="Topedia Sans TW Beta" w:hAnsi="Topedia Sans TW Beta" w:cs="Cambria"/>
+                <w:kern w:val="0"/>
+                <w:sz w:val="21"/>
+                <w:szCs w:val="21"/>
+                <w14:ligatures w14:val="none"/>
+              </w:rPr>
+            </w:pPr>
+          </w:p>
+        </w:tc>
+        <w:tc>
+          <w:tcPr>
+            <w:tcW w:w="2551" w:type="dxa"/>
+          </w:tcPr>
+          <w:p>
+            <w:pPr>
+              <w:widowControl/>
+              <w:jc w:val="center"/>
+              <w:rPr>
+                <w:rFonts w:ascii="Topedia Sans TW Beta" w:eastAsia="Topedia Sans TW Beta" w:hAnsi="Topedia Sans TW Beta" w:cs="Cambria"/>
+                <w:kern w:val="0"/>
+                <w:sz w:val="20"/>
+                <w:szCs w:val="20"/>
+                <w14:ligatures w14:val="none"/>
+              </w:rPr>
+            </w:pPr>
+            <w:r>
+              <w:rPr>
+                <w:rFonts w:ascii="Topedia Sans TW Beta" w:eastAsia="Topedia Sans TW Beta" w:hAnsi="Topedia Sans TW Beta" w:cs="Cambria" w:hint="eastAsia"/>
+                <w:kern w:val="0"/>
+                <w:sz w:val="20"/>
+                <w:szCs w:val="20"/>
+                <w14:ligatures w14:val="none"/>
+              </w:rPr>
+              <w:t>前台</w:t>
+            </w:r>
+            <w:r>
+              <w:rPr>
+                <w:rFonts w:ascii="Topedia Sans TW Beta" w:eastAsia="Topedia Sans TW Beta" w:hAnsi="Topedia Sans TW Beta" w:cs="Cambria" w:hint="eastAsia"/>
+                <w:kern w:val="0"/>
+                <w:sz w:val="20"/>
+                <w:szCs w:val="20"/>
+                <w14:ligatures w14:val="none"/>
+              </w:rPr>
+              <w:t>海報、文宣架設</w:t>
+            </w:r>
+          </w:p>
+          <w:p>
+            <w:pPr>
+              <w:widowControl/>
+              <w:jc w:val="center"/>
+              <w:rPr>
+                <w:rFonts w:ascii="Topedia Sans TW Beta" w:eastAsia="Topedia Sans TW Beta" w:hAnsi="Topedia Sans TW Beta" w:cs="Cambria"/>
+                <w:b/>
+                <w:bCs/>
+                <w:kern w:val="0"/>
+                <w:sz w:val="21"/>
+                <w:szCs w:val="21"/>
+                <w:bdr w:val="single" w:sz="4" w:space="0" w:color="auto"/>
+                <w14:ligatures w14:val="none"/>
+              </w:rPr>
+            </w:pPr>
+            <w:proofErr w:type="gramStart"/>
+            <w:r>
+              <w:rPr>
+                <w:rFonts w:ascii="Topedia Sans TW Beta" w:eastAsia="Topedia Sans TW Beta" w:hAnsi="Topedia Sans TW Beta" w:cs="Cambria" w:hint="eastAsia"/>
+                <w:kern w:val="0"/>
+                <w:sz w:val="20"/>
+                <w:szCs w:val="20"/>
+                <w14:ligatures w14:val="none"/>
+              </w:rPr>
+              <w:t>寄票整理</w:t>
+            </w:r>
+            <w:proofErr w:type="gramEnd"/>
+          </w:p>
+        </w:tc>
+        <w:tc>
+          <w:tcPr>
+            <w:tcW w:w="1698" w:type="dxa"/>
+          </w:tcPr>
+          <w:p>
+            <w:pPr>
+              <w:widowControl/>
+              <w:jc w:val="center"/>
+              <w:rPr>
+                <w:rFonts w:ascii="Topedia Sans TW Beta" w:eastAsia="Topedia Sans TW Beta" w:hAnsi="Topedia Sans TW Beta" w:cs="Cambria"/>
+                <w:kern w:val="0"/>
+                <w:sz w:val="21"/>
+                <w:szCs w:val="21"/>
+                <w14:ligatures w14:val="none"/>
+              </w:rPr>
+            </w:pPr>
+          </w:p>
+        </w:tc>
+      </w:tr>
+      <w:tr>
+        <w:tc>
+          <w:tcPr>
+            <w:tcW w:w="1417" w:type="dxa"/>
+          </w:tcPr>
+          <w:p>
+            <w:pPr>
+              <w:widowControl/>
+              <w:jc w:val="center"/>
+              <w:rPr>
+                <w:rFonts w:ascii="Topedia Sans TW Beta" w:eastAsia="Topedia Sans TW Beta" w:hAnsi="Topedia Sans TW Beta" w:cs="Cambria"/>
+                <w:kern w:val="0"/>
+                <w:sz w:val="20"/>
+                <w:szCs w:val="20"/>
+                <w14:ligatures w14:val="none"/>
+              </w:rPr>
+            </w:pPr>
+            <w:r>
+              <w:rPr>
+                <w:rFonts w:ascii="Topedia Sans TW Beta" w:eastAsia="Topedia Sans TW Beta" w:hAnsi="Topedia Sans TW Beta" w:cs="Cambria" w:hint="eastAsia"/>
+                <w:kern w:val="0"/>
+                <w:sz w:val="20"/>
+                <w:szCs w:val="20"/>
+                <w14:ligatures w14:val="none"/>
+              </w:rPr>
+              <w:t>16</w:t>
+            </w:r>
+            <w:r>
+              <w:rPr>
+                <w:rFonts w:ascii="Topedia Sans TW Beta" w:eastAsia="Topedia Sans TW Beta" w:hAnsi="Topedia Sans TW Beta" w:cs="Cambria" w:hint="eastAsia"/>
+                <w:kern w:val="0"/>
+                <w:sz w:val="20"/>
+                <w:szCs w:val="20"/>
+                <w14:ligatures w14:val="none"/>
+              </w:rPr>
+              <w:t>:</w:t>
+            </w:r>
+            <w:r>
+              <w:rPr>
+                <w:rFonts w:ascii="Topedia Sans TW Beta" w:eastAsia="Topedia Sans TW Beta" w:hAnsi="Topedia Sans TW Beta" w:cs="Cambria" w:hint="eastAsia"/>
+                <w:kern w:val="0"/>
+                <w:sz w:val="20"/>
+                <w:szCs w:val="20"/>
+                <w14:ligatures w14:val="none"/>
+              </w:rPr>
+              <w:t>00 - 16</w:t>
+            </w:r>
+            <w:r>
+              <w:rPr>
+                <w:rFonts w:ascii="Topedia Sans TW Beta" w:eastAsia="Topedia Sans TW Beta" w:hAnsi="Topedia Sans TW Beta" w:cs="Cambria" w:hint="eastAsia"/>
+                <w:kern w:val="0"/>
+                <w:sz w:val="20"/>
+                <w:szCs w:val="20"/>
+                <w14:ligatures w14:val="none"/>
+              </w:rPr>
+              <w:t>:</w:t>
+            </w:r>
+            <w:r>
+              <w:rPr>
+                <w:rFonts w:ascii="Topedia Sans TW Beta" w:eastAsia="Topedia Sans TW Beta" w:hAnsi="Topedia Sans TW Beta" w:cs="Cambria" w:hint="eastAsia"/>
+                <w:kern w:val="0"/>
+                <w:sz w:val="20"/>
+                <w:szCs w:val="20"/>
+                <w14:ligatures w14:val="none"/>
+              </w:rPr>
+              <w:t>30</w:t>
+            </w:r>
+          </w:p>
+        </w:tc>
+        <w:tc>
+          <w:tcPr>
+            <w:tcW w:w="5102" w:type="dxa"/>
+          </w:tcPr>
+          <w:p>
+            <w:pPr>
+              <w:widowControl/>
+              <w:jc w:val="center"/>
+              <w:rPr>
+                <w:rFonts w:ascii="Topedia Sans TW Beta" w:eastAsia="Topedia Sans TW Beta" w:hAnsi="Topedia Sans TW Beta" w:cs="Cambria"/>
+                <w:b/>
+                <w:bCs/>
+                <w:kern w:val="0"/>
+                <w:sz w:val="20"/>
+                <w:szCs w:val="20"/>
+                <w:bdr w:val="single" w:sz="4" w:space="0" w:color="auto"/>
+                <w14:ligatures w14:val="none"/>
+              </w:rPr>
+            </w:pPr>
+            <w:r>
+              <w:rPr>
+                <w:rFonts w:ascii="Topedia Sans TW Beta" w:eastAsia="Topedia Sans TW Beta" w:hAnsi="Topedia Sans TW Beta" w:cs="Cambria" w:hint="eastAsia"/>
+                <w:b/>
+                <w:bCs/>
+                <w:kern w:val="0"/>
+                <w:sz w:val="20"/>
+                <w:szCs w:val="20"/>
+                <w:bdr w:val="single" w:sz="4" w:space="0" w:color="auto"/>
+                <w14:ligatures w14:val="none"/>
+              </w:rPr>
+              <w:t>校長</w:t>
+            </w:r>
+          </w:p>
+          <w:p>
+            <w:pPr>
+              <w:widowControl/>
+              <w:jc w:val="center"/>
+              <w:rPr>
+                <w:rFonts w:ascii="Topedia Sans TW Beta" w:eastAsia="Topedia Sans TW Beta" w:hAnsi="Topedia Sans TW Beta" w:cs="Cambria"/>
+                <w:b/>
+                <w:bCs/>
+                <w:kern w:val="0"/>
+                <w:sz w:val="20"/>
+                <w:szCs w:val="20"/>
+                <w:bdr w:val="single" w:sz="4" w:space="0" w:color="auto"/>
+                <w14:ligatures w14:val="none"/>
+              </w:rPr>
+            </w:pPr>
+          </w:p>
+          <w:p>
+            <w:pPr>
+              <w:widowControl/>
+              <w:jc w:val="center"/>
+              <w:rPr>
+                <w:rFonts w:ascii="Topedia Sans TW Beta" w:eastAsia="Topedia Sans TW Beta" w:hAnsi="Topedia Sans TW Beta" w:cs="Cambria" w:hint="eastAsia"/>
+                <w:kern w:val="0"/>
+                <w:sz w:val="20"/>
+                <w:szCs w:val="20"/>
+                <w14:ligatures w14:val="none"/>
+              </w:rPr>
+            </w:pPr>
+            <w:r>
+              <w:rPr>
+                <w:rFonts w:ascii="Topedia Sans TW Beta" w:eastAsia="Topedia Sans TW Beta" w:hAnsi="Topedia Sans TW Beta" w:cs="Cambria" w:hint="eastAsia"/>
+                <w:kern w:val="0"/>
+                <w:sz w:val="20"/>
+                <w:szCs w:val="20"/>
+                <w14:ligatures w14:val="none"/>
+              </w:rPr>
+              <w:t>童玩</w:t>
+            </w:r>
+          </w:p>
+        </w:tc>
+        <w:tc>
+          <w:tcPr>
+            <w:tcW w:w="2551" w:type="dxa"/>
+          </w:tcPr>
+          <w:p>
+            <w:pPr>
+              <w:widowControl/>
+              <w:jc w:val="center"/>
+              <w:rPr>
+                <w:rFonts w:ascii="Topedia Sans TW Beta" w:eastAsia="Topedia Sans TW Beta" w:hAnsi="Topedia Sans TW Beta" w:cs="Cambria"/>
+                <w:b/>
+                <w:bCs/>
+                <w:kern w:val="0"/>
+                <w:sz w:val="21"/>
+                <w:szCs w:val="21"/>
+                <w:bdr w:val="single" w:sz="4" w:space="0" w:color="auto"/>
+                <w14:ligatures w14:val="none"/>
+              </w:rPr>
+            </w:pPr>
+          </w:p>
+        </w:tc>
+        <w:tc>
+          <w:tcPr>
+            <w:tcW w:w="1698" w:type="dxa"/>
+          </w:tcPr>
+          <w:p>
+            <w:pPr>
+              <w:widowControl/>
+              <w:jc w:val="center"/>
+              <w:rPr>
+                <w:rFonts w:ascii="Topedia Sans TW Beta" w:eastAsia="Topedia Sans TW Beta" w:hAnsi="Topedia Sans TW Beta" w:cs="Cambria"/>
+                <w:kern w:val="0"/>
+                <w:sz w:val="21"/>
+                <w:szCs w:val="21"/>
+                <w14:ligatures w14:val="none"/>
+              </w:rPr>
+            </w:pPr>
+          </w:p>
+        </w:tc>
+      </w:tr>
+      <w:tr>
+        <w:tc>
+          <w:tcPr>
+            <w:tcW w:w="1417" w:type="dxa"/>
+          </w:tcPr>
+          <w:p>
+            <w:pPr>
+              <w:widowControl/>
+              <w:jc w:val="center"/>
+              <w:rPr>
+                <w:rFonts w:ascii="Topedia Sans TW Beta" w:eastAsia="Topedia Sans TW Beta" w:hAnsi="Topedia Sans TW Beta" w:cs="Cambria"/>
+                <w:kern w:val="0"/>
+                <w:sz w:val="20"/>
+                <w:szCs w:val="20"/>
+                <w14:ligatures w14:val="none"/>
+              </w:rPr>
+            </w:pPr>
+            <w:r>
+              <w:rPr>
+                <w:rFonts w:ascii="Topedia Sans TW Beta" w:eastAsia="Topedia Sans TW Beta" w:hAnsi="Topedia Sans TW Beta" w:cs="Cambria" w:hint="eastAsia"/>
+                <w:kern w:val="0"/>
+                <w:sz w:val="20"/>
+                <w:szCs w:val="20"/>
+                <w14:ligatures w14:val="none"/>
+              </w:rPr>
+              <w:t>16</w:t>
+            </w:r>
+            <w:r>
+              <w:rPr>
+                <w:rFonts w:ascii="Topedia Sans TW Beta" w:eastAsia="Topedia Sans TW Beta" w:hAnsi="Topedia Sans TW Beta" w:cs="Cambria" w:hint="eastAsia"/>
+                <w:kern w:val="0"/>
+                <w:sz w:val="20"/>
+                <w:szCs w:val="20"/>
+                <w14:ligatures w14:val="none"/>
+              </w:rPr>
+              <w:t>:</w:t>
+            </w:r>
+            <w:r>
+              <w:rPr>
+                <w:rFonts w:ascii="Topedia Sans TW Beta" w:eastAsia="Topedia Sans TW Beta" w:hAnsi="Topedia Sans TW Beta" w:cs="Cambria" w:hint="eastAsia"/>
+                <w:kern w:val="0"/>
+                <w:sz w:val="20"/>
+                <w:szCs w:val="20"/>
+                <w14:ligatures w14:val="none"/>
+              </w:rPr>
+              <w:t xml:space="preserve">50 </w:t>
+            </w:r>
+            <w:r>
+              <w:rPr>
+                <w:rFonts w:ascii="Topedia Sans TW Beta" w:eastAsia="Topedia Sans TW Beta" w:hAnsi="Topedia Sans TW Beta" w:cs="Cambria"/>
+                <w:kern w:val="0"/>
+                <w:sz w:val="20"/>
+                <w:szCs w:val="20"/>
+                <w14:ligatures w14:val="none"/>
+              </w:rPr>
+              <w:t>–</w:t>
+            </w:r>
+            <w:r>
+              <w:rPr>
+                <w:rFonts w:ascii="Topedia Sans TW Beta" w:eastAsia="Topedia Sans TW Beta" w:hAnsi="Topedia Sans TW Beta" w:cs="Cambria" w:hint="eastAsia"/>
+                <w:kern w:val="0"/>
+                <w:sz w:val="20"/>
+                <w:szCs w:val="20"/>
+                <w14:ligatures w14:val="none"/>
+              </w:rPr>
+              <w:t xml:space="preserve"> 17</w:t>
+            </w:r>
+            <w:r>
+              <w:rPr>
+                <w:rFonts w:ascii="Topedia Sans TW Beta" w:eastAsia="Topedia Sans TW Beta" w:hAnsi="Topedia Sans TW Beta" w:cs="Cambria" w:hint="eastAsia"/>
+                <w:kern w:val="0"/>
+                <w:sz w:val="20"/>
+                <w:szCs w:val="20"/>
+                <w14:ligatures w14:val="none"/>
+              </w:rPr>
+              <w:t>:</w:t>
+            </w:r>
+            <w:r>
+              <w:rPr>
+                <w:rFonts w:ascii="Topedia Sans TW Beta" w:eastAsia="Topedia Sans TW Beta" w:hAnsi="Topedia Sans TW Beta" w:cs="Cambria" w:hint="eastAsia"/>
+                <w:kern w:val="0"/>
+                <w:sz w:val="20"/>
+                <w:szCs w:val="20"/>
+                <w14:ligatures w14:val="none"/>
+              </w:rPr>
+              <w:t>10</w:t>
+            </w:r>
+          </w:p>
+        </w:tc>
+        <w:tc>
+          <w:tcPr>
+            <w:tcW w:w="5102" w:type="dxa"/>
+          </w:tcPr>
+          <w:p>
+            <w:pPr>
+              <w:widowControl/>
+              <w:jc w:val="center"/>
+              <w:rPr>
+                <w:rFonts w:ascii="Topedia Sans TW Beta" w:eastAsia="Topedia Sans TW Beta" w:hAnsi="Topedia Sans TW Beta" w:cs="Cambria"/>
+                <w:kern w:val="0"/>
+                <w:sz w:val="21"/>
+                <w:szCs w:val="21"/>
+                <w14:ligatures w14:val="none"/>
+              </w:rPr>
+            </w:pPr>
+            <w:r>
+              <w:rPr>
+                <w:rFonts w:ascii="Topedia Sans TW Beta" w:eastAsia="Topedia Sans TW Beta" w:hAnsi="Topedia Sans TW Beta" w:cs="Cambria" w:hint="eastAsia"/>
+                <w:kern w:val="0"/>
+                <w:sz w:val="20"/>
+                <w:szCs w:val="20"/>
+                <w14:ligatures w14:val="none"/>
+              </w:rPr>
+              <w:t>大合照</w:t>
+            </w:r>
+          </w:p>
+        </w:tc>
+        <w:tc>
+          <w:tcPr>
+            <w:tcW w:w="2551" w:type="dxa"/>
+          </w:tcPr>
+          <w:p>
+            <w:pPr>
+              <w:widowControl/>
+              <w:jc w:val="center"/>
+              <w:rPr>
+                <w:rFonts w:ascii="Topedia Sans TW Beta" w:eastAsia="Topedia Sans TW Beta" w:hAnsi="Topedia Sans TW Beta" w:cs="Cambria"/>
+                <w:b/>
+                <w:bCs/>
+                <w:kern w:val="0"/>
+                <w:sz w:val="21"/>
+                <w:szCs w:val="21"/>
+                <w:bdr w:val="single" w:sz="4" w:space="0" w:color="auto"/>
+                <w14:ligatures w14:val="none"/>
+              </w:rPr>
+            </w:pPr>
+          </w:p>
+        </w:tc>
+        <w:tc>
+          <w:tcPr>
+            <w:tcW w:w="1698" w:type="dxa"/>
+          </w:tcPr>
+          <w:p>
+            <w:pPr>
+              <w:widowControl/>
+              <w:jc w:val="center"/>
+              <w:rPr>
+                <w:rFonts w:ascii="Topedia Sans TW Beta" w:eastAsia="Topedia Sans TW Beta" w:hAnsi="Topedia Sans TW Beta" w:cs="Cambria"/>
+                <w:kern w:val="0"/>
+                <w:sz w:val="21"/>
+                <w:szCs w:val="21"/>
+                <w14:ligatures w14:val="none"/>
+              </w:rPr>
+            </w:pPr>
+          </w:p>
+        </w:tc>
+      </w:tr>
+      <w:tr>
+        <w:tc>
+          <w:tcPr>
+            <w:tcW w:w="1417" w:type="dxa"/>
+          </w:tcPr>
+          <w:p>
+            <w:pPr>
+              <w:widowControl/>
+              <w:jc w:val="center"/>
+              <w:rPr>
+                <w:rFonts w:ascii="Topedia Sans TW Beta" w:eastAsia="Topedia Sans TW Beta" w:hAnsi="Topedia Sans TW Beta" w:cs="Cambria"/>
+                <w:kern w:val="0"/>
+                <w:sz w:val="20"/>
+                <w:szCs w:val="20"/>
+                <w14:ligatures w14:val="none"/>
+              </w:rPr>
+            </w:pPr>
+          </w:p>
+        </w:tc>
+        <w:tc>
+          <w:tcPr>
+            <w:tcW w:w="5102" w:type="dxa"/>
+          </w:tcPr>
+          <w:p>
+            <w:pPr>
+              <w:widowControl/>
+              <w:jc w:val="center"/>
+              <w:rPr>
+                <w:rFonts w:ascii="Topedia Sans TW Beta" w:eastAsia="Topedia Sans TW Beta" w:hAnsi="Topedia Sans TW Beta" w:cs="Cambria"/>
+                <w:kern w:val="0"/>
+                <w:sz w:val="21"/>
+                <w:szCs w:val="21"/>
+                <w14:ligatures w14:val="none"/>
+              </w:rPr>
+            </w:pPr>
+          </w:p>
+        </w:tc>
+        <w:tc>
+          <w:tcPr>
+            <w:tcW w:w="2551" w:type="dxa"/>
+          </w:tcPr>
+          <w:p>
+            <w:pPr>
+              <w:widowControl/>
+              <w:jc w:val="center"/>
+              <w:rPr>
+                <w:rFonts w:ascii="Topedia Sans TW Beta" w:eastAsia="Topedia Sans TW Beta" w:hAnsi="Topedia Sans TW Beta" w:cs="Cambria"/>
+                <w:b/>
+                <w:bCs/>
+                <w:kern w:val="0"/>
+                <w:sz w:val="21"/>
+                <w:szCs w:val="21"/>
+                <w:bdr w:val="single" w:sz="4" w:space="0" w:color="auto"/>
+                <w14:ligatures w14:val="none"/>
+              </w:rPr>
+            </w:pPr>
+          </w:p>
+        </w:tc>
+        <w:tc>
+          <w:tcPr>
+            <w:tcW w:w="1698" w:type="dxa"/>
+          </w:tcPr>
+          <w:p>
+            <w:pPr>
+              <w:widowControl/>
+              <w:jc w:val="center"/>
+              <w:rPr>
+                <w:rFonts w:ascii="Topedia Sans TW Beta" w:eastAsia="Topedia Sans TW Beta" w:hAnsi="Topedia Sans TW Beta" w:cs="Cambria"/>
+                <w:kern w:val="0"/>
+                <w:sz w:val="21"/>
+                <w:szCs w:val="21"/>
+                <w14:ligatures w14:val="none"/>
+              </w:rPr>
+            </w:pPr>
+          </w:p>
+        </w:tc>
+      </w:tr>
+      <w:tr>
+        <w:tc>
+          <w:tcPr>
+            <w:tcW w:w="1417" w:type="dxa"/>
+          </w:tcPr>
+          <w:p>
+            <w:pPr>
+              <w:widowControl/>
+              <w:jc w:val="center"/>
+              <w:rPr>
+                <w:rFonts w:ascii="Topedia Sans TW Beta" w:eastAsia="Topedia Sans TW Beta" w:hAnsi="Topedia Sans TW Beta" w:cs="Cambria"/>
+                <w:kern w:val="0"/>
+                <w:sz w:val="20"/>
+                <w:szCs w:val="20"/>
+                <w14:ligatures w14:val="none"/>
+              </w:rPr>
+            </w:pPr>
+          </w:p>
+        </w:tc>
+        <w:tc>
+          <w:tcPr>
+            <w:tcW w:w="5102" w:type="dxa"/>
+          </w:tcPr>
+          <w:p>
+            <w:pPr>
+              <w:widowControl/>
+              <w:jc w:val="center"/>
+              <w:rPr>
+                <w:rFonts w:ascii="Topedia Sans TW Beta" w:eastAsia="Topedia Sans TW Beta" w:hAnsi="Topedia Sans TW Beta" w:cs="Cambria"/>
+                <w:kern w:val="0"/>
+                <w:sz w:val="21"/>
+                <w:szCs w:val="21"/>
+                <w14:ligatures w14:val="none"/>
+              </w:rPr>
+            </w:pPr>
+          </w:p>
+        </w:tc>
+        <w:tc>
+          <w:tcPr>
+            <w:tcW w:w="2551" w:type="dxa"/>
+          </w:tcPr>
+          <w:p>
+            <w:pPr>
+              <w:widowControl/>
+              <w:jc w:val="center"/>
+              <w:rPr>
+                <w:rFonts w:ascii="Topedia Sans TW Beta" w:eastAsia="Topedia Sans TW Beta" w:hAnsi="Topedia Sans TW Beta" w:cs="Cambria"/>
+                <w:b/>
+                <w:bCs/>
+                <w:kern w:val="0"/>
+                <w:sz w:val="21"/>
+                <w:szCs w:val="21"/>
+                <w:bdr w:val="single" w:sz="4" w:space="0" w:color="auto"/>
+                <w14:ligatures w14:val="none"/>
+              </w:rPr>
+            </w:pPr>
+          </w:p>
+        </w:tc>
+        <w:tc>
+          <w:tcPr>
+            <w:tcW w:w="1698" w:type="dxa"/>
+          </w:tcPr>
+          <w:p>
+            <w:pPr>
+              <w:widowControl/>
+              <w:jc w:val="center"/>
+              <w:rPr>
+                <w:rFonts w:ascii="Topedia Sans TW Beta" w:eastAsia="Topedia Sans TW Beta" w:hAnsi="Topedia Sans TW Beta" w:cs="Cambria"/>
+                <w:kern w:val="0"/>
+                <w:sz w:val="21"/>
+                <w:szCs w:val="21"/>
+                <w14:ligatures w14:val="none"/>
+              </w:rPr>
+            </w:pPr>
+          </w:p>
+        </w:tc>
+      </w:tr>
+      <w:tr>
+        <w:tc>
+          <w:tcPr>
+            <w:tcW w:w="1417" w:type="dxa"/>
+          </w:tcPr>
+          <w:p>
+            <w:pPr>
+              <w:widowControl/>
+              <w:jc w:val="center"/>
+              <w:rPr>
+                <w:rFonts w:ascii="Topedia Sans TW Beta" w:eastAsia="Topedia Sans TW Beta" w:hAnsi="Topedia Sans TW Beta" w:cs="Cambria"/>
+                <w:kern w:val="0"/>
+                <w:sz w:val="20"/>
+                <w:szCs w:val="20"/>
+                <w14:ligatures w14:val="none"/>
+              </w:rPr>
+            </w:pPr>
+            <w:r>
+              <w:rPr>
+                <w:rFonts w:ascii="Topedia Sans TW Beta" w:eastAsia="Topedia Sans TW Beta" w:hAnsi="Topedia Sans TW Beta" w:cs="Cambria" w:hint="eastAsia"/>
+                <w:kern w:val="0"/>
+                <w:sz w:val="20"/>
+                <w:szCs w:val="20"/>
+                <w14:ligatures w14:val="none"/>
+              </w:rPr>
+              <w:t>17</w:t>
+            </w:r>
+            <w:r>
+              <w:rPr>
+                <w:rFonts w:ascii="Topedia Sans TW Beta" w:eastAsia="Topedia Sans TW Beta" w:hAnsi="Topedia Sans TW Beta" w:cs="Cambria" w:hint="eastAsia"/>
+                <w:kern w:val="0"/>
+                <w:sz w:val="20"/>
+                <w:szCs w:val="20"/>
+                <w14:ligatures w14:val="none"/>
+              </w:rPr>
+              <w:t>:</w:t>
+            </w:r>
+            <w:r>
+              <w:rPr>
+                <w:rFonts w:ascii="Topedia Sans TW Beta" w:eastAsia="Topedia Sans TW Beta" w:hAnsi="Topedia Sans TW Beta" w:cs="Cambria" w:hint="eastAsia"/>
+                <w:kern w:val="0"/>
+                <w:sz w:val="20"/>
+                <w:szCs w:val="20"/>
+                <w14:ligatures w14:val="none"/>
+              </w:rPr>
+              <w:t>30 -18</w:t>
+            </w:r>
+            <w:r>
+              <w:rPr>
+                <w:rFonts w:ascii="Topedia Sans TW Beta" w:eastAsia="Topedia Sans TW Beta" w:hAnsi="Topedia Sans TW Beta" w:cs="Cambria" w:hint="eastAsia"/>
+                <w:kern w:val="0"/>
+                <w:sz w:val="20"/>
+                <w:szCs w:val="20"/>
+                <w14:ligatures w14:val="none"/>
+              </w:rPr>
+              <w:t>:</w:t>
+            </w:r>
+            <w:r>
+              <w:rPr>
+                <w:rFonts w:ascii="Topedia Sans TW Beta" w:eastAsia="Topedia Sans TW Beta" w:hAnsi="Topedia Sans TW Beta" w:cs="Cambria" w:hint="eastAsia"/>
+                <w:kern w:val="0"/>
+                <w:sz w:val="20"/>
+                <w:szCs w:val="20"/>
+                <w14:ligatures w14:val="none"/>
+              </w:rPr>
+              <w:t>30</w:t>
+            </w:r>
+          </w:p>
+        </w:tc>
+        <w:tc>
+          <w:tcPr>
+            <w:tcW w:w="5102" w:type="dxa"/>
+          </w:tcPr>
+          <w:p>
+            <w:pPr>
+              <w:widowControl/>
+              <w:jc w:val="center"/>
+              <w:rPr>
+                <w:rFonts w:ascii="Topedia Sans TW Beta" w:eastAsia="Topedia Sans TW Beta" w:hAnsi="Topedia Sans TW Beta" w:cs="Cambria"/>
+                <w:kern w:val="0"/>
+                <w:sz w:val="21"/>
+                <w:szCs w:val="21"/>
+                <w14:ligatures w14:val="none"/>
+              </w:rPr>
+            </w:pPr>
+          </w:p>
+        </w:tc>
+        <w:tc>
+          <w:tcPr>
+            <w:tcW w:w="2551" w:type="dxa"/>
+          </w:tcPr>
+          <w:p>
+            <w:pPr>
+              <w:widowControl/>
+              <w:jc w:val="center"/>
+              <w:rPr>
+                <w:rFonts w:ascii="Topedia Sans TW Beta" w:eastAsia="Topedia Sans TW Beta" w:hAnsi="Topedia Sans TW Beta" w:cs="Cambria"/>
+                <w:b/>
+                <w:bCs/>
+                <w:kern w:val="0"/>
+                <w:sz w:val="21"/>
+                <w:szCs w:val="21"/>
+                <w:bdr w:val="single" w:sz="4" w:space="0" w:color="auto"/>
+                <w14:ligatures w14:val="none"/>
+              </w:rPr>
+            </w:pPr>
+            <w:r>
+              <w:rPr>
+                <w:rFonts w:ascii="Topedia Sans TW Beta" w:eastAsia="Topedia Sans TW Beta" w:hAnsi="Topedia Sans TW Beta" w:cs="Cambria" w:hint="eastAsia"/>
+                <w:b/>
+                <w:bCs/>
+                <w:kern w:val="0"/>
+                <w:sz w:val="20"/>
+                <w:szCs w:val="20"/>
+                <w:bdr w:val="single" w:sz="4" w:space="0" w:color="auto"/>
+                <w14:ligatures w14:val="none"/>
+              </w:rPr>
+              <w:t>調音師</w:t>
+            </w:r>
+            <w:r>
+              <w:rPr>
+                <w:rFonts w:ascii="Topedia Sans TW Beta" w:eastAsia="Topedia Sans TW Beta" w:hAnsi="Topedia Sans TW Beta" w:cs="Cambria" w:hint="eastAsia"/>
+                <w:kern w:val="0"/>
+                <w:sz w:val="20"/>
+                <w:szCs w:val="20"/>
+                <w14:ligatures w14:val="none"/>
+              </w:rPr>
+              <w:t xml:space="preserve">  </w:t>
+            </w:r>
+            <w:r>
+              <w:rPr>
+                <w:rFonts w:ascii="Topedia Sans TW Beta" w:eastAsia="Topedia Sans TW Beta" w:hAnsi="Topedia Sans TW Beta" w:cs="Cambria" w:hint="eastAsia"/>
+                <w:kern w:val="0"/>
+                <w:sz w:val="20"/>
+                <w:szCs w:val="20"/>
+                <w14:ligatures w14:val="none"/>
+              </w:rPr>
+              <w:t>鋼琴調音</w:t>
+            </w:r>
+          </w:p>
+        </w:tc>
+        <w:tc>
+          <w:tcPr>
+            <w:tcW w:w="1698" w:type="dxa"/>
+          </w:tcPr>
+          <w:p>
+            <w:pPr>
+              <w:widowControl/>
+              <w:jc w:val="center"/>
+              <w:rPr>
+                <w:rFonts w:ascii="Topedia Sans TW Beta" w:eastAsia="Topedia Sans TW Beta" w:hAnsi="Topedia Sans TW Beta" w:cs="Cambria"/>
+                <w:kern w:val="0"/>
+                <w:sz w:val="21"/>
+                <w:szCs w:val="21"/>
+                <w14:ligatures w14:val="none"/>
+              </w:rPr>
+            </w:pPr>
+          </w:p>
+        </w:tc>
+      </w:tr>
+      <w:tr>
+        <w:tc>
+          <w:tcPr>
+            <w:tcW w:w="1417" w:type="dxa"/>
+          </w:tcPr>
+          <w:p>
+            <w:pPr>
+              <w:widowControl/>
+              <w:jc w:val="center"/>
+              <w:rPr>
+                <w:rFonts w:ascii="Topedia Sans TW Beta" w:eastAsia="Topedia Sans TW Beta" w:hAnsi="Topedia Sans TW Beta" w:cs="Cambria"/>
+                <w:kern w:val="0"/>
+                <w:sz w:val="20"/>
+                <w:szCs w:val="20"/>
+                <w14:ligatures w14:val="none"/>
+              </w:rPr>
+            </w:pPr>
+            <w:r>
+              <w:rPr>
+                <w:rFonts w:ascii="Topedia Sans TW Beta" w:eastAsia="Topedia Sans TW Beta" w:hAnsi="Topedia Sans TW Beta" w:cs="Cambria" w:hint="eastAsia"/>
+                <w:kern w:val="0"/>
+                <w:sz w:val="21"/>
+                <w:szCs w:val="21"/>
+                <w14:ligatures w14:val="none"/>
+              </w:rPr>
+              <w:t>1</w:t>
+            </w:r>
+            <w:r>
+              <w:rPr>
+                <w:rFonts w:ascii="Topedia Sans TW Beta" w:eastAsia="Topedia Sans TW Beta" w:hAnsi="Topedia Sans TW Beta" w:cs="Cambria" w:hint="eastAsia"/>
+                <w:kern w:val="0"/>
+                <w:sz w:val="21"/>
+                <w:szCs w:val="21"/>
+                <w14:ligatures w14:val="none"/>
+              </w:rPr>
+              <w:t>8</w:t>
+            </w:r>
+            <w:r>
+              <w:rPr>
+                <w:rFonts w:ascii="Topedia Sans TW Beta" w:eastAsia="Topedia Sans TW Beta" w:hAnsi="Topedia Sans TW Beta" w:cs="Cambria" w:hint="eastAsia"/>
+                <w:kern w:val="0"/>
+                <w:sz w:val="21"/>
+                <w:szCs w:val="21"/>
+                <w14:ligatures w14:val="none"/>
+              </w:rPr>
+              <w:t>:</w:t>
+            </w:r>
+            <w:r>
+              <w:rPr>
+                <w:rFonts w:ascii="Topedia Sans TW Beta" w:eastAsia="Topedia Sans TW Beta" w:hAnsi="Topedia Sans TW Beta" w:cs="Cambria" w:hint="eastAsia"/>
+                <w:kern w:val="0"/>
+                <w:sz w:val="21"/>
+                <w:szCs w:val="21"/>
+                <w14:ligatures w14:val="none"/>
+              </w:rPr>
+              <w:t>3</w:t>
+            </w:r>
+            <w:r>
+              <w:rPr>
+                <w:rFonts w:ascii="Topedia Sans TW Beta" w:eastAsia="Topedia Sans TW Beta" w:hAnsi="Topedia Sans TW Beta" w:cs="Cambria" w:hint="eastAsia"/>
+                <w:kern w:val="0"/>
+                <w:sz w:val="21"/>
+                <w:szCs w:val="21"/>
+                <w14:ligatures w14:val="none"/>
+              </w:rPr>
+              <w:t>0</w:t>
+            </w:r>
+            <w:r>
+              <w:rPr>
+                <w:rFonts w:ascii="Topedia Sans TW Beta" w:eastAsia="Topedia Sans TW Beta" w:hAnsi="Topedia Sans TW Beta" w:cs="Cambria" w:hint="eastAsia"/>
+                <w:kern w:val="0"/>
+                <w:sz w:val="21"/>
+                <w:szCs w:val="21"/>
+                <w14:ligatures w14:val="none"/>
+              </w:rPr>
+              <w:t>-18:50</w:t>
+            </w:r>
+          </w:p>
+        </w:tc>
+        <w:tc>
+          <w:tcPr>
+            <w:tcW w:w="5102" w:type="dxa"/>
+          </w:tcPr>
+          <w:p>
+            <w:pPr>
+              <w:widowControl/>
+              <w:jc w:val="center"/>
+              <w:rPr>
+                <w:rFonts w:ascii="Topedia Sans TW Beta" w:eastAsia="Topedia Sans TW Beta" w:hAnsi="Topedia Sans TW Beta" w:cs="Cambria"/>
+                <w:kern w:val="0"/>
+                <w:sz w:val="21"/>
+                <w:szCs w:val="21"/>
+                <w14:ligatures w14:val="none"/>
+              </w:rPr>
+            </w:pPr>
+          </w:p>
+        </w:tc>
+        <w:tc>
+          <w:tcPr>
+            <w:tcW w:w="2551" w:type="dxa"/>
+          </w:tcPr>
+          <w:p>
+            <w:pPr>
+              <w:widowControl/>
+              <w:jc w:val="center"/>
+              <w:rPr>
+                <w:rFonts w:ascii="Topedia Sans TW Beta" w:eastAsia="Topedia Sans TW Beta" w:hAnsi="Topedia Sans TW Beta" w:cs="Cambria"/>
+                <w:b/>
+                <w:bCs/>
+                <w:kern w:val="0"/>
+                <w:sz w:val="20"/>
+                <w:szCs w:val="20"/>
+                <w:bdr w:val="single" w:sz="4" w:space="0" w:color="auto"/>
+                <w14:ligatures w14:val="none"/>
+              </w:rPr>
+            </w:pPr>
+          </w:p>
+        </w:tc>
+        <w:tc>
+          <w:tcPr>
+            <w:tcW w:w="1698" w:type="dxa"/>
+          </w:tcPr>
+          <w:p>
+            <w:pPr>
+              <w:widowControl/>
+              <w:jc w:val="center"/>
+              <w:rPr>
+                <w:rFonts w:ascii="Topedia Sans TW Beta" w:eastAsia="Topedia Sans TW Beta" w:hAnsi="Topedia Sans TW Beta" w:cs="Cambria"/>
+                <w:kern w:val="0"/>
+                <w:sz w:val="21"/>
+                <w:szCs w:val="21"/>
+                <w14:ligatures w14:val="none"/>
+              </w:rPr>
+            </w:pPr>
+          </w:p>
+        </w:tc>
+      </w:tr>
+      <w:tr>
+        <w:tc>
+          <w:tcPr>
+            <w:tcW w:w="1417" w:type="dxa"/>
+          </w:tcPr>
+          <w:p>
+            <w:pPr>
+              <w:widowControl/>
+              <w:jc w:val="center"/>
+              <w:rPr>
+                <w:rFonts w:ascii="Topedia Sans TW Beta" w:eastAsia="Topedia Sans TW Beta" w:hAnsi="Topedia Sans TW Beta" w:cs="Cambria"/>
+                <w:kern w:val="0"/>
+                <w:sz w:val="21"/>
+                <w:szCs w:val="21"/>
+                <w14:ligatures w14:val="none"/>
+              </w:rPr>
+            </w:pPr>
+            <w:r>
+              <w:rPr>
+                <w:rFonts w:ascii="Topedia Sans TW Beta" w:eastAsia="Topedia Sans TW Beta" w:hAnsi="Topedia Sans TW Beta" w:cs="Cambria" w:hint="eastAsia"/>
+                <w:kern w:val="0"/>
+                <w:sz w:val="21"/>
+                <w:szCs w:val="21"/>
+                <w14:ligatures w14:val="none"/>
+              </w:rPr>
+              <w:t>18:</w:t>
+            </w:r>
+            <w:r>
+              <w:rPr>
+                <w:rFonts w:ascii="Topedia Sans TW Beta" w:eastAsia="Topedia Sans TW Beta" w:hAnsi="Topedia Sans TW Beta" w:cs="Cambria" w:hint="eastAsia"/>
+                <w:kern w:val="0"/>
+                <w:sz w:val="21"/>
+                <w:szCs w:val="21"/>
+                <w14:ligatures w14:val="none"/>
+              </w:rPr>
+              <w:t>5</w:t>
+            </w:r>
+            <w:r>
+              <w:rPr>
+                <w:rFonts w:ascii="Topedia Sans TW Beta" w:eastAsia="Topedia Sans TW Beta" w:hAnsi="Topedia Sans TW Beta" w:cs="Cambria" w:hint="eastAsia"/>
+                <w:kern w:val="0"/>
+                <w:sz w:val="21"/>
+                <w:szCs w:val="21"/>
+                <w14:ligatures w14:val="none"/>
+              </w:rPr>
+              <w:t>0</w:t>
+            </w:r>
+            <w:r>
+              <w:rPr>
+                <w:rFonts w:ascii="Topedia Sans TW Beta" w:eastAsia="Topedia Sans TW Beta" w:hAnsi="Topedia Sans TW Beta" w:cs="Cambria" w:hint="eastAsia"/>
+                <w:kern w:val="0"/>
+                <w:sz w:val="21"/>
+                <w:szCs w:val="21"/>
+                <w14:ligatures w14:val="none"/>
+              </w:rPr>
+              <w:t>-19:30</w:t>
+            </w:r>
+          </w:p>
+        </w:tc>
+        <w:tc>
+          <w:tcPr>
+            <w:tcW w:w="5102" w:type="dxa"/>
+          </w:tcPr>
+          <w:p>
+            <w:pPr>
+              <w:widowControl/>
+              <w:jc w:val="center"/>
+              <w:rPr>
+                <w:rFonts w:ascii="Topedia Sans TW Beta" w:eastAsia="Topedia Sans TW Beta" w:hAnsi="Topedia Sans TW Beta" w:cs="Cambria"/>
+                <w:kern w:val="0"/>
+                <w:sz w:val="21"/>
+                <w:szCs w:val="21"/>
+                <w14:ligatures w14:val="none"/>
+              </w:rPr>
+            </w:pPr>
+            <w:r>
+              <w:rPr>
+                <w:rFonts w:ascii="Topedia Sans TW Beta" w:eastAsia="Topedia Sans TW Beta" w:hAnsi="Topedia Sans TW Beta" w:cs="Cambria" w:hint="eastAsia"/>
+                <w:kern w:val="0"/>
+                <w:sz w:val="20"/>
+                <w:szCs w:val="20"/>
+                <w14:ligatures w14:val="none"/>
+              </w:rPr>
+              <w:t>舞台淨空</w:t>
+            </w:r>
+          </w:p>
+        </w:tc>
+        <w:tc>
+          <w:tcPr>
+            <w:tcW w:w="2551" w:type="dxa"/>
+          </w:tcPr>
+          <w:p>
+            <w:pPr>
+              <w:widowControl/>
+              <w:jc w:val="center"/>
+              <w:rPr>
+                <w:rFonts w:ascii="Topedia Sans TW Beta" w:eastAsia="Topedia Sans TW Beta" w:hAnsi="Topedia Sans TW Beta" w:cs="Cambria"/>
+                <w:b/>
+                <w:bCs/>
+                <w:kern w:val="0"/>
+                <w:sz w:val="20"/>
+                <w:szCs w:val="20"/>
+                <w:bdr w:val="single" w:sz="4" w:space="0" w:color="auto"/>
+                <w14:ligatures w14:val="none"/>
+              </w:rPr>
+            </w:pPr>
+          </w:p>
+        </w:tc>
+        <w:tc>
+          <w:tcPr>
+            <w:tcW w:w="1698" w:type="dxa"/>
+          </w:tcPr>
+          <w:p>
+            <w:pPr>
+              <w:widowControl/>
+              <w:jc w:val="center"/>
+              <w:rPr>
+                <w:rFonts w:ascii="Topedia Sans TW Beta" w:eastAsia="Topedia Sans TW Beta" w:hAnsi="Topedia Sans TW Beta" w:cs="Cambria"/>
+                <w:kern w:val="0"/>
+                <w:sz w:val="21"/>
+                <w:szCs w:val="21"/>
+                <w14:ligatures w14:val="none"/>
+              </w:rPr>
+            </w:pPr>
+          </w:p>
+        </w:tc>
+      </w:tr>
+    </w:tbl>
+    <w:p>
+      <w:pPr>
+        <w:widowControl/>
+        <w:jc w:val="center"/>
+        <w:rPr>
+          <w:rFonts w:ascii="Topedia Sans TW Beta" w:eastAsia="Topedia Sans TW Beta" w:hAnsi="Topedia Sans TW Beta" w:cs="新細明體"/>
+          <w:b/>
+          <w:bCs/>
+          <w:color w:val="1C1E21"/>
+          <w:kern w:val="0"/>
+          <w:szCs w:val="24"/>
+          <w:shd w:val="clear" w:color="auto" w:fill="FFFFFF"/>
+          <w14:ligatures w14:val="none"/>
+        </w:rPr>
+      </w:pPr>
+    </w:p>
+    <w:p>
+      <w:pPr>
+        <w:widowControl/>
+        <w:jc w:val="center"/>
+        <w:rPr>
+          <w:rFonts w:ascii="Topedia Sans TW Beta" w:eastAsia="Topedia Sans TW Beta" w:hAnsi="Topedia Sans TW Beta" w:cs="新細明體"/>
+          <w:b/>
+          <w:bCs/>
+          <w:color w:val="1C1E21"/>
+          <w:kern w:val="0"/>
+          <w:szCs w:val="24"/>
+          <w:shd w:val="clear" w:color="auto" w:fill="FFFFFF"/>
+          <w14:ligatures w14:val="none"/>
+        </w:rPr>
+      </w:pPr>
+    </w:p>
+    <w:p>
+      <w:pPr>
+        <w:widowControl/>
+        <w:jc w:val="center"/>
+        <w:rPr>
+          <w:rFonts w:ascii="Topedia Sans TW Beta" w:eastAsia="Topedia Sans TW Beta" w:hAnsi="Topedia Sans TW Beta" w:cs="新細明體"/>
+          <w:b/>
+          <w:bCs/>
+          <w:color w:val="1C1E21"/>
+          <w:kern w:val="0"/>
+          <w:szCs w:val="24"/>
+          <w:shd w:val="clear" w:color="auto" w:fill="FFFFFF"/>
+          <w14:ligatures w14:val="none"/>
+        </w:rPr>
+      </w:pPr>
+    </w:p>
+    <w:tbl>
+      <w:tblPr>
+        <w:tblW w:w="0" w:type="auto"/>
+        <w:shd w:val="clear" w:color="auto" w:fill="FFFFFF"/>
+        <w:tblCellMar>
+          <w:left w:w="0" w:type="dxa"/>
+          <w:right w:w="0" w:type="dxa"/>
+        </w:tblCellMar>
+        <w:tblLook w:val="04A0" w:firstRow="1" w:lastRow="0" w:firstColumn="1" w:lastColumn="0" w:noHBand="0" w:noVBand="1"/>
+      </w:tblPr>
+      <w:tblGrid>
+        <w:gridCol w:w="1696"/>
+        <w:gridCol w:w="6600"/>
+      </w:tblGrid>
+      <w:tr>
+        <w:tc>
+          <w:tcPr>
+            <w:tcW w:w="1696" w:type="dxa"/>
+            <w:tcBorders>
+              <w:top w:val="single" w:sz="8" w:space="0" w:color="auto"/>
+              <w:left w:val="single" w:sz="8" w:space="0" w:color="auto"/>
+              <w:bottom w:val="single" w:sz="8" w:space="0" w:color="auto"/>
+              <w:right w:val="single" w:sz="8" w:space="0" w:color="auto"/>
+            </w:tcBorders>
+            <w:shd w:val="clear" w:color="auto" w:fill="FFFFFF"/>
+            <w:tcMar>
+              <w:top w:w="0" w:type="dxa"/>
+              <w:left w:w="108" w:type="dxa"/>
+              <w:bottom w:w="0" w:type="dxa"/>
+              <w:right w:w="108" w:type="dxa"/>
+            </w:tcMar>
+            <w:hideMark/>
+          </w:tcPr>
+          <w:p>
+            <w:pPr>
+              <w:widowControl/>
+              <w:jc w:val="center"/>
+              <w:rPr>
+                <w:rFonts w:ascii="Topedia Sans TW Beta" w:eastAsia="Topedia Sans TW Beta" w:hAnsi="Topedia Sans TW Beta" w:cs="新細明體"/>
+                <w:b/>
+                <w:bCs/>
+                <w:color w:val="1C1E21"/>
+                <w:kern w:val="0"/>
+                <w:szCs w:val="24"/>
+                <w:shd w:val="clear" w:color="auto" w:fill="FFFFFF"/>
+                <w14:ligatures w14:val="none"/>
+              </w:rPr>
+            </w:pPr>
+            <w:proofErr w:type="gramStart"/>
+            <w:r>
+              <w:rPr>
+                <w:rFonts w:ascii="Topedia Sans TW Beta" w:eastAsia="Topedia Sans TW Beta" w:hAnsi="Topedia Sans TW Beta" w:cs="新細明體"/>
+                <w:b/>
+                <w:bCs/>
+                <w:color w:val="1C1E21"/>
+                <w:kern w:val="0"/>
+                <w:szCs w:val="24"/>
+                <w:shd w:val="clear" w:color="auto" w:fill="FFFFFF"/>
+                <w14:ligatures w14:val="none"/>
+              </w:rPr>
+              <w:t>曲序</w:t>
+            </w:r>
+            <w:proofErr w:type="gramEnd"/>
+          </w:p>
+        </w:tc>
+        <w:tc>
+          <w:tcPr>
+            <w:tcW w:w="6600" w:type="dxa"/>
+            <w:tcBorders>
+              <w:top w:val="single" w:sz="8" w:space="0" w:color="auto"/>
+              <w:left w:val="nil"/>
+              <w:bottom w:val="single" w:sz="8" w:space="0" w:color="auto"/>
+              <w:right w:val="single" w:sz="8" w:space="0" w:color="auto"/>
+            </w:tcBorders>
+            <w:shd w:val="clear" w:color="auto" w:fill="FFFFFF"/>
+            <w:tcMar>
+              <w:top w:w="0" w:type="dxa"/>
+              <w:left w:w="108" w:type="dxa"/>
+              <w:bottom w:w="0" w:type="dxa"/>
+              <w:right w:w="108" w:type="dxa"/>
+            </w:tcMar>
+            <w:hideMark/>
+          </w:tcPr>
+          <w:p>
+            <w:pPr>
+              <w:widowControl/>
+              <w:jc w:val="center"/>
+              <w:rPr>
+                <w:rFonts w:ascii="Topedia Sans TW Beta" w:eastAsia="Topedia Sans TW Beta" w:hAnsi="Topedia Sans TW Beta" w:cs="新細明體"/>
+                <w:b/>
+                <w:bCs/>
+                <w:color w:val="1C1E21"/>
+                <w:kern w:val="0"/>
+                <w:szCs w:val="24"/>
+                <w:shd w:val="clear" w:color="auto" w:fill="FFFFFF"/>
+                <w14:ligatures w14:val="none"/>
+              </w:rPr>
+            </w:pPr>
+            <w:r>
+              <w:rPr>
+                <w:rFonts w:ascii="Topedia Sans TW Beta" w:eastAsia="Topedia Sans TW Beta" w:hAnsi="Topedia Sans TW Beta" w:cs="新細明體"/>
+                <w:b/>
+                <w:bCs/>
+                <w:color w:val="1C1E21"/>
+                <w:kern w:val="0"/>
+                <w:szCs w:val="24"/>
+                <w:shd w:val="clear" w:color="auto" w:fill="FFFFFF"/>
+                <w14:ligatures w14:val="none"/>
+              </w:rPr>
+              <w:t>演出</w:t>
+            </w:r>
+          </w:p>
+        </w:tc>
+      </w:tr>
+      <w:tr>
+        <w:tc>
+          <w:tcPr>
+            <w:tcW w:w="1696" w:type="dxa"/>
+            <w:tcBorders>
+              <w:top w:val="nil"/>
+              <w:left w:val="single" w:sz="8" w:space="0" w:color="auto"/>
+              <w:bottom w:val="single" w:sz="8" w:space="0" w:color="auto"/>
+              <w:right w:val="single" w:sz="8" w:space="0" w:color="auto"/>
+            </w:tcBorders>
+            <w:shd w:val="clear" w:color="auto" w:fill="FFFFFF"/>
+            <w:tcMar>
+              <w:top w:w="0" w:type="dxa"/>
+              <w:left w:w="108" w:type="dxa"/>
+              <w:bottom w:w="0" w:type="dxa"/>
+              <w:right w:w="108" w:type="dxa"/>
+            </w:tcMar>
+            <w:hideMark/>
+          </w:tcPr>
+          <w:p>
+            <w:pPr>
+              <w:widowControl/>
+              <w:jc w:val="center"/>
+              <w:rPr>
+                <w:rFonts w:ascii="Topedia Sans TW Beta" w:eastAsia="Topedia Sans TW Beta" w:hAnsi="Topedia Sans TW Beta" w:cs="新細明體"/>
+                <w:b/>
+                <w:bCs/>
+                <w:color w:val="1C1E21"/>
+                <w:kern w:val="0"/>
+                <w:szCs w:val="24"/>
+                <w:shd w:val="clear" w:color="auto" w:fill="FFFFFF"/>
+                <w14:ligatures w14:val="none"/>
+              </w:rPr>
+            </w:pPr>
+            <w:r>
+              <w:rPr>
+                <w:rFonts w:ascii="Topedia Sans TW Beta" w:eastAsia="Topedia Sans TW Beta" w:hAnsi="Topedia Sans TW Beta" w:cs="新細明體"/>
+                <w:b/>
+                <w:bCs/>
+                <w:color w:val="1C1E21"/>
+                <w:kern w:val="0"/>
+                <w:szCs w:val="24"/>
+                <w:shd w:val="clear" w:color="auto" w:fill="FFFFFF"/>
+                <w14:ligatures w14:val="none"/>
+              </w:rPr>
+              <w:t>1</w:t>
+            </w:r>
+          </w:p>
+        </w:tc>
+        <w:tc>
+          <w:tcPr>
+            <w:tcW w:w="6600" w:type="dxa"/>
+            <w:tcBorders>
+              <w:top w:val="nil"/>
+              <w:left w:val="nil"/>
+              <w:bottom w:val="single" w:sz="8" w:space="0" w:color="auto"/>
+              <w:right w:val="single" w:sz="8" w:space="0" w:color="auto"/>
+            </w:tcBorders>
+            <w:shd w:val="clear" w:color="auto" w:fill="FFFFFF"/>
+            <w:tcMar>
+              <w:top w:w="0" w:type="dxa"/>
+              <w:left w:w="108" w:type="dxa"/>
+              <w:bottom w:w="0" w:type="dxa"/>
+              <w:right w:w="108" w:type="dxa"/>
+            </w:tcMar>
+            <w:hideMark/>
+          </w:tcPr>
+          <w:p>
+            <w:pPr>
+              <w:widowControl/>
+              <w:jc w:val="center"/>
+              <w:rPr>
+                <w:rFonts w:ascii="Topedia Sans TW Beta" w:eastAsia="Topedia Sans TW Beta" w:hAnsi="Topedia Sans TW Beta" w:cs="新細明體"/>
+                <w:b/>
+                <w:bCs/>
+                <w:color w:val="1C1E21"/>
+                <w:kern w:val="0"/>
+                <w:szCs w:val="24"/>
+                <w:shd w:val="clear" w:color="auto" w:fill="FFFFFF"/>
+                <w14:ligatures w14:val="none"/>
+              </w:rPr>
+            </w:pPr>
+            <w:r>
+              <w:rPr>
+                <w:rFonts w:ascii="Topedia Sans TW Beta" w:eastAsia="Topedia Sans TW Beta" w:hAnsi="Topedia Sans TW Beta" w:cs="新細明體"/>
+                <w:b/>
+                <w:bCs/>
+                <w:color w:val="1C1E21"/>
+                <w:kern w:val="0"/>
+                <w:szCs w:val="24"/>
+                <w:shd w:val="clear" w:color="auto" w:fill="FFFFFF"/>
+                <w14:ligatures w14:val="none"/>
+              </w:rPr>
+              <w:t>樂手@合唱席Off Stage吹奏</w:t>
+            </w:r>
+          </w:p>
+        </w:tc>
+      </w:tr>
+      <w:tr>
+        <w:tc>
+          <w:tcPr>
+            <w:tcW w:w="1696" w:type="dxa"/>
+            <w:tcBorders>
+              <w:top w:val="nil"/>
+              <w:left w:val="single" w:sz="8" w:space="0" w:color="auto"/>
+              <w:bottom w:val="single" w:sz="8" w:space="0" w:color="auto"/>
+              <w:right w:val="single" w:sz="8" w:space="0" w:color="auto"/>
+            </w:tcBorders>
+            <w:shd w:val="clear" w:color="auto" w:fill="FFFFFF"/>
+            <w:tcMar>
+              <w:top w:w="0" w:type="dxa"/>
+              <w:left w:w="108" w:type="dxa"/>
+              <w:bottom w:w="0" w:type="dxa"/>
+              <w:right w:w="108" w:type="dxa"/>
+            </w:tcMar>
+            <w:hideMark/>
+          </w:tcPr>
+          <w:p>
+            <w:pPr>
+              <w:widowControl/>
+              <w:jc w:val="center"/>
+              <w:rPr>
+                <w:rFonts w:ascii="Topedia Sans TW Beta" w:eastAsia="Topedia Sans TW Beta" w:hAnsi="Topedia Sans TW Beta" w:cs="新細明體"/>
+                <w:b/>
+                <w:bCs/>
+                <w:color w:val="1C1E21"/>
+                <w:kern w:val="0"/>
+                <w:szCs w:val="24"/>
+                <w:shd w:val="clear" w:color="auto" w:fill="FFFFFF"/>
+                <w14:ligatures w14:val="none"/>
+              </w:rPr>
+            </w:pPr>
+            <w:r>
+              <w:rPr>
+                <w:rFonts w:ascii="Topedia Sans TW Beta" w:eastAsia="Topedia Sans TW Beta" w:hAnsi="Topedia Sans TW Beta" w:cs="新細明體"/>
+                <w:b/>
+                <w:bCs/>
+                <w:color w:val="1C1E21"/>
+                <w:kern w:val="0"/>
+                <w:szCs w:val="24"/>
+                <w:shd w:val="clear" w:color="auto" w:fill="FFFFFF"/>
+                <w14:ligatures w14:val="none"/>
+              </w:rPr>
+              <w:lastRenderedPageBreak/>
+              <w:t>2</w:t>
+            </w:r>
+          </w:p>
+        </w:tc>
+        <w:tc>
+          <w:tcPr>
+            <w:tcW w:w="6600" w:type="dxa"/>
+            <w:tcBorders>
+              <w:top w:val="nil"/>
+              <w:left w:val="nil"/>
+              <w:bottom w:val="single" w:sz="8" w:space="0" w:color="auto"/>
+              <w:right w:val="single" w:sz="8" w:space="0" w:color="auto"/>
+            </w:tcBorders>
+            <w:shd w:val="clear" w:color="auto" w:fill="FFFFFF"/>
+            <w:tcMar>
+              <w:top w:w="0" w:type="dxa"/>
+              <w:left w:w="108" w:type="dxa"/>
+              <w:bottom w:w="0" w:type="dxa"/>
+              <w:right w:w="108" w:type="dxa"/>
+            </w:tcMar>
+            <w:hideMark/>
+          </w:tcPr>
+          <w:p>
+            <w:pPr>
+              <w:widowControl/>
+              <w:jc w:val="center"/>
+              <w:rPr>
+                <w:rFonts w:ascii="Topedia Sans TW Beta" w:eastAsia="Topedia Sans TW Beta" w:hAnsi="Topedia Sans TW Beta" w:cs="新細明體"/>
+                <w:b/>
+                <w:bCs/>
+                <w:color w:val="1C1E21"/>
+                <w:kern w:val="0"/>
+                <w:szCs w:val="24"/>
+                <w:shd w:val="clear" w:color="auto" w:fill="FFFFFF"/>
+                <w14:ligatures w14:val="none"/>
+              </w:rPr>
+            </w:pPr>
+            <w:r>
+              <w:rPr>
+                <w:rFonts w:ascii="Topedia Sans TW Beta" w:eastAsia="Topedia Sans TW Beta" w:hAnsi="Topedia Sans TW Beta" w:cs="新細明體"/>
+                <w:b/>
+                <w:bCs/>
+                <w:color w:val="1C1E21"/>
+                <w:kern w:val="0"/>
+                <w:szCs w:val="24"/>
+                <w:shd w:val="clear" w:color="auto" w:fill="FFFFFF"/>
+                <w14:ligatures w14:val="none"/>
+              </w:rPr>
+              <w:t>說書人@右下舞台定點，需要麥克風、燈光</w:t>
+            </w:r>
+            <w:r>
+              <w:rPr>
+                <w:rFonts w:ascii="Topedia Sans TW Beta" w:eastAsia="Topedia Sans TW Beta" w:hAnsi="Topedia Sans TW Beta" w:cs="新細明體" w:hint="eastAsia"/>
+                <w:b/>
+                <w:bCs/>
+                <w:color w:val="1C1E21"/>
+                <w:kern w:val="0"/>
+                <w:szCs w:val="24"/>
+                <w:shd w:val="clear" w:color="auto" w:fill="FFFFFF"/>
+                <w14:ligatures w14:val="none"/>
+              </w:rPr>
+              <w:t xml:space="preserve"> 1</w:t>
+            </w:r>
+          </w:p>
+        </w:tc>
+      </w:tr>
+      <w:tr>
+        <w:tc>
+          <w:tcPr>
+            <w:tcW w:w="1696" w:type="dxa"/>
+            <w:tcBorders>
+              <w:top w:val="nil"/>
+              <w:left w:val="single" w:sz="8" w:space="0" w:color="auto"/>
+              <w:bottom w:val="single" w:sz="8" w:space="0" w:color="auto"/>
+              <w:right w:val="single" w:sz="8" w:space="0" w:color="auto"/>
+            </w:tcBorders>
+            <w:shd w:val="clear" w:color="auto" w:fill="FFFFFF"/>
+            <w:tcMar>
+              <w:top w:w="0" w:type="dxa"/>
+              <w:left w:w="108" w:type="dxa"/>
+              <w:bottom w:w="0" w:type="dxa"/>
+              <w:right w:w="108" w:type="dxa"/>
+            </w:tcMar>
+            <w:hideMark/>
+          </w:tcPr>
+          <w:p>
+            <w:pPr>
+              <w:widowControl/>
+              <w:jc w:val="center"/>
+              <w:rPr>
+                <w:rFonts w:ascii="Topedia Sans TW Beta" w:eastAsia="Topedia Sans TW Beta" w:hAnsi="Topedia Sans TW Beta" w:cs="新細明體"/>
+                <w:b/>
+                <w:bCs/>
+                <w:color w:val="1C1E21"/>
+                <w:kern w:val="0"/>
+                <w:szCs w:val="24"/>
+                <w:shd w:val="clear" w:color="auto" w:fill="FFFFFF"/>
+                <w14:ligatures w14:val="none"/>
+              </w:rPr>
+            </w:pPr>
+            <w:r>
+              <w:rPr>
+                <w:rFonts w:ascii="Topedia Sans TW Beta" w:eastAsia="Topedia Sans TW Beta" w:hAnsi="Topedia Sans TW Beta" w:cs="新細明體"/>
+                <w:b/>
+                <w:bCs/>
+                <w:color w:val="1C1E21"/>
+                <w:kern w:val="0"/>
+                <w:szCs w:val="24"/>
+                <w:shd w:val="clear" w:color="auto" w:fill="FFFFFF"/>
+                <w14:ligatures w14:val="none"/>
+              </w:rPr>
+              <w:t>2/3 串場</w:t>
+            </w:r>
+          </w:p>
+        </w:tc>
+        <w:tc>
+          <w:tcPr>
+            <w:tcW w:w="6600" w:type="dxa"/>
+            <w:tcBorders>
+              <w:top w:val="nil"/>
+              <w:left w:val="nil"/>
+              <w:bottom w:val="single" w:sz="8" w:space="0" w:color="auto"/>
+              <w:right w:val="single" w:sz="8" w:space="0" w:color="auto"/>
+            </w:tcBorders>
+            <w:shd w:val="clear" w:color="auto" w:fill="FFFFFF"/>
+            <w:tcMar>
+              <w:top w:w="0" w:type="dxa"/>
+              <w:left w:w="108" w:type="dxa"/>
+              <w:bottom w:w="0" w:type="dxa"/>
+              <w:right w:w="108" w:type="dxa"/>
+            </w:tcMar>
+            <w:hideMark/>
+          </w:tcPr>
+          <w:p>
+            <w:pPr>
+              <w:widowControl/>
+              <w:jc w:val="center"/>
+              <w:rPr>
+                <w:rFonts w:ascii="Topedia Sans TW Beta" w:eastAsia="Topedia Sans TW Beta" w:hAnsi="Topedia Sans TW Beta" w:cs="新細明體"/>
+                <w:b/>
+                <w:bCs/>
+                <w:color w:val="1C1E21"/>
+                <w:kern w:val="0"/>
+                <w:szCs w:val="24"/>
+                <w:shd w:val="clear" w:color="auto" w:fill="FFFFFF"/>
+                <w14:ligatures w14:val="none"/>
+              </w:rPr>
+            </w:pPr>
+            <w:r>
+              <w:rPr>
+                <w:rFonts w:ascii="Topedia Sans TW Beta" w:eastAsia="Topedia Sans TW Beta" w:hAnsi="Topedia Sans TW Beta" w:cs="新細明體"/>
+                <w:b/>
+                <w:bCs/>
+                <w:color w:val="1C1E21"/>
+                <w:kern w:val="0"/>
+                <w:szCs w:val="24"/>
+                <w:shd w:val="clear" w:color="auto" w:fill="FFFFFF"/>
+                <w14:ligatures w14:val="none"/>
+              </w:rPr>
+              <w:t>說書人@下舞台，需要麥克風</w:t>
+            </w:r>
+            <w:r>
+              <w:rPr>
+                <w:rFonts w:ascii="Topedia Sans TW Beta" w:eastAsia="Topedia Sans TW Beta" w:hAnsi="Topedia Sans TW Beta" w:cs="新細明體"/>
+                <w:b/>
+                <w:bCs/>
+                <w:color w:val="EE0000"/>
+                <w:kern w:val="0"/>
+                <w:szCs w:val="24"/>
+                <w:shd w:val="clear" w:color="auto" w:fill="FFFFFF"/>
+                <w14:ligatures w14:val="none"/>
+              </w:rPr>
+              <w:t>、燈光</w:t>
+            </w:r>
+            <w:r>
+              <w:rPr>
+                <w:rFonts w:ascii="Topedia Sans TW Beta" w:eastAsia="Topedia Sans TW Beta" w:hAnsi="Topedia Sans TW Beta" w:cs="新細明體" w:hint="eastAsia"/>
+                <w:b/>
+                <w:bCs/>
+                <w:color w:val="EE0000"/>
+                <w:kern w:val="0"/>
+                <w:szCs w:val="24"/>
+                <w:shd w:val="clear" w:color="auto" w:fill="FFFFFF"/>
+                <w14:ligatures w14:val="none"/>
+              </w:rPr>
+              <w:t xml:space="preserve"> 1</w:t>
+            </w:r>
+          </w:p>
+        </w:tc>
+      </w:tr>
+      <w:tr>
+        <w:tc>
+          <w:tcPr>
+            <w:tcW w:w="1696" w:type="dxa"/>
+            <w:tcBorders>
+              <w:top w:val="nil"/>
+              <w:left w:val="single" w:sz="8" w:space="0" w:color="auto"/>
+              <w:bottom w:val="single" w:sz="8" w:space="0" w:color="auto"/>
+              <w:right w:val="single" w:sz="8" w:space="0" w:color="auto"/>
+            </w:tcBorders>
+            <w:shd w:val="clear" w:color="auto" w:fill="FFFFFF"/>
+            <w:tcMar>
+              <w:top w:w="0" w:type="dxa"/>
+              <w:left w:w="108" w:type="dxa"/>
+              <w:bottom w:w="0" w:type="dxa"/>
+              <w:right w:w="108" w:type="dxa"/>
+            </w:tcMar>
+            <w:hideMark/>
+          </w:tcPr>
+          <w:p>
+            <w:pPr>
+              <w:widowControl/>
+              <w:jc w:val="center"/>
+              <w:rPr>
+                <w:rFonts w:ascii="Topedia Sans TW Beta" w:eastAsia="Topedia Sans TW Beta" w:hAnsi="Topedia Sans TW Beta" w:cs="新細明體"/>
+                <w:b/>
+                <w:bCs/>
+                <w:color w:val="1C1E21"/>
+                <w:kern w:val="0"/>
+                <w:szCs w:val="24"/>
+                <w:shd w:val="clear" w:color="auto" w:fill="FFFFFF"/>
+                <w14:ligatures w14:val="none"/>
+              </w:rPr>
+            </w:pPr>
+            <w:r>
+              <w:rPr>
+                <w:rFonts w:ascii="Topedia Sans TW Beta" w:eastAsia="Topedia Sans TW Beta" w:hAnsi="Topedia Sans TW Beta" w:cs="新細明體"/>
+                <w:b/>
+                <w:bCs/>
+                <w:color w:val="1C1E21"/>
+                <w:kern w:val="0"/>
+                <w:szCs w:val="24"/>
+                <w:shd w:val="clear" w:color="auto" w:fill="FFFFFF"/>
+                <w14:ligatures w14:val="none"/>
+              </w:rPr>
+              <w:t>3</w:t>
+            </w:r>
+          </w:p>
+        </w:tc>
+        <w:tc>
+          <w:tcPr>
+            <w:tcW w:w="6600" w:type="dxa"/>
+            <w:tcBorders>
+              <w:top w:val="nil"/>
+              <w:left w:val="nil"/>
+              <w:bottom w:val="single" w:sz="8" w:space="0" w:color="auto"/>
+              <w:right w:val="single" w:sz="8" w:space="0" w:color="auto"/>
+            </w:tcBorders>
+            <w:shd w:val="clear" w:color="auto" w:fill="FFFFFF"/>
+            <w:tcMar>
+              <w:top w:w="0" w:type="dxa"/>
+              <w:left w:w="108" w:type="dxa"/>
+              <w:bottom w:w="0" w:type="dxa"/>
+              <w:right w:w="108" w:type="dxa"/>
+            </w:tcMar>
+            <w:hideMark/>
+          </w:tcPr>
+          <w:p>
+            <w:pPr>
+              <w:widowControl/>
+              <w:jc w:val="center"/>
+              <w:rPr>
+                <w:rFonts w:ascii="Topedia Sans TW Beta" w:eastAsia="Topedia Sans TW Beta" w:hAnsi="Topedia Sans TW Beta" w:cs="新細明體"/>
+                <w:b/>
+                <w:bCs/>
+                <w:color w:val="1C1E21"/>
+                <w:kern w:val="0"/>
+                <w:szCs w:val="24"/>
+                <w:shd w:val="clear" w:color="auto" w:fill="FFFFFF"/>
+                <w14:ligatures w14:val="none"/>
+              </w:rPr>
+            </w:pPr>
+            <w:r>
+              <w:rPr>
+                <w:rFonts w:ascii="Topedia Sans TW Beta" w:eastAsia="Topedia Sans TW Beta" w:hAnsi="Topedia Sans TW Beta" w:cs="新細明體"/>
+                <w:b/>
+                <w:bCs/>
+                <w:color w:val="1C1E21"/>
+                <w:kern w:val="0"/>
+                <w:szCs w:val="24"/>
+                <w:shd w:val="clear" w:color="auto" w:fill="FFFFFF"/>
+                <w14:ligatures w14:val="none"/>
+              </w:rPr>
+              <w:t>說書人@樂團內，需要麥克風</w:t>
+            </w:r>
+            <w:r>
+              <w:rPr>
+                <w:rFonts w:ascii="Topedia Sans TW Beta" w:eastAsia="Topedia Sans TW Beta" w:hAnsi="Topedia Sans TW Beta" w:cs="新細明體"/>
+                <w:b/>
+                <w:bCs/>
+                <w:color w:val="EE0000"/>
+                <w:kern w:val="0"/>
+                <w:szCs w:val="24"/>
+                <w:shd w:val="clear" w:color="auto" w:fill="FFFFFF"/>
+                <w14:ligatures w14:val="none"/>
+              </w:rPr>
+              <w:t>、燈光</w:t>
+            </w:r>
+            <w:r>
+              <w:rPr>
+                <w:rFonts w:ascii="Topedia Sans TW Beta" w:eastAsia="Topedia Sans TW Beta" w:hAnsi="Topedia Sans TW Beta" w:cs="新細明體" w:hint="eastAsia"/>
+                <w:b/>
+                <w:bCs/>
+                <w:color w:val="EE0000"/>
+                <w:kern w:val="0"/>
+                <w:szCs w:val="24"/>
+                <w:shd w:val="clear" w:color="auto" w:fill="FFFFFF"/>
+                <w14:ligatures w14:val="none"/>
+              </w:rPr>
+              <w:t xml:space="preserve"> 4</w:t>
+            </w:r>
+          </w:p>
+        </w:tc>
+      </w:tr>
+      <w:tr>
+        <w:tc>
+          <w:tcPr>
+            <w:tcW w:w="1696" w:type="dxa"/>
+            <w:tcBorders>
+              <w:top w:val="nil"/>
+              <w:left w:val="single" w:sz="8" w:space="0" w:color="auto"/>
+              <w:bottom w:val="single" w:sz="8" w:space="0" w:color="auto"/>
+              <w:right w:val="single" w:sz="8" w:space="0" w:color="auto"/>
+            </w:tcBorders>
+            <w:shd w:val="clear" w:color="auto" w:fill="FFFFFF"/>
+            <w:tcMar>
+              <w:top w:w="0" w:type="dxa"/>
+              <w:left w:w="108" w:type="dxa"/>
+              <w:bottom w:w="0" w:type="dxa"/>
+              <w:right w:w="108" w:type="dxa"/>
+            </w:tcMar>
+            <w:hideMark/>
+          </w:tcPr>
+          <w:p>
+            <w:pPr>
+              <w:widowControl/>
+              <w:jc w:val="center"/>
+              <w:rPr>
+                <w:rFonts w:ascii="Topedia Sans TW Beta" w:eastAsia="Topedia Sans TW Beta" w:hAnsi="Topedia Sans TW Beta" w:cs="新細明體"/>
+                <w:b/>
+                <w:bCs/>
+                <w:color w:val="1C1E21"/>
+                <w:kern w:val="0"/>
+                <w:szCs w:val="24"/>
+                <w:shd w:val="clear" w:color="auto" w:fill="FFFFFF"/>
+                <w14:ligatures w14:val="none"/>
+              </w:rPr>
+            </w:pPr>
+            <w:r>
+              <w:rPr>
+                <w:rFonts w:ascii="Topedia Sans TW Beta" w:eastAsia="Topedia Sans TW Beta" w:hAnsi="Topedia Sans TW Beta" w:cs="新細明體"/>
+                <w:b/>
+                <w:bCs/>
+                <w:color w:val="1C1E21"/>
+                <w:kern w:val="0"/>
+                <w:szCs w:val="24"/>
+                <w:shd w:val="clear" w:color="auto" w:fill="FFFFFF"/>
+                <w14:ligatures w14:val="none"/>
+              </w:rPr>
+              <w:t>4</w:t>
+            </w:r>
+          </w:p>
+        </w:tc>
+        <w:tc>
+          <w:tcPr>
+            <w:tcW w:w="6600" w:type="dxa"/>
+            <w:tcBorders>
+              <w:top w:val="nil"/>
+              <w:left w:val="nil"/>
+              <w:bottom w:val="single" w:sz="8" w:space="0" w:color="auto"/>
+              <w:right w:val="single" w:sz="8" w:space="0" w:color="auto"/>
+            </w:tcBorders>
+            <w:shd w:val="clear" w:color="auto" w:fill="FFFFFF"/>
+            <w:tcMar>
+              <w:top w:w="0" w:type="dxa"/>
+              <w:left w:w="108" w:type="dxa"/>
+              <w:bottom w:w="0" w:type="dxa"/>
+              <w:right w:w="108" w:type="dxa"/>
+            </w:tcMar>
+            <w:hideMark/>
+          </w:tcPr>
+          <w:p>
+            <w:pPr>
+              <w:widowControl/>
+              <w:jc w:val="center"/>
+              <w:rPr>
+                <w:rFonts w:ascii="Topedia Sans TW Beta" w:eastAsia="Topedia Sans TW Beta" w:hAnsi="Topedia Sans TW Beta" w:cs="新細明體"/>
+                <w:b/>
+                <w:bCs/>
+                <w:color w:val="1C1E21"/>
+                <w:kern w:val="0"/>
+                <w:szCs w:val="24"/>
+                <w:shd w:val="clear" w:color="auto" w:fill="FFFFFF"/>
+                <w14:ligatures w14:val="none"/>
+              </w:rPr>
+            </w:pPr>
+            <w:r>
+              <w:rPr>
+                <w:rFonts w:ascii="Topedia Sans TW Beta" w:eastAsia="Topedia Sans TW Beta" w:hAnsi="Topedia Sans TW Beta" w:cs="新細明體"/>
+                <w:b/>
+                <w:bCs/>
+                <w:color w:val="1C1E21"/>
+                <w:kern w:val="0"/>
+                <w:szCs w:val="24"/>
+                <w:shd w:val="clear" w:color="auto" w:fill="FFFFFF"/>
+                <w14:ligatures w14:val="none"/>
+              </w:rPr>
+              <w:t>舞蹈@下舞台</w:t>
+            </w:r>
+          </w:p>
+        </w:tc>
+      </w:tr>
+      <w:tr>
+        <w:tc>
+          <w:tcPr>
+            <w:tcW w:w="1696" w:type="dxa"/>
+            <w:tcBorders>
+              <w:top w:val="nil"/>
+              <w:left w:val="single" w:sz="8" w:space="0" w:color="auto"/>
+              <w:bottom w:val="single" w:sz="8" w:space="0" w:color="auto"/>
+              <w:right w:val="single" w:sz="8" w:space="0" w:color="auto"/>
+            </w:tcBorders>
+            <w:shd w:val="clear" w:color="auto" w:fill="FFFFFF"/>
+            <w:tcMar>
+              <w:top w:w="0" w:type="dxa"/>
+              <w:left w:w="108" w:type="dxa"/>
+              <w:bottom w:w="0" w:type="dxa"/>
+              <w:right w:w="108" w:type="dxa"/>
+            </w:tcMar>
+            <w:hideMark/>
+          </w:tcPr>
+          <w:p>
+            <w:pPr>
+              <w:widowControl/>
+              <w:jc w:val="center"/>
+              <w:rPr>
+                <w:rFonts w:ascii="Topedia Sans TW Beta" w:eastAsia="Topedia Sans TW Beta" w:hAnsi="Topedia Sans TW Beta" w:cs="新細明體"/>
+                <w:b/>
+                <w:bCs/>
+                <w:color w:val="1C1E21"/>
+                <w:kern w:val="0"/>
+                <w:szCs w:val="24"/>
+                <w:shd w:val="clear" w:color="auto" w:fill="FFFFFF"/>
+                <w14:ligatures w14:val="none"/>
+              </w:rPr>
+            </w:pPr>
+            <w:r>
+              <w:rPr>
+                <w:rFonts w:ascii="Topedia Sans TW Beta" w:eastAsia="Topedia Sans TW Beta" w:hAnsi="Topedia Sans TW Beta" w:cs="新細明體"/>
+                <w:b/>
+                <w:bCs/>
+                <w:color w:val="1C1E21"/>
+                <w:kern w:val="0"/>
+                <w:szCs w:val="24"/>
+                <w:shd w:val="clear" w:color="auto" w:fill="FFFFFF"/>
+                <w14:ligatures w14:val="none"/>
+              </w:rPr>
+              <w:t>5</w:t>
+            </w:r>
+          </w:p>
+        </w:tc>
+        <w:tc>
+          <w:tcPr>
+            <w:tcW w:w="6600" w:type="dxa"/>
+            <w:tcBorders>
+              <w:top w:val="nil"/>
+              <w:left w:val="nil"/>
+              <w:bottom w:val="single" w:sz="8" w:space="0" w:color="auto"/>
+              <w:right w:val="single" w:sz="8" w:space="0" w:color="auto"/>
+            </w:tcBorders>
+            <w:shd w:val="clear" w:color="auto" w:fill="FFFFFF"/>
+            <w:tcMar>
+              <w:top w:w="0" w:type="dxa"/>
+              <w:left w:w="108" w:type="dxa"/>
+              <w:bottom w:w="0" w:type="dxa"/>
+              <w:right w:w="108" w:type="dxa"/>
+            </w:tcMar>
+            <w:hideMark/>
+          </w:tcPr>
+          <w:p>
+            <w:pPr>
+              <w:widowControl/>
+              <w:jc w:val="center"/>
+              <w:rPr>
+                <w:rFonts w:ascii="Topedia Sans TW Beta" w:eastAsia="Topedia Sans TW Beta" w:hAnsi="Topedia Sans TW Beta" w:cs="新細明體"/>
+                <w:b/>
+                <w:bCs/>
+                <w:color w:val="1C1E21"/>
+                <w:kern w:val="0"/>
+                <w:szCs w:val="24"/>
+                <w:shd w:val="clear" w:color="auto" w:fill="FFFFFF"/>
+                <w14:ligatures w14:val="none"/>
+              </w:rPr>
+            </w:pPr>
+            <w:r>
+              <w:rPr>
+                <w:rFonts w:ascii="Topedia Sans TW Beta" w:eastAsia="Topedia Sans TW Beta" w:hAnsi="Topedia Sans TW Beta" w:cs="新細明體"/>
+                <w:b/>
+                <w:bCs/>
+                <w:color w:val="1C1E21"/>
+                <w:kern w:val="0"/>
+                <w:szCs w:val="24"/>
+                <w:shd w:val="clear" w:color="auto" w:fill="FFFFFF"/>
+                <w14:ligatures w14:val="none"/>
+              </w:rPr>
+              <w:t>說書人@合唱席定點，需要麥克風、燈光</w:t>
+            </w:r>
+            <w:r>
+              <w:rPr>
+                <w:rFonts w:ascii="Topedia Sans TW Beta" w:eastAsia="Topedia Sans TW Beta" w:hAnsi="Topedia Sans TW Beta" w:cs="新細明體" w:hint="eastAsia"/>
+                <w:b/>
+                <w:bCs/>
+                <w:color w:val="1C1E21"/>
+                <w:kern w:val="0"/>
+                <w:szCs w:val="24"/>
+                <w:shd w:val="clear" w:color="auto" w:fill="FFFFFF"/>
+                <w14:ligatures w14:val="none"/>
+              </w:rPr>
+              <w:t xml:space="preserve"> 1</w:t>
+            </w:r>
+          </w:p>
+        </w:tc>
+      </w:tr>
+      <w:tr>
+        <w:tc>
+          <w:tcPr>
+            <w:tcW w:w="1696" w:type="dxa"/>
+            <w:tcBorders>
+              <w:top w:val="nil"/>
+              <w:left w:val="single" w:sz="8" w:space="0" w:color="auto"/>
+              <w:bottom w:val="single" w:sz="8" w:space="0" w:color="auto"/>
+              <w:right w:val="single" w:sz="8" w:space="0" w:color="auto"/>
+            </w:tcBorders>
+            <w:shd w:val="clear" w:color="auto" w:fill="FFFFFF"/>
+            <w:tcMar>
+              <w:top w:w="0" w:type="dxa"/>
+              <w:left w:w="108" w:type="dxa"/>
+              <w:bottom w:w="0" w:type="dxa"/>
+              <w:right w:w="108" w:type="dxa"/>
+            </w:tcMar>
+          </w:tcPr>
+          <w:p>
+            <w:pPr>
+              <w:widowControl/>
+              <w:jc w:val="center"/>
+              <w:rPr>
+                <w:rFonts w:ascii="Topedia Sans TW Beta" w:eastAsia="Topedia Sans TW Beta" w:hAnsi="Topedia Sans TW Beta" w:cs="新細明體"/>
+                <w:b/>
+                <w:bCs/>
+                <w:color w:val="1C1E21"/>
+                <w:kern w:val="0"/>
+                <w:szCs w:val="24"/>
+                <w:shd w:val="clear" w:color="auto" w:fill="FFFFFF"/>
+                <w14:ligatures w14:val="none"/>
+              </w:rPr>
+            </w:pPr>
+          </w:p>
+        </w:tc>
+        <w:tc>
+          <w:tcPr>
+            <w:tcW w:w="6600" w:type="dxa"/>
+            <w:tcBorders>
+              <w:top w:val="nil"/>
+              <w:left w:val="nil"/>
+              <w:bottom w:val="single" w:sz="8" w:space="0" w:color="auto"/>
+              <w:right w:val="single" w:sz="8" w:space="0" w:color="auto"/>
+            </w:tcBorders>
+            <w:shd w:val="clear" w:color="auto" w:fill="FFFFFF"/>
+            <w:tcMar>
+              <w:top w:w="0" w:type="dxa"/>
+              <w:left w:w="108" w:type="dxa"/>
+              <w:bottom w:w="0" w:type="dxa"/>
+              <w:right w:w="108" w:type="dxa"/>
+            </w:tcMar>
+          </w:tcPr>
+          <w:p>
+            <w:pPr>
+              <w:widowControl/>
+              <w:jc w:val="center"/>
+              <w:rPr>
+                <w:rFonts w:ascii="Topedia Sans TW Beta" w:eastAsia="Topedia Sans TW Beta" w:hAnsi="Topedia Sans TW Beta" w:cs="新細明體"/>
+                <w:b/>
+                <w:bCs/>
+                <w:color w:val="1C1E21"/>
+                <w:kern w:val="0"/>
+                <w:szCs w:val="24"/>
+                <w:shd w:val="clear" w:color="auto" w:fill="FFFFFF"/>
+                <w14:ligatures w14:val="none"/>
+              </w:rPr>
+            </w:pPr>
+          </w:p>
+        </w:tc>
+      </w:tr>
+      <w:tr>
+        <w:tc>
+          <w:tcPr>
+            <w:tcW w:w="1696" w:type="dxa"/>
+            <w:tcBorders>
+              <w:top w:val="nil"/>
+              <w:left w:val="single" w:sz="8" w:space="0" w:color="auto"/>
+              <w:bottom w:val="single" w:sz="8" w:space="0" w:color="auto"/>
+              <w:right w:val="single" w:sz="8" w:space="0" w:color="auto"/>
+            </w:tcBorders>
+            <w:shd w:val="clear" w:color="auto" w:fill="FFFFFF"/>
+            <w:tcMar>
+              <w:top w:w="0" w:type="dxa"/>
+              <w:left w:w="108" w:type="dxa"/>
+              <w:bottom w:w="0" w:type="dxa"/>
+              <w:right w:w="108" w:type="dxa"/>
+            </w:tcMar>
+            <w:hideMark/>
+          </w:tcPr>
+          <w:p>
+            <w:pPr>
+              <w:widowControl/>
+              <w:jc w:val="center"/>
+              <w:rPr>
+                <w:rFonts w:ascii="Topedia Sans TW Beta" w:eastAsia="Topedia Sans TW Beta" w:hAnsi="Topedia Sans TW Beta" w:cs="新細明體"/>
+                <w:b/>
+                <w:bCs/>
+                <w:color w:val="1C1E21"/>
+                <w:kern w:val="0"/>
+                <w:szCs w:val="24"/>
+                <w:shd w:val="clear" w:color="auto" w:fill="FFFFFF"/>
+                <w14:ligatures w14:val="none"/>
+              </w:rPr>
+            </w:pPr>
+            <w:r>
+              <w:rPr>
+                <w:rFonts w:ascii="Topedia Sans TW Beta" w:eastAsia="Topedia Sans TW Beta" w:hAnsi="Topedia Sans TW Beta" w:cs="新細明體"/>
+                <w:b/>
+                <w:bCs/>
+                <w:color w:val="1C1E21"/>
+                <w:kern w:val="0"/>
+                <w:szCs w:val="24"/>
+                <w:shd w:val="clear" w:color="auto" w:fill="FFFFFF"/>
+                <w14:ligatures w14:val="none"/>
+              </w:rPr>
+              <w:t>6</w:t>
+            </w:r>
+          </w:p>
+        </w:tc>
+        <w:tc>
+          <w:tcPr>
+            <w:tcW w:w="6600" w:type="dxa"/>
+            <w:tcBorders>
+              <w:top w:val="nil"/>
+              <w:left w:val="nil"/>
+              <w:bottom w:val="single" w:sz="8" w:space="0" w:color="auto"/>
+              <w:right w:val="single" w:sz="8" w:space="0" w:color="auto"/>
+            </w:tcBorders>
+            <w:shd w:val="clear" w:color="auto" w:fill="FFFFFF"/>
+            <w:tcMar>
+              <w:top w:w="0" w:type="dxa"/>
+              <w:left w:w="108" w:type="dxa"/>
+              <w:bottom w:w="0" w:type="dxa"/>
+              <w:right w:w="108" w:type="dxa"/>
+            </w:tcMar>
+            <w:hideMark/>
+          </w:tcPr>
+          <w:p>
+            <w:pPr>
+              <w:widowControl/>
+              <w:jc w:val="center"/>
+              <w:rPr>
+                <w:rFonts w:ascii="Topedia Sans TW Beta" w:eastAsia="Topedia Sans TW Beta" w:hAnsi="Topedia Sans TW Beta" w:cs="新細明體"/>
+                <w:b/>
+                <w:bCs/>
+                <w:color w:val="1C1E21"/>
+                <w:kern w:val="0"/>
+                <w:szCs w:val="24"/>
+                <w:shd w:val="clear" w:color="auto" w:fill="FFFFFF"/>
+                <w14:ligatures w14:val="none"/>
+              </w:rPr>
+            </w:pPr>
+            <w:r>
+              <w:rPr>
+                <w:rFonts w:ascii="Topedia Sans TW Beta" w:eastAsia="Topedia Sans TW Beta" w:hAnsi="Topedia Sans TW Beta" w:cs="新細明體"/>
+                <w:b/>
+                <w:bCs/>
+                <w:color w:val="1C1E21"/>
+                <w:kern w:val="0"/>
+                <w:szCs w:val="24"/>
+                <w:shd w:val="clear" w:color="auto" w:fill="FFFFFF"/>
+                <w14:ligatures w14:val="none"/>
+              </w:rPr>
+              <w:t>打擊@下舞台</w:t>
+            </w:r>
+          </w:p>
+        </w:tc>
+      </w:tr>
+      <w:tr>
+        <w:tc>
+          <w:tcPr>
+            <w:tcW w:w="1696" w:type="dxa"/>
+            <w:tcBorders>
+              <w:top w:val="nil"/>
+              <w:left w:val="single" w:sz="8" w:space="0" w:color="auto"/>
+              <w:bottom w:val="single" w:sz="8" w:space="0" w:color="auto"/>
+              <w:right w:val="single" w:sz="8" w:space="0" w:color="auto"/>
+            </w:tcBorders>
+            <w:shd w:val="clear" w:color="auto" w:fill="FFFFFF"/>
+            <w:tcMar>
+              <w:top w:w="0" w:type="dxa"/>
+              <w:left w:w="108" w:type="dxa"/>
+              <w:bottom w:w="0" w:type="dxa"/>
+              <w:right w:w="108" w:type="dxa"/>
+            </w:tcMar>
+            <w:hideMark/>
+          </w:tcPr>
+          <w:p>
+            <w:pPr>
+              <w:widowControl/>
+              <w:jc w:val="center"/>
+              <w:rPr>
+                <w:rFonts w:ascii="Topedia Sans TW Beta" w:eastAsia="Topedia Sans TW Beta" w:hAnsi="Topedia Sans TW Beta" w:cs="新細明體"/>
+                <w:b/>
+                <w:bCs/>
+                <w:color w:val="1C1E21"/>
+                <w:kern w:val="0"/>
+                <w:szCs w:val="24"/>
+                <w:shd w:val="clear" w:color="auto" w:fill="FFFFFF"/>
+                <w14:ligatures w14:val="none"/>
+              </w:rPr>
+            </w:pPr>
+            <w:proofErr w:type="gramStart"/>
+            <w:r>
+              <w:rPr>
+                <w:rFonts w:ascii="Topedia Sans TW Beta" w:eastAsia="Topedia Sans TW Beta" w:hAnsi="Topedia Sans TW Beta" w:cs="新細明體"/>
+                <w:b/>
+                <w:bCs/>
+                <w:color w:val="1C1E21"/>
+                <w:kern w:val="0"/>
+                <w:szCs w:val="24"/>
+                <w:shd w:val="clear" w:color="auto" w:fill="FFFFFF"/>
+                <w14:ligatures w14:val="none"/>
+              </w:rPr>
+              <w:t>7/8串場</w:t>
+            </w:r>
+            <w:proofErr w:type="gramEnd"/>
+          </w:p>
+        </w:tc>
+        <w:tc>
+          <w:tcPr>
+            <w:tcW w:w="6600" w:type="dxa"/>
+            <w:tcBorders>
+              <w:top w:val="nil"/>
+              <w:left w:val="nil"/>
+              <w:bottom w:val="single" w:sz="8" w:space="0" w:color="auto"/>
+              <w:right w:val="single" w:sz="8" w:space="0" w:color="auto"/>
+            </w:tcBorders>
+            <w:shd w:val="clear" w:color="auto" w:fill="FFFFFF"/>
+            <w:tcMar>
+              <w:top w:w="0" w:type="dxa"/>
+              <w:left w:w="108" w:type="dxa"/>
+              <w:bottom w:w="0" w:type="dxa"/>
+              <w:right w:w="108" w:type="dxa"/>
+            </w:tcMar>
+            <w:hideMark/>
+          </w:tcPr>
+          <w:p>
+            <w:pPr>
+              <w:widowControl/>
+              <w:jc w:val="center"/>
+              <w:rPr>
+                <w:rFonts w:ascii="Topedia Sans TW Beta" w:eastAsia="Topedia Sans TW Beta" w:hAnsi="Topedia Sans TW Beta" w:cs="新細明體"/>
+                <w:b/>
+                <w:bCs/>
+                <w:color w:val="1C1E21"/>
+                <w:kern w:val="0"/>
+                <w:szCs w:val="24"/>
+                <w:shd w:val="clear" w:color="auto" w:fill="FFFFFF"/>
+                <w14:ligatures w14:val="none"/>
+              </w:rPr>
+            </w:pPr>
+            <w:r>
+              <w:rPr>
+                <w:rFonts w:ascii="Topedia Sans TW Beta" w:eastAsia="Topedia Sans TW Beta" w:hAnsi="Topedia Sans TW Beta" w:cs="新細明體"/>
+                <w:b/>
+                <w:bCs/>
+                <w:color w:val="1C1E21"/>
+                <w:kern w:val="0"/>
+                <w:szCs w:val="24"/>
+                <w:shd w:val="clear" w:color="auto" w:fill="FFFFFF"/>
+                <w14:ligatures w14:val="none"/>
+              </w:rPr>
+              <w:t>說書人@右下舞台定點，</w:t>
+            </w:r>
+            <w:r>
+              <w:rPr>
+                <w:rFonts w:ascii="Topedia Sans TW Beta" w:eastAsia="Topedia Sans TW Beta" w:hAnsi="Topedia Sans TW Beta" w:cs="新細明體"/>
+                <w:b/>
+                <w:bCs/>
+                <w:strike/>
+                <w:color w:val="1C1E21"/>
+                <w:kern w:val="0"/>
+                <w:szCs w:val="24"/>
+                <w:shd w:val="clear" w:color="auto" w:fill="FFFFFF"/>
+                <w14:ligatures w14:val="none"/>
+              </w:rPr>
+              <w:t>需要麥克風、燈光</w:t>
+            </w:r>
+          </w:p>
+        </w:tc>
+      </w:tr>
+    </w:tbl>
+    <w:p>
+      <w:pPr>
+        <w:widowControl/>
+        <w:jc w:val="center"/>
+        <w:rPr>
+          <w:rFonts w:ascii="Topedia Sans TW Beta" w:eastAsia="Topedia Sans TW Beta" w:hAnsi="Topedia Sans TW Beta" w:cs="新細明體"/>
+          <w:b/>
+          <w:bCs/>
+          <w:color w:val="1C1E21"/>
+          <w:kern w:val="0"/>
+          <w:szCs w:val="24"/>
+          <w:shd w:val="clear" w:color="auto" w:fill="FFFFFF"/>
+          <w14:ligatures w14:val="none"/>
+        </w:rPr>
+      </w:pPr>
+      <w:r>
+        <w:rPr>
+          <w:rFonts w:ascii="Topedia Sans TW Beta" w:eastAsia="Topedia Sans TW Beta" w:hAnsi="Topedia Sans TW Beta" w:cs="新細明體"/>
+          <w:b/>
+          <w:bCs/>
+          <w:color w:val="1C1E21"/>
+          <w:kern w:val="0"/>
+          <w:szCs w:val="24"/>
+          <w:shd w:val="clear" w:color="auto" w:fill="FFFFFF"/>
+          <w14:ligatures w14:val="none"/>
+        </w:rPr>
+        <w:t> </w:t>
+      </w:r>
+    </w:p>
+    <w:p>
+      <w:pPr>
+        <w:widowControl/>
+        <w:jc w:val="center"/>
+        <w:rPr>
+          <w:rFonts w:ascii="Topedia Sans TW Beta" w:eastAsia="Topedia Sans TW Beta" w:hAnsi="Topedia Sans TW Beta" w:cs="新細明體"/>
+          <w:b/>
+          <w:bCs/>
+          <w:color w:val="1C1E21"/>
+          <w:kern w:val="0"/>
+          <w:szCs w:val="24"/>
+          <w:shd w:val="clear" w:color="auto" w:fill="FFFFFF"/>
+          <w14:ligatures w14:val="none"/>
+        </w:rPr>
+      </w:pPr>
+    </w:p>
+    <w:p>
+      <w:pPr>
+        <w:widowControl/>
+        <w:jc w:val="center"/>
+        <w:rPr>
+          <w:rFonts w:ascii="Topedia Sans TW Beta" w:eastAsia="Topedia Sans TW Beta" w:hAnsi="Topedia Sans TW Beta" w:cs="新細明體"/>
+          <w:b/>
+          <w:bCs/>
+          <w:color w:val="1C1E21"/>
+          <w:kern w:val="0"/>
+          <w:szCs w:val="24"/>
+          <w:shd w:val="clear" w:color="auto" w:fill="FFFFFF"/>
+          <w14:ligatures w14:val="none"/>
+        </w:rPr>
+      </w:pPr>
+    </w:p>
+    <w:p>
+      <w:pPr>
+        <w:widowControl/>
+        <w:jc w:val="center"/>
+        <w:rPr>
+          <w:rFonts w:ascii="Topedia Sans TW Beta" w:eastAsia="Topedia Sans TW Beta" w:hAnsi="Topedia Sans TW Beta" w:cs="新細明體"/>
+          <w:b/>
+          <w:bCs/>
+          <w:color w:val="1C1E21"/>
+          <w:kern w:val="0"/>
+          <w:szCs w:val="24"/>
+          <w:shd w:val="clear" w:color="auto" w:fill="FFFFFF"/>
+          <w14:ligatures w14:val="none"/>
+        </w:rPr>
+      </w:pPr>
+    </w:p>
+    <w:p>
+      <w:pPr>
+        <w:widowControl/>
+        <w:jc w:val="center"/>
+        <w:rPr>
+          <w:rFonts w:ascii="Topedia Sans TW Beta" w:eastAsia="Topedia Sans TW Beta" w:hAnsi="Topedia Sans TW Beta" w:cs="Cambria"/>
+          <w:b/>
+          <w:bCs/>
+          <w:color w:val="1C1E21"/>
+          <w:kern w:val="0"/>
+          <w:szCs w:val="24"/>
+          <w:shd w:val="clear" w:color="auto" w:fill="FFFFFF"/>
+          <w14:ligatures w14:val="none"/>
+        </w:rPr>
+      </w:pPr>
+    </w:p>
+    <w:tbl>
+      <w:tblPr>
+        <w:tblStyle w:val="a8"/>
+        <w:tblW w:w="10768" w:type="dxa"/>
         <w:shd w:val="clear" w:color="auto" w:fill="FFFFFF" w:themeFill="background1"/>
         <w:tblLook w:val="04A0" w:firstRow="1" w:lastRow="0" w:firstColumn="1" w:lastColumn="0" w:noHBand="0" w:noVBand="1"/>
       </w:tblPr>
@@ -6823,6 +11381,7 @@
                 <w:szCs w:val="21"/>
                 <w14:ligatures w14:val="none"/>
               </w:rPr>
+              <w:lastRenderedPageBreak/>
               <w:t>21:</w:t>
             </w:r>
             <w:r>
@@ -8096,7 +12655,7 @@
           <w:szCs w:val="20"/>
           <w14:ligatures w14:val="none"/>
         </w:rPr>
-        <w:t>獨</w:t>
+        <w:t>女團員</w:t>
       </w:r>
       <w:r>
         <w:rPr>
@@ -8107,7 +12666,7 @@
           <w:szCs w:val="20"/>
           <w14:ligatures w14:val="none"/>
         </w:rPr>
-        <w:t>奏老師、</w:t>
+        <w:t>、</w:t>
       </w:r>
       <w:r>
         <w:rPr>
@@ -8128,10 +12687,33 @@
           <w:kern w:val="0"/>
           <w:sz w:val="20"/>
           <w:szCs w:val="20"/>
-          <w:bdr w:val="single" w:sz="4" w:space="0" w:color="auto"/>
           <w14:ligatures w14:val="none"/>
         </w:rPr>
-        <w:t>/</w:t>
+        <w:t xml:space="preserve"> </w:t>
+      </w:r>
+      <w:proofErr w:type="gramStart"/>
+      <w:r>
+        <w:rPr>
+          <w:rFonts w:ascii="Topedia Sans TW Beta" w:eastAsia="Topedia Sans TW Beta" w:hAnsi="Topedia Sans TW Beta" w:cs="新細明體" w:hint="eastAsia"/>
+          <w:color w:val="000000"/>
+          <w:kern w:val="0"/>
+          <w:sz w:val="20"/>
+          <w:szCs w:val="20"/>
+          <w14:ligatures w14:val="none"/>
+        </w:rPr>
+        <w:t>說書人佳勳</w:t>
+      </w:r>
+      <w:proofErr w:type="gramEnd"/>
+      <w:r>
+        <w:rPr>
+          <w:rFonts w:ascii="Topedia Sans TW Beta" w:eastAsia="Topedia Sans TW Beta" w:hAnsi="Topedia Sans TW Beta" w:cs="新細明體" w:hint="eastAsia"/>
+          <w:color w:val="000000"/>
+          <w:kern w:val="0"/>
+          <w:sz w:val="20"/>
+          <w:szCs w:val="20"/>
+          <w14:ligatures w14:val="none"/>
+        </w:rPr>
+        <w:t>、</w:t>
       </w:r>
       <w:r>
         <w:rPr>
@@ -8143,7 +12725,19 @@
           <w:bdr w:val="single" w:sz="4" w:space="0" w:color="auto"/>
           <w14:ligatures w14:val="none"/>
         </w:rPr>
-        <w:t>04</w:t>
+        <w:t>0</w:t>
+      </w:r>
+      <w:r>
+        <w:rPr>
+          <w:rFonts w:ascii="Topedia Sans TW Beta" w:eastAsia="Topedia Sans TW Beta" w:hAnsi="Topedia Sans TW Beta" w:cs="新細明體" w:hint="eastAsia"/>
+          <w:color w:val="000000"/>
+          <w:kern w:val="0"/>
+          <w:sz w:val="20"/>
+          <w:szCs w:val="20"/>
+          <w:bdr w:val="single" w:sz="4" w:space="0" w:color="auto"/>
+          <w14:ligatures w14:val="none"/>
+        </w:rPr>
+        <w:t>4</w:t>
       </w:r>
       <w:r>
         <w:rPr>
@@ -8154,7 +12748,7 @@
           <w:szCs w:val="20"/>
           <w14:ligatures w14:val="none"/>
         </w:rPr>
-        <w:t xml:space="preserve"> 女團員</w:t>
+        <w:t xml:space="preserve"> 校長</w:t>
       </w:r>
       <w:r>
         <w:rPr>
@@ -8368,6 +12962,7 @@
           <w14:ligatures w14:val="none"/>
         </w:rPr>
       </w:pPr>
+      <w:proofErr w:type="gramStart"/>
       <w:r>
         <w:rPr>
           <w:rFonts w:ascii="Topedia Sans TW Beta" w:eastAsia="Topedia Sans TW Beta" w:hAnsi="Topedia Sans TW Beta" w:cs="新細明體" w:hint="eastAsia"/>
@@ -8379,6 +12974,7 @@
         </w:rPr>
         <w:t>寄票截止</w:t>
       </w:r>
+      <w:proofErr w:type="gramEnd"/>
       <w:r>
         <w:rPr>
           <w:rFonts w:ascii="Topedia Sans TW Beta" w:eastAsia="Topedia Sans TW Beta" w:hAnsi="Topedia Sans TW Beta" w:cs="新細明體" w:hint="eastAsia"/>
@@ -8422,7 +13018,19 @@
           <w:bdr w:val="single" w:sz="4" w:space="0" w:color="auto"/>
           <w14:ligatures w14:val="none"/>
         </w:rPr>
-        <w:t>團隊辦公室</w:t>
+        <w:t>休息準備</w:t>
+      </w:r>
+      <w:r>
+        <w:rPr>
+          <w:rFonts w:ascii="Topedia Sans TW Beta" w:eastAsia="Topedia Sans TW Beta" w:hAnsi="Topedia Sans TW Beta" w:cs="新細明體" w:hint="eastAsia"/>
+          <w:color w:val="000000"/>
+          <w:kern w:val="0"/>
+          <w:sz w:val="20"/>
+          <w:szCs w:val="20"/>
+          <w:bdr w:val="single" w:sz="4" w:space="0" w:color="auto"/>
+          <w14:ligatures w14:val="none"/>
+        </w:rPr>
+        <w:t>室</w:t>
       </w:r>
     </w:p>
     <w:p>
@@ -8597,7 +13205,7 @@
           <w:szCs w:val="20"/>
           <w14:ligatures w14:val="none"/>
         </w:rPr>
-        <w:t>團長</w:t>
+        <w:t>緊急連絡人</w:t>
       </w:r>
       <w:r>
         <w:rPr>
@@ -8619,40 +13227,7 @@
           <w:szCs w:val="20"/>
           <w14:ligatures w14:val="none"/>
         </w:rPr>
-        <w:t>謝麒諺0921-028</w:t>
-      </w:r>
-      <w:r>
-        <w:rPr>
-          <w:rFonts w:ascii="Topedia Sans TW Beta" w:eastAsia="Topedia Sans TW Beta" w:hAnsi="Topedia Sans TW Beta" w:cs="新細明體" w:hint="eastAsia"/>
-          <w:color w:val="000000"/>
-          <w:kern w:val="0"/>
-          <w:sz w:val="20"/>
-          <w:szCs w:val="20"/>
-          <w14:ligatures w14:val="none"/>
-        </w:rPr>
-        <w:t>-</w:t>
-      </w:r>
-      <w:r>
-        <w:rPr>
-          <w:rFonts w:ascii="Topedia Sans TW Beta" w:eastAsia="Topedia Sans TW Beta" w:hAnsi="Topedia Sans TW Beta" w:cs="新細明體" w:hint="eastAsia"/>
-          <w:color w:val="000000"/>
-          <w:kern w:val="0"/>
-          <w:sz w:val="20"/>
-          <w:szCs w:val="20"/>
-          <w14:ligatures w14:val="none"/>
-        </w:rPr>
-        <w:t>380</w:t>
-      </w:r>
-      <w:r>
-        <w:rPr>
-          <w:rFonts w:ascii="Topedia Sans TW Beta" w:eastAsia="Topedia Sans TW Beta" w:hAnsi="Topedia Sans TW Beta" w:cs="新細明體" w:hint="eastAsia"/>
-          <w:color w:val="000000"/>
-          <w:kern w:val="0"/>
-          <w:sz w:val="20"/>
-          <w:szCs w:val="20"/>
-          <w14:ligatures w14:val="none"/>
-        </w:rPr>
-        <w:t>／</w:t>
+        <w:t>（</w:t>
       </w:r>
       <w:r>
         <w:rPr>
@@ -8674,7 +13249,7 @@
           <w:szCs w:val="20"/>
           <w14:ligatures w14:val="none"/>
         </w:rPr>
-        <w:t>：</w:t>
+        <w:t>）</w:t>
       </w:r>
       <w:r>
         <w:rPr>
@@ -8932,7 +13507,7 @@
           <w:noProof/>
         </w:rPr>
         <w:drawing>
-          <wp:anchor distT="0" distB="0" distL="114300" distR="114300" simplePos="0" relativeHeight="251665408" behindDoc="0" locked="0" layoutInCell="1" allowOverlap="1" wp14:anchorId="29905D2E" wp14:editId="1A061D48">
+          <wp:anchor distT="0" distB="0" distL="114300" distR="114300" simplePos="0" relativeHeight="251665408" behindDoc="0" locked="0" layoutInCell="1" allowOverlap="1" wp14:anchorId="29905D2E" wp14:editId="0C515F5F">
             <wp:simplePos x="0" y="0"/>
             <wp:positionH relativeFrom="margin">
               <wp:posOffset>5241792</wp:posOffset>
@@ -9370,10 +13945,10 @@
           <w14:ligatures w14:val="none"/>
         </w:rPr>
         <w:drawing>
-          <wp:inline distT="0" distB="0" distL="0" distR="0" wp14:anchorId="473A7BD1" wp14:editId="7EC7E169">
-            <wp:extent cx="6837680" cy="3848735"/>
-            <wp:effectExtent l="0" t="0" r="1270" b="0"/>
-            <wp:docPr id="8" name="圖片 8"/>
+          <wp:inline distT="0" distB="0" distL="0" distR="0" wp14:anchorId="0EA71DB1" wp14:editId="695D1AE0">
+            <wp:extent cx="6840220" cy="3771265"/>
+            <wp:effectExtent l="0" t="0" r="0" b="635"/>
+            <wp:docPr id="203634314" name="圖片 1"/>
             <wp:cNvGraphicFramePr>
               <a:graphicFrameLocks xmlns:a="http://schemas.openxmlformats.org/drawingml/2006/main" noChangeAspect="1"/>
             </wp:cNvGraphicFramePr>
@@ -9381,36 +13956,23 @@
               <a:graphicData uri="http://schemas.openxmlformats.org/drawingml/2006/picture">
                 <pic:pic xmlns:pic="http://schemas.openxmlformats.org/drawingml/2006/picture">
                   <pic:nvPicPr>
-                    <pic:cNvPr id="0" name="Picture 4"/>
-                    <pic:cNvPicPr>
-                      <a:picLocks noChangeAspect="1" noChangeArrowheads="1"/>
-                    </pic:cNvPicPr>
+                    <pic:cNvPr id="203634314" name=""/>
+                    <pic:cNvPicPr/>
                   </pic:nvPicPr>
                   <pic:blipFill>
-                    <a:blip r:embed="rId11">
-                      <a:extLst>
-                        <a:ext uri="{28A0092B-C50C-407E-A947-70E740481C1C}">
-                          <a14:useLocalDpi xmlns:a14="http://schemas.microsoft.com/office/drawing/2010/main" val="0"/>
-                        </a:ext>
-                      </a:extLst>
-                    </a:blip>
-                    <a:srcRect/>
+                    <a:blip r:embed="rId11"/>
                     <a:stretch>
                       <a:fillRect/>
                     </a:stretch>
                   </pic:blipFill>
-                  <pic:spPr bwMode="auto">
+                  <pic:spPr>
                     <a:xfrm>
                       <a:off x="0" y="0"/>
-                      <a:ext cx="6837680" cy="3848735"/>
+                      <a:ext cx="6840220" cy="3771265"/>
                     </a:xfrm>
                     <a:prstGeom prst="rect">
                       <a:avLst/>
                     </a:prstGeom>
-                    <a:noFill/>
-                    <a:ln>
-                      <a:noFill/>
-                    </a:ln>
                   </pic:spPr>
                 </pic:pic>
               </a:graphicData>
@@ -10177,7 +14739,6 @@
                                 <w14:ligatures w14:val="none"/>
                               </w:rPr>
                             </w:pPr>
-                            <w:proofErr w:type="gramStart"/>
                             <w:r>
                               <w:rPr>
                                 <w:rFonts w:ascii="Topedia Sans TW Beta" w:eastAsia="Topedia Sans TW Beta" w:hAnsi="Topedia Sans TW Beta" w:cs="新細明體" w:hint="eastAsia"/>
@@ -10188,7 +14749,6 @@
                               </w:rPr>
                               <w:t>鑼</w:t>
                             </w:r>
-                            <w:proofErr w:type="gramEnd"/>
                           </w:p>
                           <w:p>
                             <w:pPr>
@@ -10303,20 +14863,8 @@
                                 <w:szCs w:val="24"/>
                                 <w14:ligatures w14:val="none"/>
                               </w:rPr>
-                              <w:t>雙</w:t>
+                              <w:t>雙鈸</w:t>
                             </w:r>
-                            <w:proofErr w:type="gramStart"/>
-                            <w:r>
-                              <w:rPr>
-                                <w:rFonts w:ascii="Topedia Sans TW Beta" w:eastAsia="Topedia Sans TW Beta" w:hAnsi="Topedia Sans TW Beta" w:cs="新細明體" w:hint="eastAsia"/>
-                                <w:color w:val="000000"/>
-                                <w:kern w:val="0"/>
-                                <w:szCs w:val="24"/>
-                                <w14:ligatures w14:val="none"/>
-                              </w:rPr>
-                              <w:t>鈸</w:t>
-                            </w:r>
-                            <w:proofErr w:type="gramEnd"/>
                             <w:r>
                               <w:rPr>
                                 <w:rFonts w:ascii="Topedia Sans TW Beta" w:eastAsia="Topedia Sans TW Beta" w:hAnsi="Topedia Sans TW Beta" w:cs="新細明體" w:hint="eastAsia"/>
@@ -10409,20 +14957,8 @@
                                 <w:szCs w:val="24"/>
                                 <w14:ligatures w14:val="none"/>
                               </w:rPr>
-                              <w:t>吊</w:t>
+                              <w:t>吊鈸</w:t>
                             </w:r>
-                            <w:proofErr w:type="gramStart"/>
-                            <w:r>
-                              <w:rPr>
-                                <w:rFonts w:ascii="Topedia Sans TW Beta" w:eastAsia="Topedia Sans TW Beta" w:hAnsi="Topedia Sans TW Beta" w:cs="新細明體" w:hint="eastAsia"/>
-                                <w:color w:val="000000"/>
-                                <w:kern w:val="0"/>
-                                <w:szCs w:val="24"/>
-                                <w14:ligatures w14:val="none"/>
-                              </w:rPr>
-                              <w:t>鈸</w:t>
-                            </w:r>
-                            <w:proofErr w:type="gramEnd"/>
                             <w:r>
                               <w:rPr>
                                 <w:rFonts w:ascii="Topedia Sans TW Beta" w:eastAsia="Topedia Sans TW Beta" w:hAnsi="Topedia Sans TW Beta" w:cs="新細明體" w:hint="eastAsia"/>
@@ -10695,7 +15231,6 @@
                                 <w14:ligatures w14:val="none"/>
                               </w:rPr>
                             </w:pPr>
-                            <w:proofErr w:type="gramStart"/>
                             <w:r>
                               <w:rPr>
                                 <w:rFonts w:ascii="Topedia Sans TW Beta" w:eastAsia="Topedia Sans TW Beta" w:hAnsi="Topedia Sans TW Beta" w:cs="新細明體" w:hint="eastAsia"/>
@@ -10706,7 +15241,6 @@
                               </w:rPr>
                               <w:t>鼓組</w:t>
                             </w:r>
-                            <w:proofErr w:type="gramEnd"/>
                             <w:r>
                               <w:rPr>
                                 <w:rFonts w:ascii="Topedia Sans TW Beta" w:eastAsia="Topedia Sans TW Beta" w:hAnsi="Topedia Sans TW Beta" w:cs="新細明體" w:hint="eastAsia"/>
@@ -10725,29 +15259,7 @@
                                 <w:szCs w:val="24"/>
                                 <w14:ligatures w14:val="none"/>
                               </w:rPr>
-                              <w:t xml:space="preserve">踏板、腳踩大鼓、小鼓、Hi-hat、Floor tom、Tom </w:t>
-                            </w:r>
-                            <w:proofErr w:type="spellStart"/>
-                            <w:r>
-                              <w:rPr>
-                                <w:rFonts w:ascii="Topedia Sans TW Beta" w:eastAsia="Topedia Sans TW Beta" w:hAnsi="Topedia Sans TW Beta" w:cs="新細明體" w:hint="eastAsia"/>
-                                <w:color w:val="000000"/>
-                                <w:kern w:val="0"/>
-                                <w:szCs w:val="24"/>
-                                <w14:ligatures w14:val="none"/>
-                              </w:rPr>
-                              <w:t>tom</w:t>
-                            </w:r>
-                            <w:proofErr w:type="spellEnd"/>
-                            <w:r>
-                              <w:rPr>
-                                <w:rFonts w:ascii="Topedia Sans TW Beta" w:eastAsia="Topedia Sans TW Beta" w:hAnsi="Topedia Sans TW Beta" w:cs="新細明體" w:hint="eastAsia"/>
-                                <w:color w:val="000000"/>
-                                <w:kern w:val="0"/>
-                                <w:szCs w:val="24"/>
-                                <w14:ligatures w14:val="none"/>
-                              </w:rPr>
-                              <w:t>×2、Crash Cymbal、Ride Cymbal</w:t>
+                              <w:t>踏板、腳踩大鼓、小鼓、Hi-hat、Floor tom、Tom tom×2、Crash Cymbal、Ride Cymbal</w:t>
                             </w:r>
                             <w:r>
                               <w:rPr>
@@ -22004,7 +26516,20 @@
           <w:shd w:val="clear" w:color="auto" w:fill="FFFFFF"/>
           <w14:ligatures w14:val="none"/>
         </w:rPr>
-        <w:t>《夢想誕生的瞬間》</w:t>
+        <w:t>《</w:t>
+      </w:r>
+      <w:r>
+        <w:rPr>
+          <w:rFonts w:ascii="Topedia Sans TW Beta" w:eastAsia="Topedia Sans TW Beta" w:hAnsi="Topedia Sans TW Beta" w:cs="新細明體"/>
+          <w:b/>
+          <w:bCs/>
+          <w:color w:val="1C1E21"/>
+          <w:kern w:val="0"/>
+          <w:szCs w:val="24"/>
+          <w:shd w:val="clear" w:color="auto" w:fill="FFFFFF"/>
+          <w14:ligatures w14:val="none"/>
+        </w:rPr>
+        <w:t>星群下的幻影奇談</w:t>
       </w:r>
       <w:r>
         <w:rPr>
@@ -22017,7 +26542,7 @@
           <w:shd w:val="clear" w:color="auto" w:fill="FFFFFF"/>
           <w14:ligatures w14:val="none"/>
         </w:rPr>
-        <w:t xml:space="preserve">　</w:t>
+        <w:t>》雄中</w:t>
       </w:r>
       <w:r>
         <w:rPr>
@@ -22030,7 +26555,7 @@
           <w:shd w:val="clear" w:color="auto" w:fill="FFFFFF"/>
           <w14:ligatures w14:val="none"/>
         </w:rPr>
-        <w:t>雄中管樂團暨校友管樂團</w:t>
+        <w:t>校友</w:t>
       </w:r>
       <w:r>
         <w:rPr>
@@ -22043,7 +26568,46 @@
           <w:shd w:val="clear" w:color="auto" w:fill="FFFFFF"/>
           <w14:ligatures w14:val="none"/>
         </w:rPr>
-        <w:t xml:space="preserve"> 18 </w:t>
+        <w:t>管樂團暨</w:t>
+      </w:r>
+      <w:r>
+        <w:rPr>
+          <w:rFonts w:ascii="Topedia Sans TW Beta" w:eastAsia="Topedia Sans TW Beta" w:hAnsi="Topedia Sans TW Beta" w:cs="新細明體" w:hint="eastAsia"/>
+          <w:b/>
+          <w:bCs/>
+          <w:color w:val="1C1E21"/>
+          <w:kern w:val="0"/>
+          <w:szCs w:val="24"/>
+          <w:shd w:val="clear" w:color="auto" w:fill="FFFFFF"/>
+          <w14:ligatures w14:val="none"/>
+        </w:rPr>
+        <w:t>雄中</w:t>
+      </w:r>
+      <w:r>
+        <w:rPr>
+          <w:rFonts w:ascii="Topedia Sans TW Beta" w:eastAsia="Topedia Sans TW Beta" w:hAnsi="Topedia Sans TW Beta" w:cs="新細明體" w:hint="eastAsia"/>
+          <w:b/>
+          <w:bCs/>
+          <w:color w:val="1C1E21"/>
+          <w:kern w:val="0"/>
+          <w:szCs w:val="24"/>
+          <w:shd w:val="clear" w:color="auto" w:fill="FFFFFF"/>
+          <w14:ligatures w14:val="none"/>
+        </w:rPr>
+        <w:t>管樂團</w:t>
+      </w:r>
+      <w:r>
+        <w:rPr>
+          <w:rFonts w:ascii="Topedia Sans TW Beta" w:eastAsia="Topedia Sans TW Beta" w:hAnsi="Topedia Sans TW Beta" w:cs="新細明體" w:hint="eastAsia"/>
+          <w:b/>
+          <w:bCs/>
+          <w:color w:val="1C1E21"/>
+          <w:kern w:val="0"/>
+          <w:szCs w:val="24"/>
+          <w:shd w:val="clear" w:color="auto" w:fill="FFFFFF"/>
+          <w14:ligatures w14:val="none"/>
+        </w:rPr>
+        <w:t>十九</w:t>
       </w:r>
       <w:r>
         <w:rPr>
@@ -22134,7 +26698,7 @@
           <w:shd w:val="clear" w:color="auto" w:fill="FFFFFF"/>
           <w14:ligatures w14:val="none"/>
         </w:rPr>
-        <w:t>裝台與彩排</w:t>
+        <w:t>裝台彩排</w:t>
       </w:r>
     </w:p>
     <w:tbl>
@@ -22441,7 +27005,7 @@
                 <w:szCs w:val="20"/>
                 <w14:ligatures w14:val="none"/>
               </w:rPr>
-              <w:t>柏毅（兼攝影）</w:t>
+              <w:t>（攝影）</w:t>
             </w:r>
             <w:r>
               <w:rPr>
@@ -22475,7 +27039,29 @@
                 <w:szCs w:val="20"/>
                 <w14:ligatures w14:val="none"/>
               </w:rPr>
-              <w:t>信彥（兼文書宣傳）</w:t>
+              <w:t>信</w:t>
+            </w:r>
+            <w:proofErr w:type="gramStart"/>
+            <w:r>
+              <w:rPr>
+                <w:rFonts w:ascii="Topedia Sans TW Beta" w:eastAsia="Topedia Sans TW Beta" w:hAnsi="Topedia Sans TW Beta" w:cs="Cambria" w:hint="eastAsia"/>
+                <w:kern w:val="0"/>
+                <w:sz w:val="20"/>
+                <w:szCs w:val="20"/>
+                <w14:ligatures w14:val="none"/>
+              </w:rPr>
+              <w:t>彥</w:t>
+            </w:r>
+            <w:proofErr w:type="gramEnd"/>
+            <w:r>
+              <w:rPr>
+                <w:rFonts w:ascii="Topedia Sans TW Beta" w:eastAsia="Topedia Sans TW Beta" w:hAnsi="Topedia Sans TW Beta" w:cs="Cambria" w:hint="eastAsia"/>
+                <w:kern w:val="0"/>
+                <w:sz w:val="20"/>
+                <w:szCs w:val="20"/>
+                <w14:ligatures w14:val="none"/>
+              </w:rPr>
+              <w:t>（文書宣傳）</w:t>
             </w:r>
           </w:p>
         </w:tc>
@@ -25648,7 +30234,20 @@
           <w14:ligatures w14:val="none"/>
         </w:rPr>
         <w:lastRenderedPageBreak/>
-        <w:t>《夢想誕生的瞬間》雄中管樂團暨校友管樂團</w:t>
+        <w:t>《</w:t>
+      </w:r>
+      <w:r>
+        <w:rPr>
+          <w:rFonts w:ascii="Topedia Sans TW Beta" w:eastAsia="Topedia Sans TW Beta" w:hAnsi="Topedia Sans TW Beta" w:cs="新細明體"/>
+          <w:b/>
+          <w:bCs/>
+          <w:color w:val="1C1E21"/>
+          <w:kern w:val="0"/>
+          <w:szCs w:val="24"/>
+          <w:shd w:val="clear" w:color="auto" w:fill="FFFFFF"/>
+          <w14:ligatures w14:val="none"/>
+        </w:rPr>
+        <w:t>星群下的幻影奇談</w:t>
       </w:r>
       <w:r>
         <w:rPr>
@@ -25661,7 +30260,72 @@
           <w:shd w:val="clear" w:color="auto" w:fill="FFFFFF"/>
           <w14:ligatures w14:val="none"/>
         </w:rPr>
-        <w:t xml:space="preserve"> 18 </w:t>
+        <w:t>》雄中</w:t>
+      </w:r>
+      <w:r>
+        <w:rPr>
+          <w:rFonts w:ascii="Topedia Sans TW Beta" w:eastAsia="Topedia Sans TW Beta" w:hAnsi="Topedia Sans TW Beta" w:cs="新細明體" w:hint="eastAsia"/>
+          <w:b/>
+          <w:bCs/>
+          <w:color w:val="1C1E21"/>
+          <w:kern w:val="0"/>
+          <w:szCs w:val="24"/>
+          <w:shd w:val="clear" w:color="auto" w:fill="FFFFFF"/>
+          <w14:ligatures w14:val="none"/>
+        </w:rPr>
+        <w:t>校友</w:t>
+      </w:r>
+      <w:r>
+        <w:rPr>
+          <w:rFonts w:ascii="Topedia Sans TW Beta" w:eastAsia="Topedia Sans TW Beta" w:hAnsi="Topedia Sans TW Beta" w:cs="新細明體" w:hint="eastAsia"/>
+          <w:b/>
+          <w:bCs/>
+          <w:color w:val="1C1E21"/>
+          <w:kern w:val="0"/>
+          <w:szCs w:val="24"/>
+          <w:shd w:val="clear" w:color="auto" w:fill="FFFFFF"/>
+          <w14:ligatures w14:val="none"/>
+        </w:rPr>
+        <w:t>管樂團暨</w:t>
+      </w:r>
+      <w:r>
+        <w:rPr>
+          <w:rFonts w:ascii="Topedia Sans TW Beta" w:eastAsia="Topedia Sans TW Beta" w:hAnsi="Topedia Sans TW Beta" w:cs="新細明體" w:hint="eastAsia"/>
+          <w:b/>
+          <w:bCs/>
+          <w:color w:val="1C1E21"/>
+          <w:kern w:val="0"/>
+          <w:szCs w:val="24"/>
+          <w:shd w:val="clear" w:color="auto" w:fill="FFFFFF"/>
+          <w14:ligatures w14:val="none"/>
+        </w:rPr>
+        <w:t>雄中</w:t>
+      </w:r>
+      <w:r>
+        <w:rPr>
+          <w:rFonts w:ascii="Topedia Sans TW Beta" w:eastAsia="Topedia Sans TW Beta" w:hAnsi="Topedia Sans TW Beta" w:cs="新細明體" w:hint="eastAsia"/>
+          <w:b/>
+          <w:bCs/>
+          <w:color w:val="1C1E21"/>
+          <w:kern w:val="0"/>
+          <w:szCs w:val="24"/>
+          <w:shd w:val="clear" w:color="auto" w:fill="FFFFFF"/>
+          <w14:ligatures w14:val="none"/>
+        </w:rPr>
+        <w:t>管樂團</w:t>
+      </w:r>
+      <w:r>
+        <w:rPr>
+          <w:rFonts w:ascii="Topedia Sans TW Beta" w:eastAsia="Topedia Sans TW Beta" w:hAnsi="Topedia Sans TW Beta" w:cs="新細明體" w:hint="eastAsia"/>
+          <w:b/>
+          <w:bCs/>
+          <w:color w:val="1C1E21"/>
+          <w:kern w:val="0"/>
+          <w:szCs w:val="24"/>
+          <w:shd w:val="clear" w:color="auto" w:fill="FFFFFF"/>
+          <w14:ligatures w14:val="none"/>
+        </w:rPr>
+        <w:t>十九</w:t>
       </w:r>
       <w:r>
         <w:rPr>
@@ -25687,20 +30351,7 @@
           <w:shd w:val="clear" w:color="auto" w:fill="FFFFFF"/>
           <w14:ligatures w14:val="none"/>
         </w:rPr>
-        <w:t xml:space="preserve">　</w:t>
-      </w:r>
-      <w:r>
-        <w:rPr>
-          <w:rFonts w:ascii="Topedia Sans TW Beta" w:eastAsia="Topedia Sans TW Beta" w:hAnsi="Topedia Sans TW Beta" w:cs="新細明體" w:hint="eastAsia"/>
-          <w:b/>
-          <w:bCs/>
-          <w:color w:val="1C1E21"/>
-          <w:kern w:val="0"/>
-          <w:szCs w:val="24"/>
-          <w:shd w:val="clear" w:color="auto" w:fill="FFFFFF"/>
-          <w14:ligatures w14:val="none"/>
-        </w:rPr>
-        <w:t>工作人員</w:t>
+        <w:t xml:space="preserve">　工作人員</w:t>
       </w:r>
       <w:r>
         <w:rPr>
@@ -25726,7 +30377,7 @@
           <w:shd w:val="clear" w:color="auto" w:fill="FFFFFF"/>
           <w14:ligatures w14:val="none"/>
         </w:rPr>
-        <w:t xml:space="preserve">　正式</w:t>
+        <w:t xml:space="preserve">　</w:t>
       </w:r>
       <w:r>
         <w:rPr>
@@ -25752,7 +30403,7 @@
           <w:shd w:val="clear" w:color="auto" w:fill="FFFFFF"/>
           <w14:ligatures w14:val="none"/>
         </w:rPr>
-        <w:t xml:space="preserve">　舞台組</w:t>
+        <w:t>舞台</w:t>
       </w:r>
     </w:p>
     <w:tbl>
@@ -34459,6 +39110,184 @@
     </w:lvl>
   </w:abstractNum>
   <w:abstractNum w:abstractNumId="4" w15:restartNumberingAfterBreak="0">
+    <w:nsid w:val="3273132C"/>
+    <w:multiLevelType w:val="hybridMultilevel"/>
+    <w:tmpl w:val="3FE8FCE0"/>
+    <w:lvl w:ilvl="0" w:tplc="39922524">
+      <w:start w:val="1"/>
+      <w:numFmt w:val="decimal"/>
+      <w:lvlText w:val="%1."/>
+      <w:lvlJc w:val="left"/>
+      <w:pPr>
+        <w:ind w:left="360" w:hanging="360"/>
+      </w:pPr>
+      <w:rPr>
+        <w:rFonts w:hint="default"/>
+      </w:rPr>
+    </w:lvl>
+    <w:lvl w:ilvl="1" w:tplc="04090019" w:tentative="1">
+      <w:start w:val="1"/>
+      <w:numFmt w:val="ideographTraditional"/>
+      <w:lvlText w:val="%2、"/>
+      <w:lvlJc w:val="left"/>
+      <w:pPr>
+        <w:ind w:left="960" w:hanging="480"/>
+      </w:pPr>
+    </w:lvl>
+    <w:lvl w:ilvl="2" w:tplc="0409001B" w:tentative="1">
+      <w:start w:val="1"/>
+      <w:numFmt w:val="lowerRoman"/>
+      <w:lvlText w:val="%3."/>
+      <w:lvlJc w:val="right"/>
+      <w:pPr>
+        <w:ind w:left="1440" w:hanging="480"/>
+      </w:pPr>
+    </w:lvl>
+    <w:lvl w:ilvl="3" w:tplc="0409000F" w:tentative="1">
+      <w:start w:val="1"/>
+      <w:numFmt w:val="decimal"/>
+      <w:lvlText w:val="%4."/>
+      <w:lvlJc w:val="left"/>
+      <w:pPr>
+        <w:ind w:left="1920" w:hanging="480"/>
+      </w:pPr>
+    </w:lvl>
+    <w:lvl w:ilvl="4" w:tplc="04090019" w:tentative="1">
+      <w:start w:val="1"/>
+      <w:numFmt w:val="ideographTraditional"/>
+      <w:lvlText w:val="%5、"/>
+      <w:lvlJc w:val="left"/>
+      <w:pPr>
+        <w:ind w:left="2400" w:hanging="480"/>
+      </w:pPr>
+    </w:lvl>
+    <w:lvl w:ilvl="5" w:tplc="0409001B" w:tentative="1">
+      <w:start w:val="1"/>
+      <w:numFmt w:val="lowerRoman"/>
+      <w:lvlText w:val="%6."/>
+      <w:lvlJc w:val="right"/>
+      <w:pPr>
+        <w:ind w:left="2880" w:hanging="480"/>
+      </w:pPr>
+    </w:lvl>
+    <w:lvl w:ilvl="6" w:tplc="0409000F" w:tentative="1">
+      <w:start w:val="1"/>
+      <w:numFmt w:val="decimal"/>
+      <w:lvlText w:val="%7."/>
+      <w:lvlJc w:val="left"/>
+      <w:pPr>
+        <w:ind w:left="3360" w:hanging="480"/>
+      </w:pPr>
+    </w:lvl>
+    <w:lvl w:ilvl="7" w:tplc="04090019" w:tentative="1">
+      <w:start w:val="1"/>
+      <w:numFmt w:val="ideographTraditional"/>
+      <w:lvlText w:val="%8、"/>
+      <w:lvlJc w:val="left"/>
+      <w:pPr>
+        <w:ind w:left="3840" w:hanging="480"/>
+      </w:pPr>
+    </w:lvl>
+    <w:lvl w:ilvl="8" w:tplc="0409001B" w:tentative="1">
+      <w:start w:val="1"/>
+      <w:numFmt w:val="lowerRoman"/>
+      <w:lvlText w:val="%9."/>
+      <w:lvlJc w:val="right"/>
+      <w:pPr>
+        <w:ind w:left="4320" w:hanging="480"/>
+      </w:pPr>
+    </w:lvl>
+  </w:abstractNum>
+  <w:abstractNum w:abstractNumId="5" w15:restartNumberingAfterBreak="0">
+    <w:nsid w:val="40F6688C"/>
+    <w:multiLevelType w:val="hybridMultilevel"/>
+    <w:tmpl w:val="F4A850E6"/>
+    <w:lvl w:ilvl="0" w:tplc="9FF4D578">
+      <w:start w:val="1"/>
+      <w:numFmt w:val="decimal"/>
+      <w:lvlText w:val="%1."/>
+      <w:lvlJc w:val="left"/>
+      <w:pPr>
+        <w:ind w:left="360" w:hanging="360"/>
+      </w:pPr>
+      <w:rPr>
+        <w:rFonts w:hint="default"/>
+      </w:rPr>
+    </w:lvl>
+    <w:lvl w:ilvl="1" w:tplc="04090019" w:tentative="1">
+      <w:start w:val="1"/>
+      <w:numFmt w:val="ideographTraditional"/>
+      <w:lvlText w:val="%2、"/>
+      <w:lvlJc w:val="left"/>
+      <w:pPr>
+        <w:ind w:left="960" w:hanging="480"/>
+      </w:pPr>
+    </w:lvl>
+    <w:lvl w:ilvl="2" w:tplc="0409001B" w:tentative="1">
+      <w:start w:val="1"/>
+      <w:numFmt w:val="lowerRoman"/>
+      <w:lvlText w:val="%3."/>
+      <w:lvlJc w:val="right"/>
+      <w:pPr>
+        <w:ind w:left="1440" w:hanging="480"/>
+      </w:pPr>
+    </w:lvl>
+    <w:lvl w:ilvl="3" w:tplc="0409000F" w:tentative="1">
+      <w:start w:val="1"/>
+      <w:numFmt w:val="decimal"/>
+      <w:lvlText w:val="%4."/>
+      <w:lvlJc w:val="left"/>
+      <w:pPr>
+        <w:ind w:left="1920" w:hanging="480"/>
+      </w:pPr>
+    </w:lvl>
+    <w:lvl w:ilvl="4" w:tplc="04090019" w:tentative="1">
+      <w:start w:val="1"/>
+      <w:numFmt w:val="ideographTraditional"/>
+      <w:lvlText w:val="%5、"/>
+      <w:lvlJc w:val="left"/>
+      <w:pPr>
+        <w:ind w:left="2400" w:hanging="480"/>
+      </w:pPr>
+    </w:lvl>
+    <w:lvl w:ilvl="5" w:tplc="0409001B" w:tentative="1">
+      <w:start w:val="1"/>
+      <w:numFmt w:val="lowerRoman"/>
+      <w:lvlText w:val="%6."/>
+      <w:lvlJc w:val="right"/>
+      <w:pPr>
+        <w:ind w:left="2880" w:hanging="480"/>
+      </w:pPr>
+    </w:lvl>
+    <w:lvl w:ilvl="6" w:tplc="0409000F" w:tentative="1">
+      <w:start w:val="1"/>
+      <w:numFmt w:val="decimal"/>
+      <w:lvlText w:val="%7."/>
+      <w:lvlJc w:val="left"/>
+      <w:pPr>
+        <w:ind w:left="3360" w:hanging="480"/>
+      </w:pPr>
+    </w:lvl>
+    <w:lvl w:ilvl="7" w:tplc="04090019" w:tentative="1">
+      <w:start w:val="1"/>
+      <w:numFmt w:val="ideographTraditional"/>
+      <w:lvlText w:val="%8、"/>
+      <w:lvlJc w:val="left"/>
+      <w:pPr>
+        <w:ind w:left="3840" w:hanging="480"/>
+      </w:pPr>
+    </w:lvl>
+    <w:lvl w:ilvl="8" w:tplc="0409001B" w:tentative="1">
+      <w:start w:val="1"/>
+      <w:numFmt w:val="lowerRoman"/>
+      <w:lvlText w:val="%9."/>
+      <w:lvlJc w:val="right"/>
+      <w:pPr>
+        <w:ind w:left="4320" w:hanging="480"/>
+      </w:pPr>
+    </w:lvl>
+  </w:abstractNum>
+  <w:abstractNum w:abstractNumId="6" w15:restartNumberingAfterBreak="0">
     <w:nsid w:val="4C9254AB"/>
     <w:multiLevelType w:val="multilevel"/>
     <w:tmpl w:val="FD2E78BE"/>
@@ -34607,7 +39436,96 @@
       </w:rPr>
     </w:lvl>
   </w:abstractNum>
-  <w:abstractNum w:abstractNumId="5" w15:restartNumberingAfterBreak="0">
+  <w:abstractNum w:abstractNumId="7" w15:restartNumberingAfterBreak="0">
+    <w:nsid w:val="4F7176CB"/>
+    <w:multiLevelType w:val="hybridMultilevel"/>
+    <w:tmpl w:val="4E881D56"/>
+    <w:lvl w:ilvl="0" w:tplc="4FA83F50">
+      <w:start w:val="1"/>
+      <w:numFmt w:val="decimal"/>
+      <w:lvlText w:val="%1."/>
+      <w:lvlJc w:val="left"/>
+      <w:pPr>
+        <w:ind w:left="360" w:hanging="360"/>
+      </w:pPr>
+      <w:rPr>
+        <w:rFonts w:hint="default"/>
+      </w:rPr>
+    </w:lvl>
+    <w:lvl w:ilvl="1" w:tplc="04090019" w:tentative="1">
+      <w:start w:val="1"/>
+      <w:numFmt w:val="ideographTraditional"/>
+      <w:lvlText w:val="%2、"/>
+      <w:lvlJc w:val="left"/>
+      <w:pPr>
+        <w:ind w:left="960" w:hanging="480"/>
+      </w:pPr>
+    </w:lvl>
+    <w:lvl w:ilvl="2" w:tplc="0409001B" w:tentative="1">
+      <w:start w:val="1"/>
+      <w:numFmt w:val="lowerRoman"/>
+      <w:lvlText w:val="%3."/>
+      <w:lvlJc w:val="right"/>
+      <w:pPr>
+        <w:ind w:left="1440" w:hanging="480"/>
+      </w:pPr>
+    </w:lvl>
+    <w:lvl w:ilvl="3" w:tplc="0409000F" w:tentative="1">
+      <w:start w:val="1"/>
+      <w:numFmt w:val="decimal"/>
+      <w:lvlText w:val="%4."/>
+      <w:lvlJc w:val="left"/>
+      <w:pPr>
+        <w:ind w:left="1920" w:hanging="480"/>
+      </w:pPr>
+    </w:lvl>
+    <w:lvl w:ilvl="4" w:tplc="04090019" w:tentative="1">
+      <w:start w:val="1"/>
+      <w:numFmt w:val="ideographTraditional"/>
+      <w:lvlText w:val="%5、"/>
+      <w:lvlJc w:val="left"/>
+      <w:pPr>
+        <w:ind w:left="2400" w:hanging="480"/>
+      </w:pPr>
+    </w:lvl>
+    <w:lvl w:ilvl="5" w:tplc="0409001B" w:tentative="1">
+      <w:start w:val="1"/>
+      <w:numFmt w:val="lowerRoman"/>
+      <w:lvlText w:val="%6."/>
+      <w:lvlJc w:val="right"/>
+      <w:pPr>
+        <w:ind w:left="2880" w:hanging="480"/>
+      </w:pPr>
+    </w:lvl>
+    <w:lvl w:ilvl="6" w:tplc="0409000F" w:tentative="1">
+      <w:start w:val="1"/>
+      <w:numFmt w:val="decimal"/>
+      <w:lvlText w:val="%7."/>
+      <w:lvlJc w:val="left"/>
+      <w:pPr>
+        <w:ind w:left="3360" w:hanging="480"/>
+      </w:pPr>
+    </w:lvl>
+    <w:lvl w:ilvl="7" w:tplc="04090019" w:tentative="1">
+      <w:start w:val="1"/>
+      <w:numFmt w:val="ideographTraditional"/>
+      <w:lvlText w:val="%8、"/>
+      <w:lvlJc w:val="left"/>
+      <w:pPr>
+        <w:ind w:left="3840" w:hanging="480"/>
+      </w:pPr>
+    </w:lvl>
+    <w:lvl w:ilvl="8" w:tplc="0409001B" w:tentative="1">
+      <w:start w:val="1"/>
+      <w:numFmt w:val="lowerRoman"/>
+      <w:lvlText w:val="%9."/>
+      <w:lvlJc w:val="right"/>
+      <w:pPr>
+        <w:ind w:left="4320" w:hanging="480"/>
+      </w:pPr>
+    </w:lvl>
+  </w:abstractNum>
+  <w:abstractNum w:abstractNumId="8" w15:restartNumberingAfterBreak="0">
     <w:nsid w:val="5DE32140"/>
     <w:multiLevelType w:val="multilevel"/>
     <w:tmpl w:val="B6D48DE2"/>
@@ -34944,10 +39862,10 @@
     </w:lvlOverride>
   </w:num>
   <w:num w:numId="4" w16cid:durableId="689375933">
-    <w:abstractNumId w:val="5"/>
+    <w:abstractNumId w:val="8"/>
   </w:num>
   <w:num w:numId="5" w16cid:durableId="558980467">
-    <w:abstractNumId w:val="5"/>
+    <w:abstractNumId w:val="8"/>
     <w:lvlOverride w:ilvl="1">
       <w:lvl w:ilvl="1">
         <w:numFmt w:val="bullet"/>
@@ -34967,7 +39885,7 @@
     </w:lvlOverride>
   </w:num>
   <w:num w:numId="6" w16cid:durableId="368839590">
-    <w:abstractNumId w:val="5"/>
+    <w:abstractNumId w:val="8"/>
     <w:lvlOverride w:ilvl="1">
       <w:lvl w:ilvl="1">
         <w:numFmt w:val="bullet"/>
@@ -34987,10 +39905,10 @@
     </w:lvlOverride>
   </w:num>
   <w:num w:numId="7" w16cid:durableId="1938828922">
-    <w:abstractNumId w:val="4"/>
+    <w:abstractNumId w:val="6"/>
   </w:num>
   <w:num w:numId="8" w16cid:durableId="1682317664">
-    <w:abstractNumId w:val="4"/>
+    <w:abstractNumId w:val="6"/>
     <w:lvlOverride w:ilvl="1">
       <w:lvl w:ilvl="1">
         <w:numFmt w:val="bullet"/>
@@ -35010,7 +39928,7 @@
     </w:lvlOverride>
   </w:num>
   <w:num w:numId="9" w16cid:durableId="492600558">
-    <w:abstractNumId w:val="4"/>
+    <w:abstractNumId w:val="6"/>
     <w:lvlOverride w:ilvl="1">
       <w:lvl w:ilvl="1">
         <w:numFmt w:val="bullet"/>
@@ -35030,7 +39948,7 @@
     </w:lvlOverride>
   </w:num>
   <w:num w:numId="10" w16cid:durableId="537937312">
-    <w:abstractNumId w:val="4"/>
+    <w:abstractNumId w:val="6"/>
     <w:lvlOverride w:ilvl="1">
       <w:lvl w:ilvl="1">
         <w:numFmt w:val="bullet"/>
@@ -35057,6 +39975,15 @@
   </w:num>
   <w:num w:numId="13" w16cid:durableId="1814592547">
     <w:abstractNumId w:val="3"/>
+  </w:num>
+  <w:num w:numId="14" w16cid:durableId="536428588">
+    <w:abstractNumId w:val="7"/>
+  </w:num>
+  <w:num w:numId="15" w16cid:durableId="548297689">
+    <w:abstractNumId w:val="5"/>
+  </w:num>
+  <w:num w:numId="16" w16cid:durableId="1178546886">
+    <w:abstractNumId w:val="4"/>
   </w:num>
 </w:numbering>
 </file>
@@ -35464,7 +40391,6 @@
   <w:style w:type="character" w:default="1" w:styleId="a0">
     <w:name w:val="Default Paragraph Font"/>
     <w:uiPriority w:val="1"/>
-    <w:semiHidden/>
     <w:unhideWhenUsed/>
   </w:style>
   <w:style w:type="table" w:default="1" w:styleId="a1">
